--- a/docs/Taller-de-Rubricas_Guia-para-empezar.docx
+++ b/docs/Taller-de-Rubricas_Guia-para-empezar.docx
@@ -531,7 +531,7 @@
                 <w:sz w:val="19"/>
                 <w:rFonts w:ascii="Palatino Linotype" w:hAnsi="Palatino Linotype" w:cs="Palatino Linotype"/>
               </w:rPr>
-              <w:t xml:space="preserve"> has mandado. Hoy hay nueve: narración, texto expositivo, exposición oral, texto argumentativo, comentario de texto literario, resumen de un texto, reacción a una noticia, redacción de una noticia y trabajo de investigación multimodal.</w:t>
+              <w:t xml:space="preserve"> has mandado. Hoy hay 10: narración, texto expositivo, exposición oral, debate y situaciones orales dialogadas, texto argumentativo, comentario de texto literario, resumen de un texto, reacción a una noticia, redacción de una noticia y trabajo de investigación multimodal.</w:t>
             </w:r>
           </w:p>
         </w:tc>
@@ -3383,7 +3383,7 @@
           <w:sz w:val="21"/>
           <w:rFonts w:ascii="Palatino Linotype" w:hAnsi="Palatino Linotype" w:cs="Palatino Linotype"/>
         </w:rPr>
-        <w:t xml:space="preserve">Nueve tipos de tarea, escritos curso a curso donde el currículo los sostiene: </w:t>
+        <w:t xml:space="preserve">10 tipos de tarea, escritos curso a curso donde el currículo los sostiene: </w:t>
       </w:r>
       <w:r>
         <w:rPr>
@@ -3393,7 +3393,7 @@
           <w:sz w:val="21"/>
           <w:rFonts w:ascii="Palatino Linotype" w:hAnsi="Palatino Linotype" w:cs="Palatino Linotype"/>
         </w:rPr>
-        <w:t>43 combinaciones de tarea y curso</w:t>
+        <w:t>46 combinaciones de tarea y curso</w:t>
       </w:r>
       <w:r>
         <w:rPr>
@@ -3413,7 +3413,7 @@
           <w:sz w:val="21"/>
           <w:rFonts w:ascii="Palatino Linotype" w:hAnsi="Palatino Linotype" w:cs="Palatino Linotype"/>
         </w:rPr>
-        <w:t>232 criterios oficiales</w:t>
+        <w:t>249 criterios oficiales</w:t>
       </w:r>
       <w:r>
         <w:rPr>
@@ -4015,6 +4015,124 @@
               </w:rPr>
               <w:t>●</w:t>
             </w:r>
+          </w:p>
+        </w:tc>
+      </w:tr>
+      <w:tr>
+        <w:tc>
+          <w:tcPr>
+            <w:tcW w:type="dxa" w:w="2948"/>
+          </w:tcPr>
+          <w:p>
+            <w:pPr>
+              <w:spacing w:before="60" w:after="60"/>
+            </w:pPr>
+            <w:r>
+              <w:rPr>
+                <w:b w:val="0"/>
+                <w:i w:val="0"/>
+                <w:color w:val="1C1F26"/>
+                <w:sz w:val="19"/>
+                <w:rFonts w:ascii="Palatino Linotype" w:hAnsi="Palatino Linotype" w:cs="Palatino Linotype"/>
+              </w:rPr>
+              <w:t>Debate y situaciones orales dialogadas</w:t>
+            </w:r>
+          </w:p>
+        </w:tc>
+        <w:tc>
+          <w:tcPr>
+            <w:tcW w:type="dxa" w:w="1077"/>
+          </w:tcPr>
+          <w:p>
+            <w:pPr>
+              <w:spacing w:before="60" w:after="60"/>
+              <w:jc w:val="center"/>
+            </w:pPr>
+            <w:r>
+              <w:rPr>
+                <w:b w:val="0"/>
+                <w:i w:val="0"/>
+                <w:color w:val="1C1F26"/>
+                <w:sz w:val="19"/>
+                <w:rFonts w:ascii="Palatino Linotype" w:hAnsi="Palatino Linotype" w:cs="Palatino Linotype"/>
+              </w:rPr>
+              <w:t>○</w:t>
+            </w:r>
+          </w:p>
+        </w:tc>
+        <w:tc>
+          <w:tcPr>
+            <w:tcW w:type="dxa" w:w="1077"/>
+          </w:tcPr>
+          <w:p>
+            <w:pPr>
+              <w:spacing w:before="60" w:after="60"/>
+              <w:jc w:val="center"/>
+            </w:pPr>
+            <w:r>
+              <w:rPr>
+                <w:b w:val="0"/>
+                <w:i w:val="0"/>
+                <w:color w:val="1C1F26"/>
+                <w:sz w:val="19"/>
+                <w:rFonts w:ascii="Palatino Linotype" w:hAnsi="Palatino Linotype" w:cs="Palatino Linotype"/>
+              </w:rPr>
+              <w:t>○</w:t>
+            </w:r>
+          </w:p>
+        </w:tc>
+        <w:tc>
+          <w:tcPr>
+            <w:tcW w:type="dxa" w:w="1077"/>
+          </w:tcPr>
+          <w:p>
+            <w:pPr>
+              <w:spacing w:before="60" w:after="60"/>
+              <w:jc w:val="center"/>
+            </w:pPr>
+          </w:p>
+        </w:tc>
+        <w:tc>
+          <w:tcPr>
+            <w:tcW w:type="dxa" w:w="1077"/>
+          </w:tcPr>
+          <w:p>
+            <w:pPr>
+              <w:spacing w:before="60" w:after="60"/>
+              <w:jc w:val="center"/>
+            </w:pPr>
+            <w:r>
+              <w:rPr>
+                <w:b w:val="0"/>
+                <w:i w:val="0"/>
+                <w:color w:val="1C1F26"/>
+                <w:sz w:val="19"/>
+                <w:rFonts w:ascii="Palatino Linotype" w:hAnsi="Palatino Linotype" w:cs="Palatino Linotype"/>
+              </w:rPr>
+              <w:t>●</w:t>
+            </w:r>
+          </w:p>
+        </w:tc>
+        <w:tc>
+          <w:tcPr>
+            <w:tcW w:type="dxa" w:w="1077"/>
+          </w:tcPr>
+          <w:p>
+            <w:pPr>
+              <w:spacing w:before="60" w:after="60"/>
+              <w:jc w:val="center"/>
+            </w:pPr>
+          </w:p>
+        </w:tc>
+        <w:tc>
+          <w:tcPr>
+            <w:tcW w:type="dxa" w:w="1077"/>
+          </w:tcPr>
+          <w:p>
+            <w:pPr>
+              <w:spacing w:before="60" w:after="60"/>
+              <w:jc w:val="center"/>
+            </w:pPr>
           </w:p>
         </w:tc>
       </w:tr>

--- a/docs/Taller-de-Rubricas_Guia-para-empezar.docx
+++ b/docs/Taller-de-Rubricas_Guia-para-empezar.docx
@@ -2124,7 +2124,7 @@
                 <w:sz w:val="19"/>
                 <w:rFonts w:ascii="Palatino Linotype" w:hAnsi="Palatino Linotype" w:cs="Palatino Linotype"/>
               </w:rPr>
-              <w:t>veintiuna reglas</w:t>
+              <w:t>veintidós reglas</w:t>
             </w:r>
             <w:r>
               <w:rPr>

--- a/docs/Taller-de-Rubricas_Guia-para-empezar.docx
+++ b/docs/Taller-de-Rubricas_Guia-para-empezar.docx
@@ -1710,7 +1710,7 @@
           <w:sz w:val="21"/>
           <w:rFonts w:ascii="Palatino Linotype" w:hAnsi="Palatino Linotype" w:cs="Palatino Linotype"/>
         </w:rPr>
-        <w:t>Exportar rúbrica (iDoceo)</w:t>
+        <w:t>Exportar rúbrica (CSV)</w:t>
       </w:r>
       <w:r>
         <w:rPr>
@@ -2124,7 +2124,7 @@
                 <w:sz w:val="19"/>
                 <w:rFonts w:ascii="Palatino Linotype" w:hAnsi="Palatino Linotype" w:cs="Palatino Linotype"/>
               </w:rPr>
-              <w:t>veintidós reglas</w:t>
+              <w:t>23 reglas</w:t>
             </w:r>
             <w:r>
               <w:rPr>
@@ -2967,7 +2967,7 @@
           <w:sz w:val="30"/>
           <w:rFonts w:ascii="Palatino Linotype" w:hAnsi="Palatino Linotype" w:cs="Palatino Linotype"/>
         </w:rPr>
-        <w:t>8 · Llevar el trabajo a iDoceo</w:t>
+        <w:t>8 · Exportar la rúbrica, y llevar el trabajo a iDoceo si es tu caso</w:t>
       </w:r>
     </w:p>
     <w:p>
@@ -2979,7 +2979,7 @@
           <w:sz w:val="21"/>
           <w:rFonts w:ascii="Palatino Linotype" w:hAnsi="Palatino Linotype" w:cs="Palatino Linotype"/>
         </w:rPr>
-        <w:t xml:space="preserve">iDoceo tiene </w:t>
+        <w:t xml:space="preserve">El botón </w:t>
       </w:r>
       <w:r>
         <w:rPr>
@@ -2989,7 +2989,7 @@
           <w:sz w:val="21"/>
           <w:rFonts w:ascii="Palatino Linotype" w:hAnsi="Palatino Linotype" w:cs="Palatino Linotype"/>
         </w:rPr>
-        <w:t>dos importadores distintos</w:t>
+        <w:t>Exportar rúbrica (CSV)</w:t>
       </w:r>
       <w:r>
         <w:rPr>
@@ -2999,7 +2999,27 @@
           <w:sz w:val="21"/>
           <w:rFonts w:ascii="Palatino Linotype" w:hAnsi="Palatino Linotype" w:cs="Palatino Linotype"/>
         </w:rPr>
-        <w:t xml:space="preserve">, y la app escribe para los dos. No son complementarios: son </w:t>
+        <w:t xml:space="preserve"> de la vista previa saca la matriz en blanco a un archivo que abre cualquier hoja de cálculo — sirve para tenerla en Excel, Sheets o Calc por la razón que sea. Si usas iDoceo, ese mismo CSV es además el formato de su </w:t>
+      </w:r>
+      <w:r>
+        <w:rPr>
+          <w:b/>
+          <w:i w:val="0"/>
+          <w:color w:val="1C1F26"/>
+          <w:sz w:val="21"/>
+          <w:rFonts w:ascii="Palatino Linotype" w:hAnsi="Palatino Linotype" w:cs="Palatino Linotype"/>
+        </w:rPr>
+        <w:t>importador de rúbricas</w:t>
+      </w:r>
+      <w:r>
+        <w:rPr>
+          <w:b w:val="0"/>
+          <w:i w:val="0"/>
+          <w:color w:val="1C1F26"/>
+          <w:sz w:val="21"/>
+          <w:rFonts w:ascii="Palatino Linotype" w:hAnsi="Palatino Linotype" w:cs="Palatino Linotype"/>
+        </w:rPr>
+        <w:t xml:space="preserve">, uno de los dos importadores para los que escribe la app; no son complementarios entre sí: son </w:t>
       </w:r>
       <w:r>
         <w:rPr>
@@ -3019,7 +3039,7 @@
           <w:sz w:val="21"/>
           <w:rFonts w:ascii="Palatino Linotype" w:hAnsi="Palatino Linotype" w:cs="Palatino Linotype"/>
         </w:rPr>
-        <w:t>, y eliges tú, instrumento a instrumento. Los dos archivos son «.csv», el formato que los dos importadores aceptan, así que la exportación no necesita nada instalado y sigue funcionando sin conexión.</w:t>
+        <w:t>, y eliges tú, instrumento a instrumento. Los dos archivos son «.csv», así que la exportación no necesita nada instalado y sigue funcionando sin conexión.</w:t>
       </w:r>
     </w:p>
     <w:tbl>
@@ -3123,7 +3143,7 @@
                 <w:sz w:val="19"/>
                 <w:rFonts w:ascii="Palatino Linotype" w:hAnsi="Palatino Linotype" w:cs="Palatino Linotype"/>
               </w:rPr>
-              <w:t>Exportar rúbrica (iDoceo)</w:t>
+              <w:t>Exportar rúbrica (CSV)</w:t>
             </w:r>
             <w:r>
               <w:rPr>
@@ -3174,7 +3194,7 @@
                 <w:sz w:val="19"/>
                 <w:rFonts w:ascii="Palatino Linotype" w:hAnsi="Palatino Linotype" w:cs="Palatino Linotype"/>
               </w:rPr>
-              <w:t xml:space="preserve">Calificas </w:t>
+              <w:t xml:space="preserve">Si lo importas en iDoceo, calificas </w:t>
             </w:r>
             <w:r>
               <w:rPr>
@@ -3194,7 +3214,7 @@
                 <w:sz w:val="19"/>
                 <w:rFonts w:ascii="Palatino Linotype" w:hAnsi="Palatino Linotype" w:cs="Palatino Linotype"/>
               </w:rPr>
-              <w:t>, tocando cada celda. La pantalla «Calificar» de esta app deja de usarse para ese instrumento.</w:t>
+              <w:t>, tocando cada celda, y la pantalla «Calificar» de esta app deja de usarse para ese instrumento. Si no, tienes la matriz en tu hoja de cálculo para lo que necesites.</w:t>
             </w:r>
           </w:p>
         </w:tc>
@@ -6190,7 +6210,7 @@
           <w:sz w:val="21"/>
           <w:rFonts w:ascii="Palatino Linotype" w:hAnsi="Palatino Linotype" w:cs="Palatino Linotype"/>
         </w:rPr>
-        <w:t>Al terminar, eliges camino (apartado 8). Si quieres calificar dentro de iDoceo, «Exportar rúbrica (iDoceo)» y la importas allí. Si prefieres calificar aquí, usas «Calificar» y luego «Exportar CSV» con las notas.</w:t>
+        <w:t>Al terminar, eliges camino (apartado 8). Si quieres calificar dentro de iDoceo, «Exportar rúbrica (CSV)» y la importas allí, en su importador de rúbricas. Si prefieres calificar aquí, usas «Calificar» y luego «Exportar CSV» con las notas.</w:t>
       </w:r>
     </w:p>
     <w:p>

--- a/docs/Taller-de-Rubricas_Guia-para-empezar.docx
+++ b/docs/Taller-de-Rubricas_Guia-para-empezar.docx
@@ -2713,6 +2713,18 @@
       </w:r>
     </w:p>
     <w:p>
+      <w:r>
+        <w:rPr>
+          <w:b w:val="0"/>
+          <w:i w:val="0"/>
+          <w:color w:val="1C1F26"/>
+          <w:sz w:val="21"/>
+          <w:rFonts w:ascii="Palatino Linotype" w:hAnsi="Palatino Linotype" w:cs="Palatino Linotype"/>
+        </w:rPr>
+        <w:t>La pantalla es la misma tabla de la rúbrica —dimensiones por filas, cuatro niveles por columnas—, como en iDoceo: pinchas la celda del descriptor que alcanza el alumno y la nota, en una barra fija arriba, se recalcula al instante. Un clic por fila; no hay que desplazarse para verla.</w:t>
+      </w:r>
+    </w:p>
+    <w:p>
       <w:pPr>
         <w:pStyle w:val="ListBullet"/>
         <w:spacing w:after="60"/>
@@ -2725,7 +2737,7 @@
           <w:sz w:val="21"/>
           <w:rFonts w:ascii="Palatino Linotype" w:hAnsi="Palatino Linotype" w:cs="Palatino Linotype"/>
         </w:rPr>
-        <w:t>Elegir el nivel de cada dimensión</w:t>
+        <w:t>Pinchar el descriptor de cada dimensión</w:t>
       </w:r>
       <w:r>
         <w:rPr>
@@ -2735,7 +2747,7 @@
           <w:sz w:val="21"/>
           <w:rFonts w:ascii="Palatino Linotype" w:hAnsi="Palatino Linotype" w:cs="Palatino Linotype"/>
         </w:rPr>
-        <w:t xml:space="preserve"> leyendo su descriptor, o —en las dimensiones que traen matriz contable— marcar directamente la banda de cada componente: «3,0 puntos si emplea cuatro o más tipos de marcador; 2,0 si emplea dos o tres». Eso se cuenta, no se estima.</w:t>
+        <w:t>, o —en las dimensiones que traen matriz contable— pulsar «Contar» y marcar la banda de cada componente, que se despliegan dentro de la misma fila: «3,0 puntos si emplea cuatro o más tipos de marcador; 2,0 si emplea dos o tres». Eso se cuenta, no se estima. Las dos vías valen: cuenta cuando la nota importe y pincha cuando baste el nivel. Volver a pinchar una celda la desmarca, y pinchar un descriptor con la matriz abierta la cierra.</w:t>
       </w:r>
     </w:p>
     <w:p>
@@ -2865,7 +2877,7 @@
           <w:sz w:val="21"/>
           <w:rFonts w:ascii="Palatino Linotype" w:hAnsi="Palatino Linotype" w:cs="Palatino Linotype"/>
         </w:rPr>
-        <w:t xml:space="preserve"> Las calificaciones se quedan en tu propio equipo, agrupadas por actividad: puedes corregir treinta exámenes en tres tardes sin perder nada, y borrarlas cuando quieras.</w:t>
+        <w:t xml:space="preserve"> «Guardar y pasar al siguiente» archiva la nota, vacía la cuadrícula y deja el cursor en el nombre del siguiente. Las calificaciones se quedan en tu propio equipo, agrupadas por actividad: puedes corregir treinta exámenes en tres tardes sin perder nada, cargar a uno para retocarlo y borrarlas cuando quieras.</w:t>
       </w:r>
     </w:p>
     <w:p>
@@ -6090,7 +6102,7 @@
           <w:sz w:val="21"/>
           <w:rFonts w:ascii="Palatino Linotype" w:hAnsi="Palatino Linotype" w:cs="Palatino Linotype"/>
         </w:rPr>
-        <w:t>Pulsas «Calificar», marcas las bandas contables de cada componente y guardas al alumno por su nombre.</w:t>
+        <w:t>Pulsas «Calificar», abres «Contar» en las dimensiones con matriz, marcas la banda de cada componente y guardas al alumno por su nombre.</w:t>
       </w:r>
     </w:p>
     <w:p>

--- a/docs/Taller-de-Rubricas_Guia-para-empezar.docx
+++ b/docs/Taller-de-Rubricas_Guia-para-empezar.docx
@@ -889,7 +889,7 @@
                 <w:sz w:val="19"/>
                 <w:rFonts w:ascii="Palatino Linotype" w:hAnsi="Palatino Linotype" w:cs="Palatino Linotype"/>
               </w:rPr>
-              <w:t>Tarea de desempeño o proyecto</w:t>
+              <w:t>Actividad competencial</w:t>
             </w:r>
           </w:p>
         </w:tc>
@@ -5694,7 +5694,7 @@
           <w:sz w:val="21"/>
           <w:rFonts w:ascii="Palatino Linotype" w:hAnsi="Palatino Linotype" w:cs="Palatino Linotype"/>
         </w:rPr>
-        <w:t>Tipo de prueba: «Tarea de desempeño o proyecto». Tipo de tarea: «Texto expositivo». Curso: 3.º de ESO.</w:t>
+        <w:t>Tipo de prueba: «Actividad competencial». Tipo de tarea: «Texto expositivo». Curso: 3.º de ESO.</w:t>
       </w:r>
     </w:p>
     <w:p>

--- a/docs/Taller-de-Rubricas_Guia-para-empezar.docx
+++ b/docs/Taller-de-Rubricas_Guia-para-empezar.docx
@@ -1660,7 +1660,7 @@
           <w:sz w:val="21"/>
           <w:rFonts w:ascii="Palatino Linotype" w:hAnsi="Palatino Linotype" w:cs="Palatino Linotype"/>
         </w:rPr>
-        <w:t xml:space="preserve">Además de las siete pestañas hay cuatro botones: </w:t>
+        <w:t xml:space="preserve">Además de las siete pestañas hay cinco botones: </w:t>
       </w:r>
       <w:r>
         <w:rPr>
@@ -1720,7 +1720,7 @@
           <w:sz w:val="21"/>
           <w:rFonts w:ascii="Palatino Linotype" w:hAnsi="Palatino Linotype" w:cs="Palatino Linotype"/>
         </w:rPr>
-        <w:t xml:space="preserve"> (apartado 8) e </w:t>
+        <w:t xml:space="preserve"> (apartado 8), </w:t>
       </w:r>
       <w:r>
         <w:rPr>
@@ -1740,7 +1740,27 @@
           <w:sz w:val="21"/>
           <w:rFonts w:ascii="Palatino Linotype" w:hAnsi="Palatino Linotype" w:cs="Palatino Linotype"/>
         </w:rPr>
-        <w:t xml:space="preserve"> — que manda a la impresora o a «Guardar como PDF» exactamente la pestaña que tengas delante, con los «¿por qué?» ocultos, porque el papel es para el aula.</w:t>
+        <w:t xml:space="preserve"> — que manda a la impresora o a «Guardar como PDF» exactamente la pestaña que tengas delante, con los «¿por qué?» ocultos, porque el papel es para el aula— e </w:t>
+      </w:r>
+      <w:r>
+        <w:rPr>
+          <w:b/>
+          <w:i w:val="0"/>
+          <w:color w:val="1C1F26"/>
+          <w:sz w:val="21"/>
+          <w:rFonts w:ascii="Palatino Linotype" w:hAnsi="Palatino Linotype" w:cs="Palatino Linotype"/>
+        </w:rPr>
+        <w:t>Imprimir solo la rúbrica breve</w:t>
+      </w:r>
+      <w:r>
+        <w:rPr>
+          <w:b w:val="0"/>
+          <w:i w:val="0"/>
+          <w:color w:val="1C1F26"/>
+          <w:sz w:val="21"/>
+          <w:rFonts w:ascii="Palatino Linotype" w:hAnsi="Palatino Linotype" w:cs="Palatino Linotype"/>
+        </w:rPr>
+        <w:t xml:space="preserve"> (apartado 4).</w:t>
       </w:r>
     </w:p>
     <w:tbl>
@@ -1792,7 +1812,7 @@
                 <w:sz w:val="20"/>
                 <w:rFonts w:ascii="Palatino Linotype" w:hAnsi="Palatino Linotype" w:cs="Palatino Linotype"/>
               </w:rPr>
-              <w:t>El registro lingüístico se ajusta al curso: la ficha de 1.º de ESO y la de 2.º de Bachillerato no le hablan igual al alumno. Está pensada para caber en un A4 y para proyectarse.</w:t>
+              <w:t>«Imprimir solo la rúbrica breve» saca en una sola hoja la tabla de los cuatro niveles que va dentro de la ficha, y nada más: ni cabecera, ni explicaciones, ni el resto de bloques. Da igual qué pestaña tengas abierta al pulsarlo. Es la hoja que el alumno tiene delante mientras escribe.</w:t>
             </w:r>
           </w:p>
         </w:tc>
@@ -1906,7 +1926,7 @@
           <w:sz w:val="21"/>
           <w:rFonts w:ascii="Palatino Linotype" w:hAnsi="Palatino Linotype" w:cs="Palatino Linotype"/>
         </w:rPr>
-        <w:t xml:space="preserve"> — el descriptor más alto de cada dimensión, convertido en instrucción accionable.</w:t>
+        <w:t xml:space="preserve"> — el descriptor más alto de cada dimensión, tal cual: ya está escrito como una instrucción (un verbo, un objeto, una condición).</w:t>
       </w:r>
     </w:p>
     <w:p>
@@ -1922,7 +1942,7 @@
           <w:sz w:val="21"/>
           <w:rFonts w:ascii="Palatino Linotype" w:hAnsi="Palatino Linotype" w:cs="Palatino Linotype"/>
         </w:rPr>
-        <w:t>Cómo se calcula la nota</w:t>
+        <w:t>La rúbrica completa, en breve</w:t>
       </w:r>
       <w:r>
         <w:rPr>
@@ -1932,33 +1952,7 @@
           <w:sz w:val="21"/>
           <w:rFonts w:ascii="Palatino Linotype" w:hAnsi="Palatino Linotype" w:cs="Palatino Linotype"/>
         </w:rPr>
-        <w:t xml:space="preserve"> — la escala elegida, sin letra pequeña.</w:t>
-      </w:r>
-    </w:p>
-    <w:p>
-      <w:pPr>
-        <w:pStyle w:val="ListBullet"/>
-        <w:spacing w:after="60"/>
-      </w:pPr>
-      <w:r>
-        <w:rPr>
-          <w:b/>
-          <w:i w:val="0"/>
-          <w:color w:val="1C1F26"/>
-          <w:sz w:val="21"/>
-          <w:rFonts w:ascii="Palatino Linotype" w:hAnsi="Palatino Linotype" w:cs="Palatino Linotype"/>
-        </w:rPr>
-        <w:t>Un guion para presentarla en clase</w:t>
-      </w:r>
-      <w:r>
-        <w:rPr>
-          <w:b w:val="0"/>
-          <w:i w:val="0"/>
-          <w:color w:val="1C1F26"/>
-          <w:sz w:val="21"/>
-          <w:rFonts w:ascii="Palatino Linotype" w:hAnsi="Palatino Linotype" w:cs="Palatino Linotype"/>
-        </w:rPr>
-        <w:t xml:space="preserve"> — media página para ti: apertura, recorrido dimensión a dimensión, un ejemplo contrastado de N2 frente a N4 y dos preguntas para lanzar al grupo. Pensado para cinco o diez minutos.</w:t>
+        <w:t xml:space="preserve"> — la tabla de los cuatro niveles, con el nombre de cada dimensión y su peso, sin el criterio oficial ni la etiqueta del bloque: eso es para ti, no para el alumno. Ningún descriptor se recorta. Tiene su propio botón de impresión, que la saca sola en una hoja.</w:t>
       </w:r>
     </w:p>
     <w:p>
@@ -1985,6 +1979,64 @@
           <w:rFonts w:ascii="Palatino Linotype" w:hAnsi="Palatino Linotype" w:cs="Palatino Linotype"/>
         </w:rPr>
         <w:t xml:space="preserve"> — si ya has calificado, un desplegable muestra su nivel y sus puntos por dimensión y la nota final. Para la entrega individual.</w:t>
+      </w:r>
+    </w:p>
+    <w:p>
+      <w:pPr>
+        <w:pStyle w:val="ListBullet"/>
+        <w:spacing w:after="60"/>
+      </w:pPr>
+      <w:r>
+        <w:rPr>
+          <w:b/>
+          <w:i w:val="0"/>
+          <w:color w:val="1C1F26"/>
+          <w:sz w:val="21"/>
+          <w:rFonts w:ascii="Palatino Linotype" w:hAnsi="Palatino Linotype" w:cs="Palatino Linotype"/>
+        </w:rPr>
+        <w:t>Cómo se calcula la nota</w:t>
+      </w:r>
+      <w:r>
+        <w:rPr>
+          <w:b w:val="0"/>
+          <w:i w:val="0"/>
+          <w:color w:val="1C1F26"/>
+          <w:sz w:val="21"/>
+          <w:rFonts w:ascii="Palatino Linotype" w:hAnsi="Palatino Linotype" w:cs="Palatino Linotype"/>
+        </w:rPr>
+        <w:t xml:space="preserve"> — una frase: se valora el nivel alcanzado en cada dimensión por su descriptor. La aritmética, cuando la hay, la ves en «Calificar».</w:t>
+      </w:r>
+    </w:p>
+    <w:p>
+      <w:r>
+        <w:rPr>
+          <w:b w:val="0"/>
+          <w:i w:val="0"/>
+          <w:color w:val="1C1F26"/>
+          <w:sz w:val="21"/>
+          <w:rFonts w:ascii="Palatino Linotype" w:hAnsi="Palatino Linotype" w:cs="Palatino Linotype"/>
+        </w:rPr>
+        <w:t xml:space="preserve">Lo que la ficha </w:t>
+      </w:r>
+      <w:r>
+        <w:rPr>
+          <w:b/>
+          <w:i w:val="0"/>
+          <w:color w:val="1C1F26"/>
+          <w:sz w:val="21"/>
+          <w:rFonts w:ascii="Palatino Linotype" w:hAnsi="Palatino Linotype" w:cs="Palatino Linotype"/>
+        </w:rPr>
+        <w:t>no</w:t>
+      </w:r>
+      <w:r>
+        <w:rPr>
+          <w:b w:val="0"/>
+          <w:i w:val="0"/>
+          <w:color w:val="1C1F26"/>
+          <w:sz w:val="21"/>
+          <w:rFonts w:ascii="Palatino Linotype" w:hAnsi="Palatino Linotype" w:cs="Palatino Linotype"/>
+        </w:rPr>
+        <w:t xml:space="preserve"> trae todavía es el guion para presentarla en clase —media página para ti, con apertura, recorrido dimensión a dimensión, un N2 frente a un N4 y dos preguntas para el grupo—. Está diseñado y en la lista de lo previsto (apartado 10).</w:t>
       </w:r>
     </w:p>
     <w:p>
@@ -5290,6 +5342,48 @@
                 <w:sz w:val="19"/>
                 <w:rFonts w:ascii="Palatino Linotype" w:hAnsi="Palatino Linotype" w:cs="Palatino Linotype"/>
               </w:rPr>
+              <w:t>Guion para presentar la ficha en clase</w:t>
+            </w:r>
+          </w:p>
+        </w:tc>
+        <w:tc>
+          <w:tcPr>
+            <w:tcW w:type="dxa" w:w="6576"/>
+          </w:tcPr>
+          <w:p>
+            <w:pPr>
+              <w:spacing w:before="60" w:after="60"/>
+            </w:pPr>
+            <w:r>
+              <w:rPr>
+                <w:b w:val="0"/>
+                <w:i w:val="0"/>
+                <w:color w:val="1C1F26"/>
+                <w:sz w:val="19"/>
+                <w:rFonts w:ascii="Palatino Linotype" w:hAnsi="Palatino Linotype" w:cs="Palatino Linotype"/>
+              </w:rPr>
+              <w:t>Media página para ti: apertura, recorrido dimensión a dimensión, un N2 frente a un N4 y dos preguntas para el grupo. Diseñado, no implementado.</w:t>
+            </w:r>
+          </w:p>
+        </w:tc>
+      </w:tr>
+      <w:tr>
+        <w:tc>
+          <w:tcPr>
+            <w:tcW w:type="dxa" w:w="2835"/>
+          </w:tcPr>
+          <w:p>
+            <w:pPr>
+              <w:spacing w:before="60" w:after="60"/>
+            </w:pPr>
+            <w:r>
+              <w:rPr>
+                <w:b w:val="0"/>
+                <w:i w:val="0"/>
+                <w:color w:val="1C1F26"/>
+                <w:sz w:val="19"/>
+                <w:rFonts w:ascii="Palatino Linotype" w:hAnsi="Palatino Linotype" w:cs="Palatino Linotype"/>
+              </w:rPr>
               <w:t>Guardar la configuración en «.json»</w:t>
             </w:r>
           </w:p>
@@ -6592,7 +6686,7 @@
                 <w:sz w:val="19"/>
                 <w:rFonts w:ascii="Palatino Linotype" w:hAnsi="Palatino Linotype" w:cs="Palatino Linotype"/>
               </w:rPr>
-              <w:t>Por eso la ficha no es una tabla: es una hoja que dice qué se te pide, qué se valora, por qué unas cosas pesan más y cómo se llega al nivel excelente. Y viene con un guion de cinco a diez minutos para presentarla en clase.</w:t>
+              <w:t>Por eso la ficha no es solo una tabla: es una hoja que dice qué se te pide, qué se valora, por qué unas cosas pesan más y cómo se llega al nivel excelente, y la tabla de los cuatro niveles va al final, en breve, para que la tengan delante mientras escriben.</w:t>
             </w:r>
           </w:p>
         </w:tc>

--- a/docs/Taller-de-Rubricas_Guia-para-empezar.docx
+++ b/docs/Taller-de-Rubricas_Guia-para-empezar.docx
@@ -59,7 +59,7 @@
                 <w:sz w:val="21"/>
                 <w:rFonts w:ascii="Palatino Linotype" w:hAnsi="Palatino Linotype" w:cs="Palatino Linotype"/>
               </w:rPr>
-              <w:t>Qué hace la aplicación, para qué sirve cada cosa y cómo se usa en clase.</w:t>
+              <w:t>Cómo se usa en clase, pantalla a pantalla, y por qué hace lo que hace.</w:t>
             </w:r>
           </w:p>
         </w:tc>
@@ -91,7 +91,7 @@
           <w:sz w:val="19"/>
           <w:rFonts w:ascii="Palatino Linotype" w:hAnsi="Palatino Linotype" w:cs="Palatino Linotype"/>
         </w:rPr>
-        <w:t>Funciona en el navegador, sin cuentas y sin conexión. Se instala en el iPad, en Android y en el ordenador. Estado del contenido: 26 de agosto de 2026.</w:t>
+        <w:t>Funciona en el navegador, sin cuentas y sin conexión, y se instala en el iPad, en Android o en el ordenador. Contenido a 28 de septiembre de 2026.</w:t>
       </w:r>
     </w:p>
     <w:p>
@@ -123,6 +123,9 @@
         <w:gridCol w:w="9412"/>
       </w:tblGrid>
       <w:tr>
+        <w:trPr>
+          <w:cantSplit/>
+        </w:trPr>
         <w:tc>
           <w:tcPr>
             <w:tcW w:type="dxa" w:w="9412"/>
@@ -140,7 +143,7 @@
                 <w:sz w:val="20"/>
                 <w:rFonts w:ascii="Palatino Linotype" w:hAnsi="Palatino Linotype" w:cs="Palatino Linotype"/>
               </w:rPr>
-              <w:t>Si nunca has trabajado con rúbricas, esta aplicación es exactamente para ti.</w:t>
+              <w:t>Si nunca has hecho una rúbrica, esta guía empieza por ti</w:t>
             </w:r>
           </w:p>
           <w:p>
@@ -155,7 +158,7 @@
                 <w:sz w:val="20"/>
                 <w:rFonts w:ascii="Palatino Linotype" w:hAnsi="Palatino Linotype" w:cs="Palatino Linotype"/>
               </w:rPr>
-              <w:t>No te pide que redactes descriptores, ni que inventes criterios, ni que decidas cuántos niveles poner. Todo eso ya está escrito y sacado del currículo oficial. Tú dices qué vas a evaluar, en qué curso y de cuánto tiempo dispones para corregir; la app monta el instrumento y te lo da listo para imprimir.</w:t>
+              <w:t>No vas a redactar descriptores ni a decidir cuántos niveles poner, porque eso ya está escrito y sale del decreto: tú dices qué vas a evaluar, en qué curso y cuánto tiempo tienes para corregir, y la app monta el instrumento y la hoja que se lleva el alumno. La primera vez deberían bastarte tres minutos.</w:t>
             </w:r>
           </w:p>
         </w:tc>
@@ -168,6 +171,321 @@
     </w:p>
     <w:p>
       <w:pPr>
+        <w:pStyle w:val="Heading2"/>
+        <w:keepNext/>
+        <w:spacing w:before="240" w:after="60"/>
+      </w:pPr>
+      <w:r>
+        <w:rPr>
+          <w:b/>
+          <w:i w:val="0"/>
+          <w:color w:val="1C1F26"/>
+          <w:sz w:val="23"/>
+          <w:rFonts w:ascii="Palatino Linotype" w:hAnsi="Palatino Linotype" w:cs="Palatino Linotype"/>
+        </w:rPr>
+        <w:t>Por dónde empezar</w:t>
+      </w:r>
+    </w:p>
+    <w:tbl>
+      <w:tblPr>
+        <w:tblW w:type="auto" w:w="0"/>
+        <w:tblLayout w:type="fixed"/>
+        <w:tblLook w:firstColumn="1" w:firstRow="1" w:lastColumn="0" w:lastRow="0" w:noHBand="0" w:noVBand="1" w:val="04A0"/>
+        <w:tblBorders>
+          <w:top w:val="single" w:sz="6" w:color="D8D3CA"/>
+          <w:bottom w:val="single" w:sz="6" w:color="D8D3CA"/>
+          <w:insideH w:val="single" w:sz="6" w:color="D8D3CA"/>
+          <w:left w:val="none"/>
+          <w:right w:val="none"/>
+          <w:insideV w:val="none"/>
+        </w:tblBorders>
+      </w:tblPr>
+      <w:tblGrid>
+        <w:gridCol w:w="6009"/>
+        <w:gridCol w:w="3402"/>
+      </w:tblGrid>
+      <w:tr>
+        <w:trPr>
+          <w:tblHeader w:val="true"/>
+          <w:cantSplit/>
+        </w:trPr>
+        <w:tc>
+          <w:tcPr>
+            <w:tcW w:type="dxa" w:w="6009"/>
+            <w:shd w:val="clear" w:fill="F4F2EE"/>
+          </w:tcPr>
+          <w:p>
+            <w:pPr>
+              <w:spacing w:before="60" w:after="60"/>
+            </w:pPr>
+            <w:r>
+              <w:rPr>
+                <w:b/>
+                <w:i w:val="0"/>
+                <w:color w:val="1C1F26"/>
+                <w:sz w:val="19"/>
+                <w:rFonts w:ascii="Palatino Linotype" w:hAnsi="Palatino Linotype" w:cs="Palatino Linotype"/>
+              </w:rPr>
+              <w:t>Si…</w:t>
+            </w:r>
+          </w:p>
+        </w:tc>
+        <w:tc>
+          <w:tcPr>
+            <w:tcW w:type="dxa" w:w="3402"/>
+            <w:shd w:val="clear" w:fill="F4F2EE"/>
+          </w:tcPr>
+          <w:p>
+            <w:pPr>
+              <w:spacing w:before="60" w:after="60"/>
+            </w:pPr>
+            <w:r>
+              <w:rPr>
+                <w:b/>
+                <w:i w:val="0"/>
+                <w:color w:val="1C1F26"/>
+                <w:sz w:val="19"/>
+                <w:rFonts w:ascii="Palatino Linotype" w:hAnsi="Palatino Linotype" w:cs="Palatino Linotype"/>
+              </w:rPr>
+              <w:t>Lee</w:t>
+            </w:r>
+          </w:p>
+        </w:tc>
+      </w:tr>
+      <w:tr>
+        <w:trPr>
+          <w:cantSplit/>
+        </w:trPr>
+        <w:tc>
+          <w:tcPr>
+            <w:tcW w:type="dxa" w:w="6009"/>
+          </w:tcPr>
+          <w:p>
+            <w:pPr>
+              <w:spacing w:before="60" w:after="60"/>
+            </w:pPr>
+            <w:r>
+              <w:rPr>
+                <w:b w:val="0"/>
+                <w:i w:val="0"/>
+                <w:color w:val="1C1F26"/>
+                <w:sz w:val="19"/>
+                <w:rFonts w:ascii="Palatino Linotype" w:hAnsi="Palatino Linotype" w:cs="Palatino Linotype"/>
+              </w:rPr>
+              <w:t>vas a usarla mañana por primera vez</w:t>
+            </w:r>
+          </w:p>
+        </w:tc>
+        <w:tc>
+          <w:tcPr>
+            <w:tcW w:type="dxa" w:w="3402"/>
+          </w:tcPr>
+          <w:p>
+            <w:pPr>
+              <w:spacing w:before="60" w:after="60"/>
+            </w:pPr>
+            <w:r>
+              <w:rPr>
+                <w:b w:val="0"/>
+                <w:i w:val="0"/>
+                <w:color w:val="1C1F26"/>
+                <w:sz w:val="19"/>
+                <w:rFonts w:ascii="Palatino Linotype" w:hAnsi="Palatino Linotype" w:cs="Palatino Linotype"/>
+              </w:rPr>
+              <w:t>los apartados 2, 3 y 4</w:t>
+            </w:r>
+          </w:p>
+        </w:tc>
+      </w:tr>
+      <w:tr>
+        <w:trPr>
+          <w:cantSplit/>
+        </w:trPr>
+        <w:tc>
+          <w:tcPr>
+            <w:tcW w:type="dxa" w:w="6009"/>
+          </w:tcPr>
+          <w:p>
+            <w:pPr>
+              <w:spacing w:before="60" w:after="60"/>
+            </w:pPr>
+            <w:r>
+              <w:rPr>
+                <w:b w:val="0"/>
+                <w:i w:val="0"/>
+                <w:color w:val="1C1F26"/>
+                <w:sz w:val="19"/>
+                <w:rFonts w:ascii="Palatino Linotype" w:hAnsi="Palatino Linotype" w:cs="Palatino Linotype"/>
+              </w:rPr>
+              <w:t>tus alumnos no entienden las rúbricas</w:t>
+            </w:r>
+          </w:p>
+        </w:tc>
+        <w:tc>
+          <w:tcPr>
+            <w:tcW w:type="dxa" w:w="3402"/>
+          </w:tcPr>
+          <w:p>
+            <w:pPr>
+              <w:spacing w:before="60" w:after="60"/>
+            </w:pPr>
+            <w:r>
+              <w:rPr>
+                <w:b w:val="0"/>
+                <w:i w:val="0"/>
+                <w:color w:val="1C1F26"/>
+                <w:sz w:val="19"/>
+                <w:rFonts w:ascii="Palatino Linotype" w:hAnsi="Palatino Linotype" w:cs="Palatino Linotype"/>
+              </w:rPr>
+              <w:t>el 5</w:t>
+            </w:r>
+          </w:p>
+        </w:tc>
+      </w:tr>
+      <w:tr>
+        <w:trPr>
+          <w:cantSplit/>
+        </w:trPr>
+        <w:tc>
+          <w:tcPr>
+            <w:tcW w:type="dxa" w:w="6009"/>
+          </w:tcPr>
+          <w:p>
+            <w:pPr>
+              <w:spacing w:before="60" w:after="60"/>
+            </w:pPr>
+            <w:r>
+              <w:rPr>
+                <w:b w:val="0"/>
+                <w:i w:val="0"/>
+                <w:color w:val="1C1F26"/>
+                <w:sz w:val="19"/>
+                <w:rFonts w:ascii="Palatino Linotype" w:hAnsi="Palatino Linotype" w:cs="Palatino Linotype"/>
+              </w:rPr>
+              <w:t>tienes que poner nota</w:t>
+            </w:r>
+          </w:p>
+        </w:tc>
+        <w:tc>
+          <w:tcPr>
+            <w:tcW w:type="dxa" w:w="3402"/>
+          </w:tcPr>
+          <w:p>
+            <w:pPr>
+              <w:spacing w:before="60" w:after="60"/>
+            </w:pPr>
+            <w:r>
+              <w:rPr>
+                <w:b w:val="0"/>
+                <w:i w:val="0"/>
+                <w:color w:val="1C1F26"/>
+                <w:sz w:val="19"/>
+                <w:rFonts w:ascii="Palatino Linotype" w:hAnsi="Palatino Linotype" w:cs="Palatino Linotype"/>
+              </w:rPr>
+              <w:t>el 8</w:t>
+            </w:r>
+          </w:p>
+        </w:tc>
+      </w:tr>
+      <w:tr>
+        <w:trPr>
+          <w:cantSplit/>
+        </w:trPr>
+        <w:tc>
+          <w:tcPr>
+            <w:tcW w:type="dxa" w:w="6009"/>
+          </w:tcPr>
+          <w:p>
+            <w:pPr>
+              <w:spacing w:before="60" w:after="60"/>
+            </w:pPr>
+            <w:r>
+              <w:rPr>
+                <w:b w:val="0"/>
+                <w:i w:val="0"/>
+                <w:color w:val="1C1F26"/>
+                <w:sz w:val="19"/>
+                <w:rFonts w:ascii="Palatino Linotype" w:hAnsi="Palatino Linotype" w:cs="Palatino Linotype"/>
+              </w:rPr>
+              <w:t>llevas el curso en iDoceo</w:t>
+            </w:r>
+          </w:p>
+        </w:tc>
+        <w:tc>
+          <w:tcPr>
+            <w:tcW w:type="dxa" w:w="3402"/>
+          </w:tcPr>
+          <w:p>
+            <w:pPr>
+              <w:spacing w:before="60" w:after="60"/>
+            </w:pPr>
+            <w:r>
+              <w:rPr>
+                <w:b w:val="0"/>
+                <w:i w:val="0"/>
+                <w:color w:val="1C1F26"/>
+                <w:sz w:val="19"/>
+                <w:rFonts w:ascii="Palatino Linotype" w:hAnsi="Palatino Linotype" w:cs="Palatino Linotype"/>
+              </w:rPr>
+              <w:t>el 9</w:t>
+            </w:r>
+          </w:p>
+        </w:tc>
+      </w:tr>
+      <w:tr>
+        <w:trPr>
+          <w:cantSplit/>
+        </w:trPr>
+        <w:tc>
+          <w:tcPr>
+            <w:tcW w:type="dxa" w:w="6009"/>
+          </w:tcPr>
+          <w:p>
+            <w:pPr>
+              <w:spacing w:before="60" w:after="60"/>
+            </w:pPr>
+            <w:r>
+              <w:rPr>
+                <w:b w:val="0"/>
+                <w:i w:val="0"/>
+                <w:color w:val="1C1F26"/>
+                <w:sz w:val="19"/>
+                <w:rFonts w:ascii="Palatino Linotype" w:hAnsi="Palatino Linotype" w:cs="Palatino Linotype"/>
+              </w:rPr>
+              <w:t>quieres ver un caso parecido al tuyo</w:t>
+            </w:r>
+          </w:p>
+        </w:tc>
+        <w:tc>
+          <w:tcPr>
+            <w:tcW w:type="dxa" w:w="3402"/>
+          </w:tcPr>
+          <w:p>
+            <w:pPr>
+              <w:spacing w:before="60" w:after="60"/>
+            </w:pPr>
+            <w:r>
+              <w:rPr>
+                <w:b w:val="0"/>
+                <w:i w:val="0"/>
+                <w:color w:val="1C1F26"/>
+                <w:sz w:val="19"/>
+                <w:rFonts w:ascii="Palatino Linotype" w:hAnsi="Palatino Linotype" w:cs="Palatino Linotype"/>
+              </w:rPr>
+              <w:t>el 12</w:t>
+            </w:r>
+          </w:p>
+        </w:tc>
+      </w:tr>
+    </w:tbl>
+    <w:p>
+      <w:pPr>
+        <w:spacing w:after="0"/>
+      </w:pPr>
+    </w:p>
+    <w:p>
+      <w:pPr>
+        <w:pStyle w:val="Heading1"/>
         <w:keepNext/>
         <w:spacing w:before="400" w:after="100"/>
       </w:pPr>
@@ -179,7 +497,19 @@
           <w:sz w:val="30"/>
           <w:rFonts w:ascii="Palatino Linotype" w:hAnsi="Palatino Linotype" w:cs="Palatino Linotype"/>
         </w:rPr>
-        <w:t>1 · Lo primero: lo que no necesitas saber</w:t>
+        <w:t>1 · Antes de nada: lo que no hace falta</w:t>
+      </w:r>
+    </w:p>
+    <w:p>
+      <w:r>
+        <w:rPr>
+          <w:b w:val="0"/>
+          <w:i w:val="0"/>
+          <w:color w:val="1C1F26"/>
+          <w:sz w:val="21"/>
+          <w:rFonts w:ascii="Palatino Linotype" w:hAnsi="Palatino Linotype" w:cs="Palatino Linotype"/>
+        </w:rPr>
+        <w:t>Lo que suele preguntarse antes de abrirla por primera vez:</w:t>
       </w:r>
     </w:p>
     <w:p>
@@ -205,7 +535,7 @@
           <w:sz w:val="21"/>
           <w:rFonts w:ascii="Palatino Linotype" w:hAnsi="Palatino Linotype" w:cs="Palatino Linotype"/>
         </w:rPr>
-        <w:t xml:space="preserve"> No pide correo, ni contraseña, ni el nombre de ningún alumno para funcionar.</w:t>
+        <w:t xml:space="preserve"> No pide correo ni contraseña, ni el nombre de ningún alumno para funcionar.</w:t>
       </w:r>
     </w:p>
     <w:p>
@@ -221,7 +551,7 @@
           <w:sz w:val="21"/>
           <w:rFonts w:ascii="Palatino Linotype" w:hAnsi="Palatino Linotype" w:cs="Palatino Linotype"/>
         </w:rPr>
-        <w:t>No se envía nada a ninguna parte.</w:t>
+        <w:t>No sale nada de tu equipo.</w:t>
       </w:r>
       <w:r>
         <w:rPr>
@@ -231,7 +561,7 @@
           <w:sz w:val="21"/>
           <w:rFonts w:ascii="Palatino Linotype" w:hAnsi="Palatino Linotype" w:cs="Palatino Linotype"/>
         </w:rPr>
-        <w:t xml:space="preserve"> Todo ocurre en tu propio navegador. Se puede instalar en el iPad, en Android o en el ordenador, y después funciona sin internet.</w:t>
+        <w:t xml:space="preserve"> Todo ocurre en el navegador. Si la instalas en el iPad, en Android o en el ordenador, funciona también sin internet.</w:t>
       </w:r>
     </w:p>
     <w:p>
@@ -247,7 +577,7 @@
           <w:sz w:val="21"/>
           <w:rFonts w:ascii="Palatino Linotype" w:hAnsi="Palatino Linotype" w:cs="Palatino Linotype"/>
         </w:rPr>
-        <w:t>No hay nada que romper.</w:t>
+        <w:t>Equivocarse no cuesta nada.</w:t>
       </w:r>
       <w:r>
         <w:rPr>
@@ -257,7 +587,7 @@
           <w:sz w:val="21"/>
           <w:rFonts w:ascii="Palatino Linotype" w:hAnsi="Palatino Linotype" w:cs="Palatino Linotype"/>
         </w:rPr>
-        <w:t xml:space="preserve"> Si eliges mal, cambias el desplegable y vuelves a generar. Nada se publica, nada se pierde.</w:t>
+        <w:t xml:space="preserve"> Si eliges mal, cambias el desplegable y generas otra vez.</w:t>
       </w:r>
     </w:p>
     <w:p>
@@ -273,7 +603,7 @@
           <w:sz w:val="21"/>
           <w:rFonts w:ascii="Palatino Linotype" w:hAnsi="Palatino Linotype" w:cs="Palatino Linotype"/>
         </w:rPr>
-        <w:t>No inventa nada.</w:t>
+        <w:t>Nada está inventado.</w:t>
       </w:r>
       <w:r>
         <w:rPr>
@@ -283,7 +613,7 @@
           <w:sz w:val="21"/>
           <w:rFonts w:ascii="Palatino Linotype" w:hAnsi="Palatino Linotype" w:cs="Palatino Linotype"/>
         </w:rPr>
-        <w:t xml:space="preserve"> Cada fila de la rúbrica lleva citado el criterio de evaluación oficial del que sale. Si un curso no sostiene una tarea, la app no te la ofrece y te explica por qué.</w:t>
+        <w:t xml:space="preserve"> Cada fila de la rúbrica lleva debajo, copiado literalmente, el criterio de evaluación del decreto del que sale. Si un curso no sostiene una tarea, la app no te la ofrece.</w:t>
       </w:r>
     </w:p>
     <w:p>
@@ -299,7 +629,7 @@
           <w:sz w:val="21"/>
           <w:rFonts w:ascii="Palatino Linotype" w:hAnsi="Palatino Linotype" w:cs="Palatino Linotype"/>
         </w:rPr>
-        <w:t>No te deja solo.</w:t>
+        <w:t>Se aprende usándola.</w:t>
       </w:r>
       <w:r>
         <w:rPr>
@@ -309,7 +639,7 @@
           <w:sz w:val="21"/>
           <w:rFonts w:ascii="Palatino Linotype" w:hAnsi="Palatino Linotype" w:cs="Palatino Linotype"/>
         </w:rPr>
-        <w:t xml:space="preserve"> Cada decisión lleva al lado un «¿por qué?» de dos o tres líneas: aprendes de rúbricas mientras la usas, no antes de usarla.</w:t>
+        <w:t xml:space="preserve"> Casi todos los controles tienen al lado un «¿por qué?» que se despliega en dos o tres líneas. No se imprime: es para ti.</w:t>
       </w:r>
     </w:p>
     <w:p>
@@ -325,7 +655,7 @@
           <w:sz w:val="21"/>
           <w:rFonts w:ascii="Palatino Linotype" w:hAnsi="Palatino Linotype" w:cs="Palatino Linotype"/>
         </w:rPr>
-        <w:t>No te encierra dentro.</w:t>
+        <w:t>Lo que haces se lleva a otra parte.</w:t>
       </w:r>
       <w:r>
         <w:rPr>
@@ -335,37 +665,12 @@
           <w:sz w:val="21"/>
           <w:rFonts w:ascii="Palatino Linotype" w:hAnsi="Palatino Linotype" w:cs="Palatino Linotype"/>
         </w:rPr>
-        <w:t xml:space="preserve"> Lo que generas sale en papel, en PDF y en «.csv» para iDoceo, por las dos vías que iDoceo admite (apartado 8).</w:t>
+        <w:t xml:space="preserve"> Se imprime, se guarda en PDF o sale en «.csv» para una hoja de cálculo o para iDoceo (apartado 9).</w:t>
       </w:r>
     </w:p>
     <w:p>
       <w:pPr>
-        <w:pStyle w:val="ListBullet"/>
-        <w:spacing w:after="60"/>
-      </w:pPr>
-      <w:r>
-        <w:rPr>
-          <w:b/>
-          <w:i w:val="0"/>
-          <w:color w:val="1C1F26"/>
-          <w:sz w:val="21"/>
-          <w:rFonts w:ascii="Palatino Linotype" w:hAnsi="Palatino Linotype" w:cs="Palatino Linotype"/>
-        </w:rPr>
-        <w:t>Tres minutos.</w:t>
-      </w:r>
-      <w:r>
-        <w:rPr>
-          <w:b w:val="0"/>
-          <w:i w:val="0"/>
-          <w:color w:val="1C1F26"/>
-          <w:sz w:val="21"/>
-          <w:rFonts w:ascii="Palatino Linotype" w:hAnsi="Palatino Linotype" w:cs="Palatino Linotype"/>
-        </w:rPr>
-        <w:t xml:space="preserve"> Ese es el objetivo declarado del proyecto: que un profesor que nunca la ha abierto salga con la rúbrica y la ficha del alumno impresas.</w:t>
-      </w:r>
-    </w:p>
-    <w:p>
-      <w:pPr>
+        <w:pStyle w:val="Heading1"/>
         <w:keepNext/>
         <w:spacing w:before="400" w:after="100"/>
       </w:pPr>
@@ -389,7 +694,7 @@
           <w:sz w:val="21"/>
           <w:rFonts w:ascii="Palatino Linotype" w:hAnsi="Palatino Linotype" w:cs="Palatino Linotype"/>
         </w:rPr>
-        <w:t>La pantalla de inicio —el «modo exprés»— tiene tres desplegables y una línea de texto. No hay más.</w:t>
+        <w:t>La pantalla de inicio se llama «modo exprés». Tiene tres preguntas numeradas y una línea para escribir la actividad; cuando las rellenas, pulsas «Generar».</w:t>
       </w:r>
     </w:p>
     <w:tbl>
@@ -407,13 +712,17 @@
         </w:tblBorders>
       </w:tblPr>
       <w:tblGrid>
-        <w:gridCol w:w="4706"/>
-        <w:gridCol w:w="4706"/>
+        <w:gridCol w:w="2494"/>
+        <w:gridCol w:w="6917"/>
       </w:tblGrid>
       <w:tr>
+        <w:trPr>
+          <w:tblHeader w:val="true"/>
+          <w:cantSplit/>
+        </w:trPr>
         <w:tc>
           <w:tcPr>
-            <w:tcW w:type="dxa" w:w="2608"/>
+            <w:tcW w:type="dxa" w:w="2494"/>
             <w:shd w:val="clear" w:fill="F4F2EE"/>
           </w:tcPr>
           <w:p>
@@ -434,7 +743,7 @@
         </w:tc>
         <w:tc>
           <w:tcPr>
-            <w:tcW w:type="dxa" w:w="6803"/>
+            <w:tcW w:type="dxa" w:w="6917"/>
             <w:shd w:val="clear" w:fill="F4F2EE"/>
           </w:tcPr>
           <w:p>
@@ -449,15 +758,18 @@
                 <w:sz w:val="19"/>
                 <w:rFonts w:ascii="Palatino Linotype" w:hAnsi="Palatino Linotype" w:cs="Palatino Linotype"/>
               </w:rPr>
-              <w:t>Qué significa y por qué importa</w:t>
+              <w:t>Qué significa</w:t>
             </w:r>
           </w:p>
         </w:tc>
       </w:tr>
       <w:tr>
+        <w:trPr>
+          <w:cantSplit/>
+        </w:trPr>
         <w:tc>
           <w:tcPr>
-            <w:tcW w:type="dxa" w:w="2608"/>
+            <w:tcW w:type="dxa" w:w="2494"/>
           </w:tcPr>
           <w:p>
             <w:pPr>
@@ -477,7 +789,7 @@
         </w:tc>
         <w:tc>
           <w:tcPr>
-            <w:tcW w:type="dxa" w:w="6803"/>
+            <w:tcW w:type="dxa" w:w="6917"/>
           </w:tcPr>
           <w:p>
             <w:pPr>
@@ -491,7 +803,7 @@
                 <w:sz w:val="19"/>
                 <w:rFonts w:ascii="Palatino Linotype" w:hAnsi="Palatino Linotype" w:cs="Palatino Linotype"/>
               </w:rPr>
-              <w:t xml:space="preserve">Dos cosas: qué </w:t>
+              <w:t xml:space="preserve">Dos desplegables. El </w:t>
             </w:r>
             <w:r>
               <w:rPr>
@@ -511,7 +823,7 @@
                 <w:sz w:val="19"/>
                 <w:rFonts w:ascii="Palatino Linotype" w:hAnsi="Palatino Linotype" w:cs="Palatino Linotype"/>
               </w:rPr>
-              <w:t xml:space="preserve"> es (ver más abajo) y qué </w:t>
+              <w:t xml:space="preserve"> decide si una rúbrica tiene sentido (la tabla de abajo dice qué hace la app con cada respuesta). El </w:t>
             </w:r>
             <w:r>
               <w:rPr>
@@ -531,15 +843,18 @@
                 <w:sz w:val="19"/>
                 <w:rFonts w:ascii="Palatino Linotype" w:hAnsi="Palatino Linotype" w:cs="Palatino Linotype"/>
               </w:rPr>
-              <w:t xml:space="preserve"> has mandado. Hoy hay 10: narración, texto expositivo, exposición oral, debate y situaciones orales dialogadas, texto argumentativo, comentario de texto literario, resumen de un texto, reacción a una noticia, redacción de una noticia y trabajo de investigación multimodal.</w:t>
+              <w:t xml:space="preserve"> es lo que has mandado; hoy hay diez: narración, texto expositivo, exposición oral, debate y situaciones orales dialogadas, texto argumentativo, comentario de texto literario, resumen de un texto, reacción a una noticia, redacción de una noticia y trabajo de investigación multimodal.</w:t>
             </w:r>
           </w:p>
         </w:tc>
       </w:tr>
       <w:tr>
+        <w:trPr>
+          <w:cantSplit/>
+        </w:trPr>
         <w:tc>
           <w:tcPr>
-            <w:tcW w:type="dxa" w:w="2608"/>
+            <w:tcW w:type="dxa" w:w="2494"/>
           </w:tcPr>
           <w:p>
             <w:pPr>
@@ -559,7 +874,7 @@
         </w:tc>
         <w:tc>
           <w:tcPr>
-            <w:tcW w:type="dxa" w:w="6803"/>
+            <w:tcW w:type="dxa" w:w="6917"/>
           </w:tcPr>
           <w:p>
             <w:pPr>
@@ -573,15 +888,18 @@
                 <w:sz w:val="19"/>
                 <w:rFonts w:ascii="Palatino Linotype" w:hAnsi="Palatino Linotype" w:cs="Palatino Linotype"/>
               </w:rPr>
-              <w:t>Solo aparecen los cursos en los que el currículo sostiene esa tarea. Si el desplegable no ofrece un curso, no es un olvido: es que el decreto no pide eso ahí.</w:t>
+              <w:t>Solo salen los cursos en los que el currículo sostiene esa tarea. Si falta el tuyo, no es un olvido: el decreto no pide esa tarea en ese curso.</w:t>
             </w:r>
           </w:p>
         </w:tc>
       </w:tr>
       <w:tr>
+        <w:trPr>
+          <w:cantSplit/>
+        </w:trPr>
         <w:tc>
           <w:tcPr>
-            <w:tcW w:type="dxa" w:w="2608"/>
+            <w:tcW w:type="dxa" w:w="2494"/>
           </w:tcPr>
           <w:p>
             <w:pPr>
@@ -601,7 +919,7 @@
         </w:tc>
         <w:tc>
           <w:tcPr>
-            <w:tcW w:type="dxa" w:w="6803"/>
+            <w:tcW w:type="dxa" w:w="6917"/>
           </w:tcPr>
           <w:p>
             <w:pPr>
@@ -615,15 +933,18 @@
                 <w:sz w:val="19"/>
                 <w:rFonts w:ascii="Palatino Linotype" w:hAnsi="Palatino Linotype" w:cs="Palatino Linotype"/>
               </w:rPr>
-              <w:t>menos de 2 min; de 2 a 5 min; más de 5 min, por alumno. Esto decide cuántas dimensiones entran en la rúbrica. Es lo que evita la rúbrica de doce filas que nadie corrige dos veces.</w:t>
+              <w:t>Tres opciones, de «Menos de 2 min por alumno» a «Más de 5 min por alumno». De la respuesta depende cuántas dimensiones entran: con poco tiempo, solo las de primera prioridad; con el más largo, también las de segunda y tercera. Así no acabas con una rúbrica de doce filas que nadie corrige dos veces.</w:t>
             </w:r>
           </w:p>
         </w:tc>
       </w:tr>
       <w:tr>
+        <w:trPr>
+          <w:cantSplit/>
+        </w:trPr>
         <w:tc>
           <w:tcPr>
-            <w:tcW w:type="dxa" w:w="2608"/>
+            <w:tcW w:type="dxa" w:w="2494"/>
           </w:tcPr>
           <w:p>
             <w:pPr>
@@ -643,7 +964,7 @@
         </w:tc>
         <w:tc>
           <w:tcPr>
-            <w:tcW w:type="dxa" w:w="6803"/>
+            <w:tcW w:type="dxa" w:w="6917"/>
           </w:tcPr>
           <w:p>
             <w:pPr>
@@ -657,7 +978,7 @@
                 <w:sz w:val="19"/>
                 <w:rFonts w:ascii="Palatino Linotype" w:hAnsi="Palatino Linotype" w:cs="Palatino Linotype"/>
               </w:rPr>
-              <w:t>La escribes tú, con tus palabras («Texto expositivo sobre el reciclaje en el instituto»). Aparece en la cabecera de todos los instrumentos y en la ficha del alumno.</w:t>
+              <w:t>La escribes con tus palabras, por ejemplo «Texto expositivo sobre el reciclaje en el instituto». Sale en la cabecera de cada instrumento y en la ficha, que es donde la lee el alumno.</w:t>
             </w:r>
           </w:p>
         </w:tc>
@@ -670,6 +991,7 @@
     </w:p>
     <w:p>
       <w:pPr>
+        <w:pStyle w:val="Heading2"/>
         <w:keepNext/>
         <w:spacing w:before="240" w:after="60"/>
       </w:pPr>
@@ -681,7 +1003,7 @@
           <w:sz w:val="23"/>
           <w:rFonts w:ascii="Palatino Linotype" w:hAnsi="Palatino Linotype" w:cs="Palatino Linotype"/>
         </w:rPr>
-        <w:t>La primera pregunta también sirve para decirte que no</w:t>
+        <w:t>La primera pregunta también puede decirte que no</w:t>
       </w:r>
     </w:p>
     <w:p>
@@ -693,7 +1015,7 @@
           <w:sz w:val="21"/>
           <w:rFonts w:ascii="Palatino Linotype" w:hAnsi="Palatino Linotype" w:cs="Palatino Linotype"/>
         </w:rPr>
-        <w:t>La rúbrica no vale para todo, y la app está hecha para decírtelo antes de generar nada. Según lo que respondas, cambia lo que te entrega:</w:t>
+        <w:t>Una rúbrica sirve para graduar la calidad de algo, y hay pruebas en las que no hay calidad que graduar. Por eso la app mira el tipo de prueba antes de generar nada:</w:t>
       </w:r>
     </w:p>
     <w:tbl>
@@ -711,10 +1033,14 @@
         </w:tblBorders>
       </w:tblPr>
       <w:tblGrid>
-        <w:gridCol w:w="4706"/>
-        <w:gridCol w:w="4706"/>
+        <w:gridCol w:w="3515"/>
+        <w:gridCol w:w="5896"/>
       </w:tblGrid>
       <w:tr>
+        <w:trPr>
+          <w:tblHeader w:val="true"/>
+          <w:cantSplit/>
+        </w:trPr>
         <w:tc>
           <w:tcPr>
             <w:tcW w:type="dxa" w:w="3515"/>
@@ -759,6 +1085,9 @@
         </w:tc>
       </w:tr>
       <w:tr>
+        <w:trPr>
+          <w:cantSplit/>
+        </w:trPr>
         <w:tc>
           <w:tcPr>
             <w:tcW w:type="dxa" w:w="3515"/>
@@ -795,7 +1124,7 @@
                 <w:sz w:val="19"/>
                 <w:rFonts w:ascii="Palatino Linotype" w:hAnsi="Palatino Linotype" w:cs="Palatino Linotype"/>
               </w:rPr>
-              <w:t>No genera rúbrica.</w:t>
+              <w:t>No genera rúbrica</w:t>
             </w:r>
             <w:r>
               <w:rPr>
@@ -805,12 +1134,15 @@
                 <w:sz w:val="19"/>
                 <w:rFonts w:ascii="Palatino Linotype" w:hAnsi="Palatino Linotype" w:cs="Palatino Linotype"/>
               </w:rPr>
-              <w:t xml:space="preserve"> Te explica por qué: ahí no hay gradación de calidad, solo acierto o error.</w:t>
+              <w:t xml:space="preserve"> y explica por qué: en un test hay aciertos y errores, no grados.</w:t>
             </w:r>
           </w:p>
         </w:tc>
       </w:tr>
       <w:tr>
+        <w:trPr>
+          <w:cantSplit/>
+        </w:trPr>
         <w:tc>
           <w:tcPr>
             <w:tcW w:type="dxa" w:w="3515"/>
@@ -847,7 +1179,7 @@
                 <w:sz w:val="19"/>
                 <w:rFonts w:ascii="Palatino Linotype" w:hAnsi="Palatino Linotype" w:cs="Palatino Linotype"/>
               </w:rPr>
-              <w:t xml:space="preserve">Te abre la </w:t>
+              <w:t xml:space="preserve">Abre la </w:t>
             </w:r>
             <w:r>
               <w:rPr>
@@ -857,7 +1189,7 @@
                 <w:sz w:val="19"/>
                 <w:rFonts w:ascii="Palatino Linotype" w:hAnsi="Palatino Linotype" w:cs="Palatino Linotype"/>
               </w:rPr>
-              <w:t>escala de estimación analítica</w:t>
+              <w:t>escala de estimación</w:t>
             </w:r>
             <w:r>
               <w:rPr>
@@ -867,12 +1199,15 @@
                 <w:sz w:val="19"/>
                 <w:rFonts w:ascii="Palatino Linotype" w:hAnsi="Palatino Linotype" w:cs="Palatino Linotype"/>
               </w:rPr>
-              <w:t>: puntuación directa por apartado, sin elegir entre cuatro niveles.</w:t>
+              <w:t>: cada apartado se puntúa con un número, hasta su máximo, sin elegir entre cuatro descriptores.</w:t>
             </w:r>
           </w:p>
         </w:tc>
       </w:tr>
       <w:tr>
+        <w:trPr>
+          <w:cantSplit/>
+        </w:trPr>
         <w:tc>
           <w:tcPr>
             <w:tcW w:type="dxa" w:w="3515"/>
@@ -909,7 +1244,7 @@
                 <w:sz w:val="19"/>
                 <w:rFonts w:ascii="Palatino Linotype" w:hAnsi="Palatino Linotype" w:cs="Palatino Linotype"/>
               </w:rPr>
-              <w:t xml:space="preserve">Terreno natural de la </w:t>
+              <w:t xml:space="preserve">Abre la </w:t>
             </w:r>
             <w:r>
               <w:rPr>
@@ -929,12 +1264,15 @@
                 <w:sz w:val="19"/>
                 <w:rFonts w:ascii="Palatino Linotype" w:hAnsi="Palatino Linotype" w:cs="Palatino Linotype"/>
               </w:rPr>
-              <w:t xml:space="preserve"> completa. Te la abre directamente.</w:t>
+              <w:t xml:space="preserve"> completa. Es el caso para el que está pensada. Al elegirla, la app explica qué cuenta como actividad competencial: lo mismo un resumen o un comentario que un podcast o un folleto.</w:t>
             </w:r>
           </w:p>
         </w:tc>
       </w:tr>
       <w:tr>
+        <w:trPr>
+          <w:cantSplit/>
+        </w:trPr>
         <w:tc>
           <w:tcPr>
             <w:tcW w:type="dxa" w:w="3515"/>
@@ -971,7 +1309,7 @@
                 <w:sz w:val="19"/>
                 <w:rFonts w:ascii="Palatino Linotype" w:hAnsi="Palatino Linotype" w:cs="Palatino Linotype"/>
               </w:rPr>
-              <w:t xml:space="preserve">Te propone la </w:t>
+              <w:t xml:space="preserve">Propone la </w:t>
             </w:r>
             <w:r>
               <w:rPr>
@@ -991,12 +1329,15 @@
                 <w:sz w:val="19"/>
                 <w:rFonts w:ascii="Palatino Linotype" w:hAnsi="Palatino Linotype" w:cs="Palatino Linotype"/>
               </w:rPr>
-              <w:t xml:space="preserve"> o la rúbrica de un solo punto, y te desaconseja la rúbrica completa.</w:t>
+              <w:t xml:space="preserve"> o la rúbrica de un solo punto. Corregir un ejercicio diario con la rúbrica completa cuesta más de lo que devuelve.</w:t>
             </w:r>
           </w:p>
         </w:tc>
       </w:tr>
       <w:tr>
+        <w:trPr>
+          <w:cantSplit/>
+        </w:trPr>
         <w:tc>
           <w:tcPr>
             <w:tcW w:type="dxa" w:w="3515"/>
@@ -1033,7 +1374,7 @@
                 <w:sz w:val="19"/>
                 <w:rFonts w:ascii="Palatino Linotype" w:hAnsi="Palatino Linotype" w:cs="Palatino Linotype"/>
               </w:rPr>
-              <w:t>Marca solo las dimensiones de proceso —planificar, redactar el borrador, revisar— y abre la lista de cotejo. En un esquema no hay cohesión que observar todavía.</w:t>
+              <w:t>Marca solo las dimensiones de proceso (planificar, redactar el borrador, revisar) y abre la lista de cotejo. En un esquema todavía no hay cohesión que mirar.</w:t>
             </w:r>
           </w:p>
         </w:tc>
@@ -1061,6 +1402,9 @@
         <w:gridCol w:w="9412"/>
       </w:tblGrid>
       <w:tr>
+        <w:trPr>
+          <w:cantSplit/>
+        </w:trPr>
         <w:tc>
           <w:tcPr>
             <w:tcW w:type="dxa" w:w="9412"/>
@@ -1078,17 +1422,7 @@
                 <w:sz w:val="20"/>
                 <w:rFonts w:ascii="Palatino Linotype" w:hAnsi="Palatino Linotype" w:cs="Palatino Linotype"/>
               </w:rPr>
-              <w:t xml:space="preserve">La app propone y explica; nunca te impide seguir con otra elección. </w:t>
-            </w:r>
-            <w:r>
-              <w:rPr>
-                <w:b/>
-                <w:i w:val="0"/>
-                <w:color w:val="1C1F26"/>
-                <w:sz w:val="20"/>
-                <w:rFonts w:ascii="Palatino Linotype" w:hAnsi="Palatino Linotype" w:cs="Palatino Linotype"/>
-              </w:rPr>
-              <w:t>Educa, no impone.</w:t>
+              <w:t>Es una propuesta, no un bloqueo. Si prefieres otro instrumento, pinchas otra pestaña y sigues.</w:t>
             </w:r>
           </w:p>
         </w:tc>
@@ -1101,6 +1435,7 @@
     </w:p>
     <w:p>
       <w:pPr>
+        <w:pStyle w:val="Heading1"/>
         <w:keepNext/>
         <w:spacing w:before="400" w:after="100"/>
       </w:pPr>
@@ -1124,7 +1459,7 @@
           <w:sz w:val="21"/>
           <w:rFonts w:ascii="Palatino Linotype" w:hAnsi="Palatino Linotype" w:cs="Palatino Linotype"/>
         </w:rPr>
-        <w:t>Al pulsar «Generar» aparece la vista previa con siete pestañas. No tienes que usarlas todas: la primera que se abre es la que la app te recomienda por lo que respondiste.</w:t>
+        <w:t>Al pulsar «Generar» aparece la vista previa con siete pestañas, y se abre sola la que mejor encaja con lo que respondiste en el modo exprés, aunque las demás siguen a un clic por si quieres comparar o imprimir otra. No hace falta usarlas todas.</w:t>
       </w:r>
     </w:p>
     <w:tbl>
@@ -1142,11 +1477,15 @@
         </w:tblBorders>
       </w:tblPr>
       <w:tblGrid>
-        <w:gridCol w:w="3137"/>
-        <w:gridCol w:w="3137"/>
-        <w:gridCol w:w="3137"/>
+        <w:gridCol w:w="1928"/>
+        <w:gridCol w:w="4082"/>
+        <w:gridCol w:w="3402"/>
       </w:tblGrid>
       <w:tr>
+        <w:trPr>
+          <w:tblHeader w:val="true"/>
+          <w:cantSplit/>
+        </w:trPr>
         <w:tc>
           <w:tcPr>
             <w:tcW w:type="dxa" w:w="1928"/>
@@ -1170,7 +1509,7 @@
         </w:tc>
         <w:tc>
           <w:tcPr>
-            <w:tcW w:type="dxa" w:w="3969"/>
+            <w:tcW w:type="dxa" w:w="4082"/>
             <w:shd w:val="clear" w:fill="F4F2EE"/>
           </w:tcPr>
           <w:p>
@@ -1191,7 +1530,7 @@
         </w:tc>
         <w:tc>
           <w:tcPr>
-            <w:tcW w:type="dxa" w:w="3515"/>
+            <w:tcW w:type="dxa" w:w="3402"/>
             <w:shd w:val="clear" w:fill="F4F2EE"/>
           </w:tcPr>
           <w:p>
@@ -1212,6 +1551,9 @@
         </w:tc>
       </w:tr>
       <w:tr>
+        <w:trPr>
+          <w:cantSplit/>
+        </w:trPr>
         <w:tc>
           <w:tcPr>
             <w:tcW w:type="dxa" w:w="1928"/>
@@ -1234,7 +1576,7 @@
         </w:tc>
         <w:tc>
           <w:tcPr>
-            <w:tcW w:type="dxa" w:w="3969"/>
+            <w:tcW w:type="dxa" w:w="4082"/>
           </w:tcPr>
           <w:p>
             <w:pPr>
@@ -1248,13 +1590,13 @@
                 <w:sz w:val="19"/>
                 <w:rFonts w:ascii="Palatino Linotype" w:hAnsi="Palatino Linotype" w:cs="Palatino Linotype"/>
               </w:rPr>
-              <w:t>La tabla completa: cada dimensión en una fila, los cuatro niveles en columnas, el peso de cada una y el criterio oficial citado debajo.</w:t>
+              <w:t>La tabla completa: una fila por dimensión, los cuatro niveles en columnas, el peso de cada fila y, bajo el nombre, el criterio oficial citado. Algunas filas añaden «Para poder evaluarla» (lo ves más abajo).</w:t>
             </w:r>
           </w:p>
         </w:tc>
         <w:tc>
           <w:tcPr>
-            <w:tcW w:type="dxa" w:w="3515"/>
+            <w:tcW w:type="dxa" w:w="3402"/>
           </w:tcPr>
           <w:p>
             <w:pPr>
@@ -1274,6 +1616,9 @@
         </w:tc>
       </w:tr>
       <w:tr>
+        <w:trPr>
+          <w:cantSplit/>
+        </w:trPr>
         <w:tc>
           <w:tcPr>
             <w:tcW w:type="dxa" w:w="1928"/>
@@ -1296,7 +1641,7 @@
         </w:tc>
         <w:tc>
           <w:tcPr>
-            <w:tcW w:type="dxa" w:w="3969"/>
+            <w:tcW w:type="dxa" w:w="4082"/>
           </w:tcPr>
           <w:p>
             <w:pPr>
@@ -1310,13 +1655,13 @@
                 <w:sz w:val="19"/>
                 <w:rFonts w:ascii="Palatino Linotype" w:hAnsi="Palatino Linotype" w:cs="Palatino Linotype"/>
               </w:rPr>
-              <w:t>Los mismos contenidos convertidos en afirmaciones de sí/no, con casilla. Máximo ocho.</w:t>
+              <w:t>Los mismos contenidos en frases de sí o no, cada una con su casilla. Como mucho, ocho.</w:t>
             </w:r>
           </w:p>
         </w:tc>
         <w:tc>
           <w:tcPr>
-            <w:tcW w:type="dxa" w:w="3515"/>
+            <w:tcW w:type="dxa" w:w="3402"/>
           </w:tcPr>
           <w:p>
             <w:pPr>
@@ -1330,12 +1675,15 @@
                 <w:sz w:val="19"/>
                 <w:rFonts w:ascii="Palatino Linotype" w:hAnsi="Palatino Linotype" w:cs="Palatino Linotype"/>
               </w:rPr>
-              <w:t>Tarea diaria o intermedia, cuando corregir con rúbrica completa no compensa.</w:t>
+              <w:t>Tarea diaria o intermedia, cuando corregir con la rúbrica completa no compensa.</w:t>
             </w:r>
           </w:p>
         </w:tc>
       </w:tr>
       <w:tr>
+        <w:trPr>
+          <w:cantSplit/>
+        </w:trPr>
         <w:tc>
           <w:tcPr>
             <w:tcW w:type="dxa" w:w="1928"/>
@@ -1358,7 +1706,7 @@
         </w:tc>
         <w:tc>
           <w:tcPr>
-            <w:tcW w:type="dxa" w:w="3969"/>
+            <w:tcW w:type="dxa" w:w="4082"/>
           </w:tcPr>
           <w:p>
             <w:pPr>
@@ -1372,13 +1720,13 @@
                 <w:sz w:val="19"/>
                 <w:rFonts w:ascii="Palatino Linotype" w:hAnsi="Palatino Linotype" w:cs="Palatino Linotype"/>
               </w:rPr>
-              <w:t>La hoja que repartes en clase antes de la prueba. Se genera siempre y no se puede desmarcar.</w:t>
+              <w:t>La hoja que repartes antes de la prueba. Se genera siempre (apartado 4) y, si el curso la tiene, en versión sencilla (apartado 5).</w:t>
             </w:r>
           </w:p>
         </w:tc>
         <w:tc>
           <w:tcPr>
-            <w:tcW w:type="dxa" w:w="3515"/>
+            <w:tcW w:type="dxa" w:w="3402"/>
           </w:tcPr>
           <w:p>
             <w:pPr>
@@ -1392,12 +1740,15 @@
                 <w:sz w:val="19"/>
                 <w:rFonts w:ascii="Palatino Linotype" w:hAnsi="Palatino Linotype" w:cs="Palatino Linotype"/>
               </w:rPr>
-              <w:t>Siempre. Se entrega y se explica antes de que escriban.</w:t>
+              <w:t>Siempre. Se reparte y se comenta antes de que empiecen.</w:t>
             </w:r>
           </w:p>
         </w:tc>
       </w:tr>
       <w:tr>
+        <w:trPr>
+          <w:cantSplit/>
+        </w:trPr>
         <w:tc>
           <w:tcPr>
             <w:tcW w:type="dxa" w:w="1928"/>
@@ -1414,13 +1765,13 @@
                 <w:sz w:val="19"/>
                 <w:rFonts w:ascii="Palatino Linotype" w:hAnsi="Palatino Linotype" w:cs="Palatino Linotype"/>
               </w:rPr>
-              <w:t>Rúbrica de un solo punto</w:t>
+              <w:t>Rúbrica de un punto</w:t>
             </w:r>
           </w:p>
         </w:tc>
         <w:tc>
           <w:tcPr>
-            <w:tcW w:type="dxa" w:w="3969"/>
+            <w:tcW w:type="dxa" w:w="4082"/>
           </w:tcPr>
           <w:p>
             <w:pPr>
@@ -1434,13 +1785,13 @@
                 <w:sz w:val="19"/>
                 <w:rFonts w:ascii="Palatino Linotype" w:hAnsi="Palatino Linotype" w:cs="Palatino Linotype"/>
               </w:rPr>
-              <w:t>Solo la columna de lo esperado, con dos columnas en blanco: evidencias de mejora y de excelencia. Una o dos dimensiones.</w:t>
+              <w:t>Solo la columna de lo esperado, con dos columnas en blanco para anotar evidencias de mejora y de excelencia. Una o dos dimensiones.</w:t>
             </w:r>
           </w:p>
         </w:tc>
         <w:tc>
           <w:tcPr>
-            <w:tcW w:type="dxa" w:w="3515"/>
+            <w:tcW w:type="dxa" w:w="3402"/>
           </w:tcPr>
           <w:p>
             <w:pPr>
@@ -1460,6 +1811,9 @@
         </w:tc>
       </w:tr>
       <w:tr>
+        <w:trPr>
+          <w:cantSplit/>
+        </w:trPr>
         <w:tc>
           <w:tcPr>
             <w:tcW w:type="dxa" w:w="1928"/>
@@ -1482,7 +1836,7 @@
         </w:tc>
         <w:tc>
           <w:tcPr>
-            <w:tcW w:type="dxa" w:w="3969"/>
+            <w:tcW w:type="dxa" w:w="4082"/>
           </w:tcPr>
           <w:p>
             <w:pPr>
@@ -1496,13 +1850,13 @@
                 <w:sz w:val="19"/>
                 <w:rFonts w:ascii="Palatino Linotype" w:hAnsi="Palatino Linotype" w:cs="Palatino Linotype"/>
               </w:rPr>
-              <w:t>La misma matriz reescrita en primera persona («Utilizo…», «Reconozco…»), derivada sin errores de morfología.</w:t>
+              <w:t>La misma matriz en primera persona («Utilizo…», «Reconozco…»). La conjuga el motor con el banco de verbos, sin errores de concordancia, y en versión sencilla si el curso la tiene.</w:t>
             </w:r>
           </w:p>
         </w:tc>
         <w:tc>
           <w:tcPr>
-            <w:tcW w:type="dxa" w:w="3515"/>
+            <w:tcW w:type="dxa" w:w="3402"/>
           </w:tcPr>
           <w:p>
             <w:pPr>
@@ -1522,6 +1876,9 @@
         </w:tc>
       </w:tr>
       <w:tr>
+        <w:trPr>
+          <w:cantSplit/>
+        </w:trPr>
         <w:tc>
           <w:tcPr>
             <w:tcW w:type="dxa" w:w="1928"/>
@@ -1544,7 +1901,7 @@
         </w:tc>
         <w:tc>
           <w:tcPr>
-            <w:tcW w:type="dxa" w:w="3969"/>
+            <w:tcW w:type="dxa" w:w="4082"/>
           </w:tcPr>
           <w:p>
             <w:pPr>
@@ -1558,13 +1915,13 @@
                 <w:sz w:val="19"/>
                 <w:rFonts w:ascii="Palatino Linotype" w:hAnsi="Palatino Linotype" w:cs="Palatino Linotype"/>
               </w:rPr>
-              <w:t>La versión en primera persona, más el nombre del compañero evaluado y un comentario obligatorio por dimensión.</w:t>
+              <w:t>La autoevaluación con el nombre del compañero evaluado y un comentario obligatorio por dimensión.</w:t>
             </w:r>
           </w:p>
         </w:tc>
         <w:tc>
           <w:tcPr>
-            <w:tcW w:type="dxa" w:w="3515"/>
+            <w:tcW w:type="dxa" w:w="3402"/>
           </w:tcPr>
           <w:p>
             <w:pPr>
@@ -1578,12 +1935,15 @@
                 <w:sz w:val="19"/>
                 <w:rFonts w:ascii="Palatino Linotype" w:hAnsi="Palatino Linotype" w:cs="Palatino Linotype"/>
               </w:rPr>
-              <w:t>Trabajo entre iguales. El comentario obligatorio evita el reparto de notas entre amigos.</w:t>
+              <w:t>Trabajo entre iguales. Sin comentario escrito, la coevaluación acaba en un reparto de notas entre amigos.</w:t>
             </w:r>
           </w:p>
         </w:tc>
       </w:tr>
       <w:tr>
+        <w:trPr>
+          <w:cantSplit/>
+        </w:trPr>
         <w:tc>
           <w:tcPr>
             <w:tcW w:type="dxa" w:w="1928"/>
@@ -1606,7 +1966,7 @@
         </w:tc>
         <w:tc>
           <w:tcPr>
-            <w:tcW w:type="dxa" w:w="3969"/>
+            <w:tcW w:type="dxa" w:w="4082"/>
           </w:tcPr>
           <w:p>
             <w:pPr>
@@ -1620,13 +1980,13 @@
                 <w:sz w:val="19"/>
                 <w:rFonts w:ascii="Palatino Linotype" w:hAnsi="Palatino Linotype" w:cs="Palatino Linotype"/>
               </w:rPr>
-              <w:t>Puntuación directa por apartado, con el máximo de cada uno y el descuento por ortografía y presentación declarado (tope −2).</w:t>
+              <w:t>Puntuación directa por apartado, con el máximo de cada uno y los puntos desde los que empieza cada nivel. El descuento por ortografía y presentación (tope −2) solo aparece si la ortografía no tiene apartado propio.</w:t>
             </w:r>
           </w:p>
         </w:tc>
         <w:tc>
           <w:tcPr>
-            <w:tcW w:type="dxa" w:w="3515"/>
+            <w:tcW w:type="dxa" w:w="3402"/>
           </w:tcPr>
           <w:p>
             <w:pPr>
@@ -1660,107 +2020,7 @@
           <w:sz w:val="21"/>
           <w:rFonts w:ascii="Palatino Linotype" w:hAnsi="Palatino Linotype" w:cs="Palatino Linotype"/>
         </w:rPr>
-        <w:t xml:space="preserve">Además de las siete pestañas hay cinco botones: </w:t>
-      </w:r>
-      <w:r>
-        <w:rPr>
-          <w:b/>
-          <w:i w:val="0"/>
-          <w:color w:val="1C1F26"/>
-          <w:sz w:val="21"/>
-          <w:rFonts w:ascii="Palatino Linotype" w:hAnsi="Palatino Linotype" w:cs="Palatino Linotype"/>
-        </w:rPr>
-        <w:t>Ajustar</w:t>
-      </w:r>
-      <w:r>
-        <w:rPr>
-          <w:b w:val="0"/>
-          <w:i w:val="0"/>
-          <w:color w:val="1C1F26"/>
-          <w:sz w:val="21"/>
-          <w:rFonts w:ascii="Palatino Linotype" w:hAnsi="Palatino Linotype" w:cs="Palatino Linotype"/>
-        </w:rPr>
-        <w:t xml:space="preserve"> (apartado 6), </w:t>
-      </w:r>
-      <w:r>
-        <w:rPr>
-          <w:b/>
-          <w:i w:val="0"/>
-          <w:color w:val="1C1F26"/>
-          <w:sz w:val="21"/>
-          <w:rFonts w:ascii="Palatino Linotype" w:hAnsi="Palatino Linotype" w:cs="Palatino Linotype"/>
-        </w:rPr>
-        <w:t>Calificar</w:t>
-      </w:r>
-      <w:r>
-        <w:rPr>
-          <w:b w:val="0"/>
-          <w:i w:val="0"/>
-          <w:color w:val="1C1F26"/>
-          <w:sz w:val="21"/>
-          <w:rFonts w:ascii="Palatino Linotype" w:hAnsi="Palatino Linotype" w:cs="Palatino Linotype"/>
-        </w:rPr>
-        <w:t xml:space="preserve"> (apartado 7), </w:t>
-      </w:r>
-      <w:r>
-        <w:rPr>
-          <w:b/>
-          <w:i w:val="0"/>
-          <w:color w:val="1C1F26"/>
-          <w:sz w:val="21"/>
-          <w:rFonts w:ascii="Palatino Linotype" w:hAnsi="Palatino Linotype" w:cs="Palatino Linotype"/>
-        </w:rPr>
-        <w:t>Exportar rúbrica (CSV)</w:t>
-      </w:r>
-      <w:r>
-        <w:rPr>
-          <w:b w:val="0"/>
-          <w:i w:val="0"/>
-          <w:color w:val="1C1F26"/>
-          <w:sz w:val="21"/>
-          <w:rFonts w:ascii="Palatino Linotype" w:hAnsi="Palatino Linotype" w:cs="Palatino Linotype"/>
-        </w:rPr>
-        <w:t xml:space="preserve"> (apartado 8), </w:t>
-      </w:r>
-      <w:r>
-        <w:rPr>
-          <w:b/>
-          <w:i w:val="0"/>
-          <w:color w:val="1C1F26"/>
-          <w:sz w:val="21"/>
-          <w:rFonts w:ascii="Palatino Linotype" w:hAnsi="Palatino Linotype" w:cs="Palatino Linotype"/>
-        </w:rPr>
-        <w:t>Imprimir esta vista</w:t>
-      </w:r>
-      <w:r>
-        <w:rPr>
-          <w:b w:val="0"/>
-          <w:i w:val="0"/>
-          <w:color w:val="1C1F26"/>
-          <w:sz w:val="21"/>
-          <w:rFonts w:ascii="Palatino Linotype" w:hAnsi="Palatino Linotype" w:cs="Palatino Linotype"/>
-        </w:rPr>
-        <w:t xml:space="preserve"> — que manda a la impresora o a «Guardar como PDF» exactamente la pestaña que tengas delante, con los «¿por qué?» ocultos, porque el papel es para el aula— e </w:t>
-      </w:r>
-      <w:r>
-        <w:rPr>
-          <w:b/>
-          <w:i w:val="0"/>
-          <w:color w:val="1C1F26"/>
-          <w:sz w:val="21"/>
-          <w:rFonts w:ascii="Palatino Linotype" w:hAnsi="Palatino Linotype" w:cs="Palatino Linotype"/>
-        </w:rPr>
-        <w:t>Imprimir solo la rúbrica breve</w:t>
-      </w:r>
-      <w:r>
-        <w:rPr>
-          <w:b w:val="0"/>
-          <w:i w:val="0"/>
-          <w:color w:val="1C1F26"/>
-          <w:sz w:val="21"/>
-          <w:rFonts w:ascii="Palatino Linotype" w:hAnsi="Palatino Linotype" w:cs="Palatino Linotype"/>
-        </w:rPr>
-        <w:t xml:space="preserve"> (apartado 4).</w:t>
+        <w:t>Junto a las pestañas hay cinco botones más: «Ajustar» (apartado 7), «Calificar» (apartado 8), «Exportar rúbrica (CSV)» (apartado 9), «Imprimir esta vista» y «Imprimir solo la rúbrica breve». El de imprimir manda a la impresora, o a «Guardar como PDF», la pestaña que tengas delante. Sin los «¿por qué?»: en el papel del aula sobran.</w:t>
       </w:r>
     </w:p>
     <w:tbl>
@@ -1780,6 +2040,9 @@
         <w:gridCol w:w="9412"/>
       </w:tblGrid>
       <w:tr>
+        <w:trPr>
+          <w:cantSplit/>
+        </w:trPr>
         <w:tc>
           <w:tcPr>
             <w:tcW w:type="dxa" w:w="9412"/>
@@ -1797,7 +2060,7 @@
                 <w:sz w:val="20"/>
                 <w:rFonts w:ascii="Palatino Linotype" w:hAnsi="Palatino Linotype" w:cs="Palatino Linotype"/>
               </w:rPr>
-              <w:t>Un detalle que cambia mucho en clase</w:t>
+              <w:t>La hoja que el alumno tiene en la mesa</w:t>
             </w:r>
           </w:p>
           <w:p>
@@ -1812,7 +2075,7 @@
                 <w:sz w:val="20"/>
                 <w:rFonts w:ascii="Palatino Linotype" w:hAnsi="Palatino Linotype" w:cs="Palatino Linotype"/>
               </w:rPr>
-              <w:t>«Imprimir solo la rúbrica breve» saca en una sola hoja la tabla de los cuatro niveles que va dentro de la ficha, y nada más: ni cabecera, ni explicaciones, ni el resto de bloques. Da igual qué pestaña tengas abierta al pulsarlo. Es la hoja que el alumno tiene delante mientras escribe.</w:t>
+              <w:t>«Imprimir solo la rúbrica breve» saca en una hoja la tabla de los cuatro niveles de la ficha y nada más, tengas abierta la pestaña que tengas. Es la que conviene que el alumno tenga delante mientras escribe.</w:t>
             </w:r>
           </w:p>
         </w:tc>
@@ -1825,6 +2088,67 @@
     </w:p>
     <w:p>
       <w:pPr>
+        <w:pStyle w:val="Heading2"/>
+        <w:keepNext/>
+        <w:spacing w:before="240" w:after="60"/>
+      </w:pPr>
+      <w:r>
+        <w:rPr>
+          <w:b/>
+          <w:i w:val="0"/>
+          <w:color w:val="1C1F26"/>
+          <w:sz w:val="23"/>
+          <w:rFonts w:ascii="Palatino Linotype" w:hAnsi="Palatino Linotype" w:cs="Palatino Linotype"/>
+        </w:rPr>
+        <w:t>«Para poder evaluarla»: lo que tienes que preparar tú</w:t>
+      </w:r>
+    </w:p>
+    <w:p>
+      <w:r>
+        <w:rPr>
+          <w:b w:val="0"/>
+          <w:i w:val="0"/>
+          <w:color w:val="1C1F26"/>
+          <w:sz w:val="21"/>
+          <w:rFonts w:ascii="Palatino Linotype" w:hAnsi="Palatino Linotype" w:cs="Palatino Linotype"/>
+        </w:rPr>
+        <w:t>Hay filas que solo se pueden puntuar si la tarea les deja sitio. En la exposición oral de 4.º ESO, la dimensión «Respuesta a las preguntas del público» lleva debajo esta línea:</w:t>
+      </w:r>
+    </w:p>
+    <w:p>
+      <w:pPr>
+        <w:spacing w:before="40" w:after="160"/>
+        <w:ind w:left="340"/>
+        <w:pBdr>
+          <w:left w:val="single" w:sz="18" w:space="8" w:color="7A3B2E"/>
+        </w:pBdr>
+      </w:pPr>
+      <w:r>
+        <w:rPr>
+          <w:b w:val="0"/>
+          <w:i w:val="0"/>
+          <w:color w:val="4A4F5A"/>
+          <w:sz w:val="20"/>
+          <w:rFonts w:ascii="Palatino Linotype" w:hAnsi="Palatino Linotype" w:cs="Palatino Linotype"/>
+        </w:rPr>
+        <w:t>El turno de preguntas forma parte de la tarea: se reserva tiempo para él y, si la clase no pregunta, pregunta el docente.</w:t>
+      </w:r>
+    </w:p>
+    <w:p>
+      <w:r>
+        <w:rPr>
+          <w:b w:val="0"/>
+          <w:i w:val="0"/>
+          <w:color w:val="1C1F26"/>
+          <w:sz w:val="21"/>
+          <w:rFonts w:ascii="Palatino Linotype" w:hAnsi="Palatino Linotype" w:cs="Palatino Linotype"/>
+        </w:rPr>
+        <w:t>Si no reservas ese turno, la fila se califica igual y nada te avisa, así que estas líneas se leen al preparar la tarea, cuando todavía puedes hacerle sitio en la sesión, y no al corregirla, cuando ya no tiene arreglo. Solo salen en la rúbrica analítica, porque son para quien evalúa. Hoy las llevan 13 filas de tres tareas: «Exposición oral», «Debate y situaciones orales dialogadas» y «Trabajo de investigación multimodal».</w:t>
+      </w:r>
+    </w:p>
+    <w:p>
+      <w:pPr>
+        <w:pStyle w:val="Heading1"/>
         <w:keepNext/>
         <w:spacing w:before="400" w:after="100"/>
       </w:pPr>
@@ -1836,7 +2160,7 @@
           <w:sz w:val="30"/>
           <w:rFonts w:ascii="Palatino Linotype" w:hAnsi="Palatino Linotype" w:cs="Palatino Linotype"/>
         </w:rPr>
-        <w:t>4 · La ficha del alumno no se puede desmarcar</w:t>
+        <w:t>4 · La ficha del alumno se genera siempre</w:t>
       </w:r>
     </w:p>
     <w:p>
@@ -1848,7 +2172,7 @@
           <w:sz w:val="21"/>
           <w:rFonts w:ascii="Palatino Linotype" w:hAnsi="Palatino Linotype" w:cs="Palatino Linotype"/>
         </w:rPr>
-        <w:t>Es la pieza que da sentido al resto. Si sostenemos que el alumnado debe conocer la rúbrica antes de la prueba, eso no puede depender de que el profesor se acuerde de marcar una casilla. La app la genera siempre, y contiene:</w:t>
+        <w:t>Si el alumno tiene que conocer la rúbrica antes de la prueba, eso no puede depender de que te acuerdes de marcar una casilla. Por eso la ficha no se puede quitar. Tiene seis bloques:</w:t>
       </w:r>
     </w:p>
     <w:p>
@@ -1874,7 +2198,7 @@
           <w:sz w:val="21"/>
           <w:rFonts w:ascii="Palatino Linotype" w:hAnsi="Palatino Linotype" w:cs="Palatino Linotype"/>
         </w:rPr>
-        <w:t xml:space="preserve"> — la actividad, tal y como la escribiste.</w:t>
+        <w:t>: la actividad, tal como la escribiste.</w:t>
       </w:r>
     </w:p>
     <w:p>
@@ -1900,7 +2224,7 @@
           <w:sz w:val="21"/>
           <w:rFonts w:ascii="Palatino Linotype" w:hAnsi="Palatino Linotype" w:cs="Palatino Linotype"/>
         </w:rPr>
-        <w:t xml:space="preserve"> — cada dimensión con su peso en porcentaje y, cuando los pesos no son iguales, por qué no lo son, en una frase escrita para que la lea el alumno.</w:t>
+        <w:t>: cada dimensión con su peso. Si los pesos no son iguales, una frase explica por qué, escrita para que la entienda el alumno. Si hay descuento por ortografía y presentación, también se anuncia aquí, con su tope.</w:t>
       </w:r>
     </w:p>
     <w:p>
@@ -1926,7 +2250,7 @@
           <w:sz w:val="21"/>
           <w:rFonts w:ascii="Palatino Linotype" w:hAnsi="Palatino Linotype" w:cs="Palatino Linotype"/>
         </w:rPr>
-        <w:t xml:space="preserve"> — el descriptor más alto de cada dimensión, tal cual: ya está escrito como una instrucción (un verbo, un objeto, una condición).</w:t>
+        <w:t>: el descriptor más alto de cada dimensión. Se lee como una instrucción, porque empieza por un verbo y dice qué hacer y con qué condición.</w:t>
       </w:r>
     </w:p>
     <w:p>
@@ -1952,7 +2276,7 @@
           <w:sz w:val="21"/>
           <w:rFonts w:ascii="Palatino Linotype" w:hAnsi="Palatino Linotype" w:cs="Palatino Linotype"/>
         </w:rPr>
-        <w:t xml:space="preserve"> — la tabla de los cuatro niveles, con el nombre de cada dimensión y su peso, sin el criterio oficial ni la etiqueta del bloque: eso es para ti, no para el alumno. Ningún descriptor se recorta. Tiene su propio botón de impresión, que la saca sola en una hoja.</w:t>
+        <w:t>: los cuatro niveles de cada dimensión, con su nombre y su peso. No lleva el criterio oficial ni la letra del bloque, que son datos para ti. No se recorta ningún descriptor, y tiene su propio botón de impresión.</w:t>
       </w:r>
     </w:p>
     <w:p>
@@ -1968,7 +2292,7 @@
           <w:sz w:val="21"/>
           <w:rFonts w:ascii="Palatino Linotype" w:hAnsi="Palatino Linotype" w:cs="Palatino Linotype"/>
         </w:rPr>
-        <w:t>El resultado de un alumno concreto</w:t>
+        <w:t>Resultado de un alumno calificado</w:t>
       </w:r>
       <w:r>
         <w:rPr>
@@ -1978,7 +2302,7 @@
           <w:sz w:val="21"/>
           <w:rFonts w:ascii="Palatino Linotype" w:hAnsi="Palatino Linotype" w:cs="Palatino Linotype"/>
         </w:rPr>
-        <w:t xml:space="preserve"> — si ya has calificado, un desplegable muestra su nivel y sus puntos por dimensión y la nota final. Para la entrega individual.</w:t>
+        <w:t>: un desplegable. En blanco, la ficha sirve para repartirla en clase; si eliges a un alumno que ya guardaste en «Calificar», enseña su nivel y sus puntos en cada dimensión y la nota final, para la devolución individual.</w:t>
       </w:r>
     </w:p>
     <w:p>
@@ -2004,7 +2328,7 @@
           <w:sz w:val="21"/>
           <w:rFonts w:ascii="Palatino Linotype" w:hAnsi="Palatino Linotype" w:cs="Palatino Linotype"/>
         </w:rPr>
-        <w:t xml:space="preserve"> — una frase: se valora el nivel alcanzado en cada dimensión por su descriptor. La aritmética, cuando la hay, la ves en «Calificar».</w:t>
+        <w:t>: una frase. Las cuentas, si las hay, están en «Calificar».</w:t>
       </w:r>
     </w:p>
     <w:p>
@@ -2016,31 +2340,12 @@
           <w:sz w:val="21"/>
           <w:rFonts w:ascii="Palatino Linotype" w:hAnsi="Palatino Linotype" w:cs="Palatino Linotype"/>
         </w:rPr>
-        <w:t xml:space="preserve">Lo que la ficha </w:t>
-      </w:r>
-      <w:r>
-        <w:rPr>
-          <w:b/>
-          <w:i w:val="0"/>
-          <w:color w:val="1C1F26"/>
-          <w:sz w:val="21"/>
-          <w:rFonts w:ascii="Palatino Linotype" w:hAnsi="Palatino Linotype" w:cs="Palatino Linotype"/>
-        </w:rPr>
-        <w:t>no</w:t>
-      </w:r>
-      <w:r>
-        <w:rPr>
-          <w:b w:val="0"/>
-          <w:i w:val="0"/>
-          <w:color w:val="1C1F26"/>
-          <w:sz w:val="21"/>
-          <w:rFonts w:ascii="Palatino Linotype" w:hAnsi="Palatino Linotype" w:cs="Palatino Linotype"/>
-        </w:rPr>
-        <w:t xml:space="preserve"> trae todavía es el guion para presentarla en clase —media página para ti, con apertura, recorrido dimensión a dimensión, un N2 frente a un N4 y dos preguntas para el grupo—. Está diseñado y en la lista de lo previsto (apartado 10).</w:t>
+        <w:t>«Qué se valora», «Cómo llegar al nivel excelente» y la rúbrica breve salen en lenguaje sencillo cuando el curso lo tiene (apartado 5). Falta una cosa. El guion para presentarla en clase está diseñado, pero todavía no está programado (apartado 11).</w:t>
       </w:r>
     </w:p>
     <w:p>
       <w:pPr>
+        <w:pStyle w:val="Heading1"/>
         <w:keepNext/>
         <w:spacing w:before="400" w:after="100"/>
       </w:pPr>
@@ -2052,7 +2357,7 @@
           <w:sz w:val="30"/>
           <w:rFonts w:ascii="Palatino Linotype" w:hAnsi="Palatino Linotype" w:cs="Palatino Linotype"/>
         </w:rPr>
-        <w:t>5 · Mientras tú decides, la app vigila</w:t>
+        <w:t>5 · Dos redacciones del mismo descriptor: la tuya y la del alumno</w:t>
       </w:r>
     </w:p>
     <w:p>
@@ -2064,7 +2369,7 @@
           <w:sz w:val="21"/>
           <w:rFonts w:ascii="Palatino Linotype" w:hAnsi="Palatino Linotype" w:cs="Palatino Linotype"/>
         </w:rPr>
-        <w:t>Esto ocurre solo, sin que tengas que pedirlo, y es lo que distingue a la aplicación de una plantilla en blanco:</w:t>
+        <w:t>Así se ve una misma dimensión del texto argumentativo de 4.º ESO en tres pestañas distintas:</w:t>
       </w:r>
     </w:p>
     <w:tbl>
@@ -2082,10 +2387,800 @@
         </w:tblBorders>
       </w:tblPr>
       <w:tblGrid>
-        <w:gridCol w:w="4706"/>
-        <w:gridCol w:w="4706"/>
+        <w:gridCol w:w="1247"/>
+        <w:gridCol w:w="2721"/>
+        <w:gridCol w:w="2721"/>
+        <w:gridCol w:w="2721"/>
       </w:tblGrid>
       <w:tr>
+        <w:trPr>
+          <w:tblHeader w:val="true"/>
+          <w:cantSplit/>
+        </w:trPr>
+        <w:tc>
+          <w:tcPr>
+            <w:tcW w:type="dxa" w:w="1247"/>
+            <w:shd w:val="clear" w:fill="F4F2EE"/>
+          </w:tcPr>
+          <w:p>
+            <w:pPr>
+              <w:spacing w:before="60" w:after="60"/>
+            </w:pPr>
+          </w:p>
+        </w:tc>
+        <w:tc>
+          <w:tcPr>
+            <w:tcW w:type="dxa" w:w="2721"/>
+            <w:shd w:val="clear" w:fill="F4F2EE"/>
+          </w:tcPr>
+          <w:p>
+            <w:pPr>
+              <w:spacing w:before="60" w:after="60"/>
+            </w:pPr>
+            <w:r>
+              <w:rPr>
+                <w:b/>
+                <w:i w:val="0"/>
+                <w:color w:val="1C1F26"/>
+                <w:sz w:val="19"/>
+                <w:rFonts w:ascii="Palatino Linotype" w:hAnsi="Palatino Linotype" w:cs="Palatino Linotype"/>
+              </w:rPr>
+              <w:t>Rúbrica analítica · la lees tú</w:t>
+            </w:r>
+          </w:p>
+        </w:tc>
+        <w:tc>
+          <w:tcPr>
+            <w:tcW w:type="dxa" w:w="2721"/>
+            <w:shd w:val="clear" w:fill="F4F2EE"/>
+          </w:tcPr>
+          <w:p>
+            <w:pPr>
+              <w:spacing w:before="60" w:after="60"/>
+            </w:pPr>
+            <w:r>
+              <w:rPr>
+                <w:b/>
+                <w:i w:val="0"/>
+                <w:color w:val="1C1F26"/>
+                <w:sz w:val="19"/>
+                <w:rFonts w:ascii="Palatino Linotype" w:hAnsi="Palatino Linotype" w:cs="Palatino Linotype"/>
+              </w:rPr>
+              <w:t>Ficha · la lee el alumno</w:t>
+            </w:r>
+          </w:p>
+        </w:tc>
+        <w:tc>
+          <w:tcPr>
+            <w:tcW w:type="dxa" w:w="2721"/>
+            <w:shd w:val="clear" w:fill="F4F2EE"/>
+          </w:tcPr>
+          <w:p>
+            <w:pPr>
+              <w:spacing w:before="60" w:after="60"/>
+            </w:pPr>
+            <w:r>
+              <w:rPr>
+                <w:b/>
+                <w:i w:val="0"/>
+                <w:color w:val="1C1F26"/>
+                <w:sz w:val="19"/>
+                <w:rFonts w:ascii="Palatino Linotype" w:hAnsi="Palatino Linotype" w:cs="Palatino Linotype"/>
+              </w:rPr>
+              <w:t>Autoevaluación · en primera persona</w:t>
+            </w:r>
+          </w:p>
+        </w:tc>
+      </w:tr>
+      <w:tr>
+        <w:trPr>
+          <w:cantSplit/>
+        </w:trPr>
+        <w:tc>
+          <w:tcPr>
+            <w:tcW w:type="dxa" w:w="1247"/>
+          </w:tcPr>
+          <w:p>
+            <w:pPr>
+              <w:spacing w:before="60" w:after="60"/>
+            </w:pPr>
+            <w:r>
+              <w:rPr>
+                <w:b w:val="0"/>
+                <w:i w:val="0"/>
+                <w:color w:val="1C1F26"/>
+                <w:sz w:val="19"/>
+                <w:rFonts w:ascii="Palatino Linotype" w:hAnsi="Palatino Linotype" w:cs="Palatino Linotype"/>
+              </w:rPr>
+              <w:t>Nombre</w:t>
+            </w:r>
+          </w:p>
+        </w:tc>
+        <w:tc>
+          <w:tcPr>
+            <w:tcW w:type="dxa" w:w="2721"/>
+          </w:tcPr>
+          <w:p>
+            <w:pPr>
+              <w:spacing w:before="60" w:after="60"/>
+            </w:pPr>
+            <w:r>
+              <w:rPr>
+                <w:b w:val="0"/>
+                <w:i w:val="0"/>
+                <w:color w:val="1C1F26"/>
+                <w:sz w:val="19"/>
+                <w:rFonts w:ascii="Palatino Linotype" w:hAnsi="Palatino Linotype" w:cs="Palatino Linotype"/>
+              </w:rPr>
+              <w:t>Coherencia: tesis, argumentos y matización</w:t>
+            </w:r>
+          </w:p>
+        </w:tc>
+        <w:tc>
+          <w:tcPr>
+            <w:tcW w:type="dxa" w:w="2721"/>
+          </w:tcPr>
+          <w:p>
+            <w:pPr>
+              <w:spacing w:before="60" w:after="60"/>
+            </w:pPr>
+            <w:r>
+              <w:rPr>
+                <w:b w:val="0"/>
+                <w:i w:val="0"/>
+                <w:color w:val="1C1F26"/>
+                <w:sz w:val="19"/>
+                <w:rFonts w:ascii="Palatino Linotype" w:hAnsi="Palatino Linotype" w:cs="Palatino Linotype"/>
+              </w:rPr>
+              <w:t>Las ideas: opinión, razones y matices</w:t>
+            </w:r>
+          </w:p>
+        </w:tc>
+        <w:tc>
+          <w:tcPr>
+            <w:tcW w:type="dxa" w:w="2721"/>
+          </w:tcPr>
+          <w:p>
+            <w:pPr>
+              <w:spacing w:before="60" w:after="60"/>
+            </w:pPr>
+            <w:r>
+              <w:rPr>
+                <w:b w:val="0"/>
+                <w:i w:val="0"/>
+                <w:color w:val="1C1F26"/>
+                <w:sz w:val="19"/>
+                <w:rFonts w:ascii="Palatino Linotype" w:hAnsi="Palatino Linotype" w:cs="Palatino Linotype"/>
+              </w:rPr>
+              <w:t>Las ideas: opinión, razones y matices</w:t>
+            </w:r>
+          </w:p>
+        </w:tc>
+      </w:tr>
+      <w:tr>
+        <w:trPr>
+          <w:cantSplit/>
+        </w:trPr>
+        <w:tc>
+          <w:tcPr>
+            <w:tcW w:type="dxa" w:w="1247"/>
+          </w:tcPr>
+          <w:p>
+            <w:pPr>
+              <w:spacing w:before="60" w:after="60"/>
+            </w:pPr>
+            <w:r>
+              <w:rPr>
+                <w:b w:val="0"/>
+                <w:i w:val="0"/>
+                <w:color w:val="1C1F26"/>
+                <w:sz w:val="19"/>
+                <w:rFonts w:ascii="Palatino Linotype" w:hAnsi="Palatino Linotype" w:cs="Palatino Linotype"/>
+              </w:rPr>
+              <w:t>Iniciado</w:t>
+            </w:r>
+          </w:p>
+        </w:tc>
+        <w:tc>
+          <w:tcPr>
+            <w:tcW w:type="dxa" w:w="2721"/>
+          </w:tcPr>
+          <w:p>
+            <w:pPr>
+              <w:spacing w:before="60" w:after="60"/>
+            </w:pPr>
+            <w:r>
+              <w:rPr>
+                <w:b w:val="0"/>
+                <w:i w:val="0"/>
+                <w:color w:val="1C1F26"/>
+                <w:sz w:val="19"/>
+                <w:rFonts w:ascii="Palatino Linotype" w:hAnsi="Palatino Linotype" w:cs="Palatino Linotype"/>
+              </w:rPr>
+              <w:t>Ordena los argumentos según van surgiendo, con una tesis que aparece a mitad del texto.</w:t>
+            </w:r>
+          </w:p>
+        </w:tc>
+        <w:tc>
+          <w:tcPr>
+            <w:tcW w:type="dxa" w:w="2721"/>
+          </w:tcPr>
+          <w:p>
+            <w:pPr>
+              <w:spacing w:before="60" w:after="60"/>
+            </w:pPr>
+            <w:r>
+              <w:rPr>
+                <w:b w:val="0"/>
+                <w:i w:val="0"/>
+                <w:color w:val="1C1F26"/>
+                <w:sz w:val="19"/>
+                <w:rFonts w:ascii="Palatino Linotype" w:hAnsi="Palatino Linotype" w:cs="Palatino Linotype"/>
+              </w:rPr>
+              <w:t>Ordena los argumentos en el orden en que surgen, y la opinión personal (tesis) aparece a mitad del texto.</w:t>
+            </w:r>
+          </w:p>
+        </w:tc>
+        <w:tc>
+          <w:tcPr>
+            <w:tcW w:type="dxa" w:w="2721"/>
+          </w:tcPr>
+          <w:p>
+            <w:pPr>
+              <w:spacing w:before="60" w:after="60"/>
+            </w:pPr>
+            <w:r>
+              <w:rPr>
+                <w:b w:val="0"/>
+                <w:i w:val="0"/>
+                <w:color w:val="1C1F26"/>
+                <w:sz w:val="19"/>
+                <w:rFonts w:ascii="Palatino Linotype" w:hAnsi="Palatino Linotype" w:cs="Palatino Linotype"/>
+              </w:rPr>
+              <w:t>Ordeno los argumentos en el orden en que surgen, y la opinión personal (tesis) aparece a mitad del texto.</w:t>
+            </w:r>
+          </w:p>
+        </w:tc>
+      </w:tr>
+      <w:tr>
+        <w:trPr>
+          <w:cantSplit/>
+        </w:trPr>
+        <w:tc>
+          <w:tcPr>
+            <w:tcW w:type="dxa" w:w="1247"/>
+          </w:tcPr>
+          <w:p>
+            <w:pPr>
+              <w:spacing w:before="60" w:after="60"/>
+            </w:pPr>
+            <w:r>
+              <w:rPr>
+                <w:b w:val="0"/>
+                <w:i w:val="0"/>
+                <w:color w:val="1C1F26"/>
+                <w:sz w:val="19"/>
+                <w:rFonts w:ascii="Palatino Linotype" w:hAnsi="Palatino Linotype" w:cs="Palatino Linotype"/>
+              </w:rPr>
+              <w:t>Excelente</w:t>
+            </w:r>
+          </w:p>
+        </w:tc>
+        <w:tc>
+          <w:tcPr>
+            <w:tcW w:type="dxa" w:w="2721"/>
+          </w:tcPr>
+          <w:p>
+            <w:pPr>
+              <w:spacing w:before="60" w:after="60"/>
+            </w:pPr>
+            <w:r>
+              <w:rPr>
+                <w:b w:val="0"/>
+                <w:i w:val="0"/>
+                <w:color w:val="1C1F26"/>
+                <w:sz w:val="19"/>
+                <w:rFonts w:ascii="Palatino Linotype" w:hAnsi="Palatino Linotype" w:cs="Palatino Linotype"/>
+              </w:rPr>
+              <w:t>Anticipa una objeción previsible a la tesis, la expone en una oración y la delimita con un argumento propio antes de la conclusión.</w:t>
+            </w:r>
+          </w:p>
+        </w:tc>
+        <w:tc>
+          <w:tcPr>
+            <w:tcW w:type="dxa" w:w="2721"/>
+          </w:tcPr>
+          <w:p>
+            <w:pPr>
+              <w:spacing w:before="60" w:after="60"/>
+            </w:pPr>
+            <w:r>
+              <w:rPr>
+                <w:b w:val="0"/>
+                <w:i w:val="0"/>
+                <w:color w:val="1C1F26"/>
+                <w:sz w:val="19"/>
+                <w:rFonts w:ascii="Palatino Linotype" w:hAnsi="Palatino Linotype" w:cs="Palatino Linotype"/>
+              </w:rPr>
+              <w:t>Anticipa lo que respondería alguien que opina lo contrario (una objeción), lo expone en una frase y lo rebate con un argumento propio antes de la conclusión.</w:t>
+            </w:r>
+          </w:p>
+        </w:tc>
+        <w:tc>
+          <w:tcPr>
+            <w:tcW w:type="dxa" w:w="2721"/>
+          </w:tcPr>
+          <w:p>
+            <w:pPr>
+              <w:spacing w:before="60" w:after="60"/>
+            </w:pPr>
+            <w:r>
+              <w:rPr>
+                <w:b w:val="0"/>
+                <w:i w:val="0"/>
+                <w:color w:val="1C1F26"/>
+                <w:sz w:val="19"/>
+                <w:rFonts w:ascii="Palatino Linotype" w:hAnsi="Palatino Linotype" w:cs="Palatino Linotype"/>
+              </w:rPr>
+              <w:t>Anticipo lo que respondería alguien que opina lo contrario (una objeción), lo expongo en una frase y lo rebato con un argumento propio antes de la conclusión.</w:t>
+            </w:r>
+          </w:p>
+        </w:tc>
+      </w:tr>
+    </w:tbl>
+    <w:p>
+      <w:pPr>
+        <w:spacing w:after="0"/>
+      </w:pPr>
+    </w:p>
+    <w:p>
+      <w:r>
+        <w:rPr>
+          <w:b w:val="0"/>
+          <w:i w:val="0"/>
+          <w:color w:val="1C1F26"/>
+          <w:sz w:val="21"/>
+          <w:rFonts w:ascii="Palatino Linotype" w:hAnsi="Palatino Linotype" w:cs="Palatino Linotype"/>
+        </w:rPr>
+        <w:t>Las tres piden lo mismo. La del alumno cambia las palabras que en ese curso todavía no se manejan y deja el término técnico entre paréntesis, porque el currículo pide que el alumno lo vaya aprendiendo: en Bachillerato quedan más términos, en 1.º de ESO menos. La autoevaluación, pues, no se redacta aparte. La conjuga el motor.</w:t>
+      </w:r>
+    </w:p>
+    <w:p>
+      <w:pPr>
+        <w:pStyle w:val="Heading2"/>
+        <w:keepNext/>
+        <w:spacing w:before="240" w:after="60"/>
+      </w:pPr>
+      <w:r>
+        <w:rPr>
+          <w:b/>
+          <w:i w:val="0"/>
+          <w:color w:val="1C1F26"/>
+          <w:sz w:val="23"/>
+          <w:rFonts w:ascii="Palatino Linotype" w:hAnsi="Palatino Linotype" w:cs="Palatino Linotype"/>
+        </w:rPr>
+        <w:t>Cómo funciona</w:t>
+      </w:r>
+    </w:p>
+    <w:p>
+      <w:pPr>
+        <w:pStyle w:val="ListBullet"/>
+        <w:spacing w:after="60"/>
+      </w:pPr>
+      <w:r>
+        <w:rPr>
+          <w:b/>
+          <w:i w:val="0"/>
+          <w:color w:val="1C1F26"/>
+          <w:sz w:val="21"/>
+          <w:rFonts w:ascii="Palatino Linotype" w:hAnsi="Palatino Linotype" w:cs="Palatino Linotype"/>
+        </w:rPr>
+        <w:t>No hay que activar nada.</w:t>
+      </w:r>
+      <w:r>
+        <w:rPr>
+          <w:b w:val="0"/>
+          <w:i w:val="0"/>
+          <w:color w:val="1C1F26"/>
+          <w:sz w:val="21"/>
+          <w:rFonts w:ascii="Palatino Linotype" w:hAnsi="Palatino Linotype" w:cs="Palatino Linotype"/>
+        </w:rPr>
+        <w:t xml:space="preserve"> Si la tarea y el curso tienen versión sencilla, sale sola. Si no la tienen, el alumno lee la técnica, como hasta ahora.</w:t>
+      </w:r>
+    </w:p>
+    <w:p>
+      <w:pPr>
+        <w:pStyle w:val="ListBullet"/>
+        <w:spacing w:after="60"/>
+      </w:pPr>
+      <w:r>
+        <w:rPr>
+          <w:b/>
+          <w:i w:val="0"/>
+          <w:color w:val="1C1F26"/>
+          <w:sz w:val="21"/>
+          <w:rFonts w:ascii="Palatino Linotype" w:hAnsi="Palatino Linotype" w:cs="Palatino Linotype"/>
+        </w:rPr>
+        <w:t>Solo cambia lo que lee el alumno</w:t>
+      </w:r>
+      <w:r>
+        <w:rPr>
+          <w:b w:val="0"/>
+          <w:i w:val="0"/>
+          <w:color w:val="1C1F26"/>
+          <w:sz w:val="21"/>
+          <w:rFonts w:ascii="Palatino Linotype" w:hAnsi="Palatino Linotype" w:cs="Palatino Linotype"/>
+        </w:rPr>
+        <w:t>: «Qué se valora», «Cómo llegar al nivel excelente», la rúbrica breve, la autoevaluación y la coevaluación. La rúbrica analítica, la lista de cotejo, la rúbrica de un punto, la escala de estimación y «Calificar» siguen en versión técnica, porque con ella calificas tú y es la que sale del currículo.</w:t>
+      </w:r>
+    </w:p>
+    <w:p>
+      <w:pPr>
+        <w:pStyle w:val="ListBullet"/>
+        <w:spacing w:after="60"/>
+      </w:pPr>
+      <w:r>
+        <w:rPr>
+          <w:b/>
+          <w:i w:val="0"/>
+          <w:color w:val="1C1F26"/>
+          <w:sz w:val="21"/>
+          <w:rFonts w:ascii="Palatino Linotype" w:hAnsi="Palatino Linotype" w:cs="Palatino Linotype"/>
+        </w:rPr>
+        <w:t>Si el técnico cambia, la sencilla se aparta.</w:t>
+      </w:r>
+      <w:r>
+        <w:rPr>
+          <w:b w:val="0"/>
+          <w:i w:val="0"/>
+          <w:color w:val="1C1F26"/>
+          <w:sz w:val="21"/>
+          <w:rFonts w:ascii="Palatino Linotype" w:hAnsi="Palatino Linotype" w:cs="Palatino Linotype"/>
+        </w:rPr>
+        <w:t xml:space="preserve"> Cada versión sencilla guarda una huella del texto técnico del que salió. Si ese texto se corrige, la huella deja de coincidir y la app vuelve a enseñar el técnico hasta que alguien redacte la sencilla nueva. El alumno nunca lee la traducción de algo que ya no se evalúa.</w:t>
+      </w:r>
+    </w:p>
+    <w:p>
+      <w:pPr>
+        <w:pStyle w:val="ListBullet"/>
+        <w:spacing w:after="60"/>
+      </w:pPr>
+      <w:r>
+        <w:rPr>
+          <w:b/>
+          <w:i w:val="0"/>
+          <w:color w:val="1C1F26"/>
+          <w:sz w:val="21"/>
+          <w:rFonts w:ascii="Palatino Linotype" w:hAnsi="Palatino Linotype" w:cs="Palatino Linotype"/>
+        </w:rPr>
+        <w:t>Pasa el mismo filtro.</w:t>
+      </w:r>
+      <w:r>
+        <w:rPr>
+          <w:b w:val="0"/>
+          <w:i w:val="0"/>
+          <w:color w:val="1C1F26"/>
+          <w:sz w:val="21"/>
+          <w:rFonts w:ascii="Palatino Linotype" w:hAnsi="Palatino Linotype" w:cs="Palatino Linotype"/>
+        </w:rPr>
+        <w:t xml:space="preserve"> Empieza por un verbo del banco, no admite </w:t>
+      </w:r>
+      <w:r>
+        <w:rPr>
+          <w:b w:val="0"/>
+          <w:i/>
+          <w:color w:val="1C1F26"/>
+          <w:sz w:val="21"/>
+          <w:rFonts w:ascii="Palatino Linotype" w:hAnsi="Palatino Linotype" w:cs="Palatino Linotype"/>
+        </w:rPr>
+        <w:t>bien</w:t>
+      </w:r>
+      <w:r>
+        <w:rPr>
+          <w:b w:val="0"/>
+          <w:i w:val="0"/>
+          <w:color w:val="1C1F26"/>
+          <w:sz w:val="21"/>
+          <w:rFonts w:ascii="Palatino Linotype" w:hAnsi="Palatino Linotype" w:cs="Palatino Linotype"/>
+        </w:rPr>
+        <w:t xml:space="preserve">, </w:t>
+      </w:r>
+      <w:r>
+        <w:rPr>
+          <w:b w:val="0"/>
+          <w:i/>
+          <w:color w:val="1C1F26"/>
+          <w:sz w:val="21"/>
+          <w:rFonts w:ascii="Palatino Linotype" w:hAnsi="Palatino Linotype" w:cs="Palatino Linotype"/>
+        </w:rPr>
+        <w:t>adecuadamente</w:t>
+      </w:r>
+      <w:r>
+        <w:rPr>
+          <w:b w:val="0"/>
+          <w:i w:val="0"/>
+          <w:color w:val="1C1F26"/>
+          <w:sz w:val="21"/>
+          <w:rFonts w:ascii="Palatino Linotype" w:hAnsi="Palatino Linotype" w:cs="Palatino Linotype"/>
+        </w:rPr>
+        <w:t xml:space="preserve"> ni </w:t>
+      </w:r>
+      <w:r>
+        <w:rPr>
+          <w:b w:val="0"/>
+          <w:i/>
+          <w:color w:val="1C1F26"/>
+          <w:sz w:val="21"/>
+          <w:rFonts w:ascii="Palatino Linotype" w:hAnsi="Palatino Linotype" w:cs="Palatino Linotype"/>
+        </w:rPr>
+        <w:t>bastante</w:t>
+      </w:r>
+      <w:r>
+        <w:rPr>
+          <w:b w:val="0"/>
+          <w:i w:val="0"/>
+          <w:color w:val="1C1F26"/>
+          <w:sz w:val="21"/>
+          <w:rFonts w:ascii="Palatino Linotype" w:hAnsi="Palatino Linotype" w:cs="Palatino Linotype"/>
+        </w:rPr>
+        <w:t>, y la revisa el mismo validador que al técnico.</w:t>
+      </w:r>
+    </w:p>
+    <w:p>
+      <w:pPr>
+        <w:pStyle w:val="Heading2"/>
+        <w:keepNext/>
+        <w:spacing w:before="240" w:after="60"/>
+      </w:pPr>
+      <w:r>
+        <w:rPr>
+          <w:b/>
+          <w:i w:val="0"/>
+          <w:color w:val="1C1F26"/>
+          <w:sz w:val="23"/>
+          <w:rFonts w:ascii="Palatino Linotype" w:hAnsi="Palatino Linotype" w:cs="Palatino Linotype"/>
+        </w:rPr>
+        <w:t>En qué cursos está</w:t>
+      </w:r>
+    </w:p>
+    <w:p>
+      <w:r>
+        <w:rPr>
+          <w:b w:val="0"/>
+          <w:i w:val="0"/>
+          <w:color w:val="1C1F26"/>
+          <w:sz w:val="21"/>
+          <w:rFonts w:ascii="Palatino Linotype" w:hAnsi="Palatino Linotype" w:cs="Palatino Linotype"/>
+        </w:rPr>
+        <w:t>Se escribe bajo demanda, cuando un curso la va a usar en clase, y no antes. Por eso hoy cubre 12 de las 48 combinaciones de tarea y curso:</w:t>
+      </w:r>
+    </w:p>
+    <w:tbl>
+      <w:tblPr>
+        <w:tblW w:type="auto" w:w="0"/>
+        <w:tblLayout w:type="fixed"/>
+        <w:tblLook w:firstColumn="1" w:firstRow="1" w:lastColumn="0" w:lastRow="0" w:noHBand="0" w:noVBand="1" w:val="04A0"/>
+        <w:tblBorders>
+          <w:top w:val="single" w:sz="6" w:color="D8D3CA"/>
+          <w:bottom w:val="single" w:sz="6" w:color="D8D3CA"/>
+          <w:insideH w:val="single" w:sz="6" w:color="D8D3CA"/>
+          <w:left w:val="none"/>
+          <w:right w:val="none"/>
+          <w:insideV w:val="none"/>
+        </w:tblBorders>
+      </w:tblPr>
+      <w:tblGrid>
+        <w:gridCol w:w="1474"/>
+        <w:gridCol w:w="7937"/>
+      </w:tblGrid>
+      <w:tr>
+        <w:trPr>
+          <w:tblHeader w:val="true"/>
+          <w:cantSplit/>
+        </w:trPr>
+        <w:tc>
+          <w:tcPr>
+            <w:tcW w:type="dxa" w:w="1474"/>
+            <w:shd w:val="clear" w:fill="F4F2EE"/>
+          </w:tcPr>
+          <w:p>
+            <w:pPr>
+              <w:spacing w:before="60" w:after="60"/>
+            </w:pPr>
+            <w:r>
+              <w:rPr>
+                <w:b/>
+                <w:i w:val="0"/>
+                <w:color w:val="1C1F26"/>
+                <w:sz w:val="19"/>
+                <w:rFonts w:ascii="Palatino Linotype" w:hAnsi="Palatino Linotype" w:cs="Palatino Linotype"/>
+              </w:rPr>
+              <w:t>Curso</w:t>
+            </w:r>
+          </w:p>
+        </w:tc>
+        <w:tc>
+          <w:tcPr>
+            <w:tcW w:type="dxa" w:w="7937"/>
+            <w:shd w:val="clear" w:fill="F4F2EE"/>
+          </w:tcPr>
+          <w:p>
+            <w:pPr>
+              <w:spacing w:before="60" w:after="60"/>
+            </w:pPr>
+            <w:r>
+              <w:rPr>
+                <w:b/>
+                <w:i w:val="0"/>
+                <w:color w:val="1C1F26"/>
+                <w:sz w:val="19"/>
+                <w:rFonts w:ascii="Palatino Linotype" w:hAnsi="Palatino Linotype" w:cs="Palatino Linotype"/>
+              </w:rPr>
+              <w:t>Tareas con versión sencilla</w:t>
+            </w:r>
+          </w:p>
+        </w:tc>
+      </w:tr>
+      <w:tr>
+        <w:trPr>
+          <w:cantSplit/>
+        </w:trPr>
+        <w:tc>
+          <w:tcPr>
+            <w:tcW w:type="dxa" w:w="1474"/>
+          </w:tcPr>
+          <w:p>
+            <w:pPr>
+              <w:spacing w:before="60" w:after="60"/>
+            </w:pPr>
+            <w:r>
+              <w:rPr>
+                <w:b w:val="0"/>
+                <w:i w:val="0"/>
+                <w:color w:val="1C1F26"/>
+                <w:sz w:val="19"/>
+                <w:rFonts w:ascii="Palatino Linotype" w:hAnsi="Palatino Linotype" w:cs="Palatino Linotype"/>
+              </w:rPr>
+              <w:t>2.º ESO</w:t>
+            </w:r>
+          </w:p>
+        </w:tc>
+        <w:tc>
+          <w:tcPr>
+            <w:tcW w:type="dxa" w:w="7937"/>
+          </w:tcPr>
+          <w:p>
+            <w:pPr>
+              <w:spacing w:before="60" w:after="60"/>
+            </w:pPr>
+            <w:r>
+              <w:rPr>
+                <w:b w:val="0"/>
+                <w:i w:val="0"/>
+                <w:color w:val="1C1F26"/>
+                <w:sz w:val="19"/>
+                <w:rFonts w:ascii="Palatino Linotype" w:hAnsi="Palatino Linotype" w:cs="Palatino Linotype"/>
+              </w:rPr>
+              <w:t>Narración, texto expositivo, exposición oral, texto argumentativo, resumen de un texto y trabajo de investigación multimodal.</w:t>
+            </w:r>
+          </w:p>
+        </w:tc>
+      </w:tr>
+      <w:tr>
+        <w:trPr>
+          <w:cantSplit/>
+        </w:trPr>
+        <w:tc>
+          <w:tcPr>
+            <w:tcW w:type="dxa" w:w="1474"/>
+          </w:tcPr>
+          <w:p>
+            <w:pPr>
+              <w:spacing w:before="60" w:after="60"/>
+            </w:pPr>
+            <w:r>
+              <w:rPr>
+                <w:b w:val="0"/>
+                <w:i w:val="0"/>
+                <w:color w:val="1C1F26"/>
+                <w:sz w:val="19"/>
+                <w:rFonts w:ascii="Palatino Linotype" w:hAnsi="Palatino Linotype" w:cs="Palatino Linotype"/>
+              </w:rPr>
+              <w:t>4.º ESO</w:t>
+            </w:r>
+          </w:p>
+        </w:tc>
+        <w:tc>
+          <w:tcPr>
+            <w:tcW w:type="dxa" w:w="7937"/>
+          </w:tcPr>
+          <w:p>
+            <w:pPr>
+              <w:spacing w:before="60" w:after="60"/>
+            </w:pPr>
+            <w:r>
+              <w:rPr>
+                <w:b w:val="0"/>
+                <w:i w:val="0"/>
+                <w:color w:val="1C1F26"/>
+                <w:sz w:val="19"/>
+                <w:rFonts w:ascii="Palatino Linotype" w:hAnsi="Palatino Linotype" w:cs="Palatino Linotype"/>
+              </w:rPr>
+              <w:t>Texto expositivo, exposición oral, texto argumentativo, resumen de un texto, redacción de una noticia y trabajo de investigación multimodal.</w:t>
+            </w:r>
+          </w:p>
+        </w:tc>
+      </w:tr>
+    </w:tbl>
+    <w:p>
+      <w:pPr>
+        <w:spacing w:after="0"/>
+      </w:pPr>
+    </w:p>
+    <w:p>
+      <w:r>
+        <w:rPr>
+          <w:b w:val="0"/>
+          <w:i w:val="0"/>
+          <w:color w:val="1C1F26"/>
+          <w:sz w:val="21"/>
+          <w:rFonts w:ascii="Palatino Linotype" w:hAnsi="Palatino Linotype" w:cs="Palatino Linotype"/>
+        </w:rPr>
+        <w:t>Queda una pregunta que solo se contesta en el aula: si el alumno entiende la ficha sin que se la expliques. No lo sabemos todavía. La forma rápida de mirarlo es poner al lado su autoevaluación y la nota que le pones, porque si en una dimensión las dos se separan en medio grupo, esa casilla de la versión sencilla no se está entendiendo y se puede reescribir sin tocar la técnica.</w:t>
+      </w:r>
+    </w:p>
+    <w:p>
+      <w:pPr>
+        <w:pStyle w:val="Heading1"/>
+        <w:keepNext/>
+        <w:spacing w:before="400" w:after="100"/>
+      </w:pPr>
+      <w:r>
+        <w:rPr>
+          <w:b/>
+          <w:i w:val="0"/>
+          <w:color w:val="7A3B2E"/>
+          <w:sz w:val="30"/>
+          <w:rFonts w:ascii="Palatino Linotype" w:hAnsi="Palatino Linotype" w:cs="Palatino Linotype"/>
+        </w:rPr>
+        <w:t>6 · Mientras decides, la app vigila</w:t>
+      </w:r>
+    </w:p>
+    <w:p>
+      <w:r>
+        <w:rPr>
+          <w:b w:val="0"/>
+          <w:i w:val="0"/>
+          <w:color w:val="1C1F26"/>
+          <w:sz w:val="21"/>
+          <w:rFonts w:ascii="Palatino Linotype" w:hAnsi="Palatino Linotype" w:cs="Palatino Linotype"/>
+        </w:rPr>
+        <w:t>Esto ocurre sin que lo pidas:</w:t>
+      </w:r>
+    </w:p>
+    <w:tbl>
+      <w:tblPr>
+        <w:tblW w:type="auto" w:w="0"/>
+        <w:tblLayout w:type="fixed"/>
+        <w:tblLook w:firstColumn="1" w:firstRow="1" w:lastColumn="0" w:lastRow="0" w:noHBand="0" w:noVBand="1" w:val="04A0"/>
+        <w:tblBorders>
+          <w:top w:val="single" w:sz="6" w:color="D8D3CA"/>
+          <w:bottom w:val="single" w:sz="6" w:color="D8D3CA"/>
+          <w:insideH w:val="single" w:sz="6" w:color="D8D3CA"/>
+          <w:left w:val="none"/>
+          <w:right w:val="none"/>
+          <w:insideV w:val="none"/>
+        </w:tblBorders>
+      </w:tblPr>
+      <w:tblGrid>
+        <w:gridCol w:w="2381"/>
+        <w:gridCol w:w="7030"/>
+      </w:tblGrid>
+      <w:tr>
+        <w:trPr>
+          <w:tblHeader w:val="true"/>
+          <w:cantSplit/>
+        </w:trPr>
         <w:tc>
           <w:tcPr>
             <w:tcW w:type="dxa" w:w="2381"/>
@@ -2130,6 +3225,9 @@
         </w:tc>
       </w:tr>
       <w:tr>
+        <w:trPr>
+          <w:cantSplit/>
+        </w:trPr>
         <w:tc>
           <w:tcPr>
             <w:tcW w:type="dxa" w:w="2381"/>
@@ -2176,7 +3274,7 @@
                 <w:sz w:val="19"/>
                 <w:rFonts w:ascii="Palatino Linotype" w:hAnsi="Palatino Linotype" w:cs="Palatino Linotype"/>
               </w:rPr>
-              <w:t>23 reglas</w:t>
+              <w:t>veinticuatro reglas</w:t>
             </w:r>
             <w:r>
               <w:rPr>
@@ -2186,12 +3284,15 @@
                 <w:sz w:val="19"/>
                 <w:rFonts w:ascii="Palatino Linotype" w:hAnsi="Palatino Linotype" w:cs="Palatino Linotype"/>
               </w:rPr>
-              <w:t xml:space="preserve"> comprueba los descriptores: que ninguno diga «adecuadamente» o «bastante bien», que todos empiecen por un verbo observable, que el nivel más bajo describa lo que el alumno sí hace y no lo que le falta, que ninguna penalización castigue dos veces lo mismo. Si algo no pasa, lo dice arriba del todo — y explica la regla.</w:t>
+              <w:t xml:space="preserve"> revisa el pack al arrancar: que ningún descriptor diga «adecuadamente» o «bastante bien», que todos empiecen por un verbo observable, que el nivel más bajo describa lo que el alumno sí hace y no lo que le falta, y que ninguna penalización castigue dos veces lo mismo. Si todo está en orden, verás una sola línea: «Salud del pack: sin incidencias».</w:t>
             </w:r>
           </w:p>
         </w:tc>
       </w:tr>
       <w:tr>
+        <w:trPr>
+          <w:cantSplit/>
+        </w:trPr>
         <w:tc>
           <w:tcPr>
             <w:tcW w:type="dxa" w:w="2381"/>
@@ -2208,7 +3309,7 @@
                 <w:sz w:val="19"/>
                 <w:rFonts w:ascii="Palatino Linotype" w:hAnsi="Palatino Linotype" w:cs="Palatino Linotype"/>
               </w:rPr>
-              <w:t>Progresión entre cursos</w:t>
+              <w:t>Progresión dentro de la rúbrica</w:t>
             </w:r>
           </w:p>
         </w:tc>
@@ -2228,12 +3329,15 @@
                 <w:sz w:val="19"/>
                 <w:rFonts w:ascii="Palatino Linotype" w:hAnsi="Palatino Linotype" w:cs="Palatino Linotype"/>
               </w:rPr>
-              <w:t>Avisa si se mezclan dimensiones con exigencia muy dispar.</w:t>
+              <w:t>Avisa si mezcla dimensiones con más de un nivel de diferencia en autonomía, complejidad o metalenguaje. Es una señal para revisar la combinación, no un error.</w:t>
             </w:r>
           </w:p>
         </w:tc>
       </w:tr>
       <w:tr>
+        <w:trPr>
+          <w:cantSplit/>
+        </w:trPr>
         <w:tc>
           <w:tcPr>
             <w:tcW w:type="dxa" w:w="2381"/>
@@ -2270,12 +3374,15 @@
                 <w:sz w:val="19"/>
                 <w:rFonts w:ascii="Palatino Linotype" w:hAnsi="Palatino Linotype" w:cs="Palatino Linotype"/>
               </w:rPr>
-              <w:t>Avisa si una dimensión pasa del 40 % o se queda por debajo del 5 %. Avisa, no bloquea.</w:t>
+              <w:t>Avisa si una dimensión pasa del 40 % o baja del 5 %. Avisa y te deja seguir.</w:t>
             </w:r>
           </w:p>
         </w:tc>
       </w:tr>
       <w:tr>
+        <w:trPr>
+          <w:cantSplit/>
+        </w:trPr>
         <w:tc>
           <w:tcPr>
             <w:tcW w:type="dxa" w:w="2381"/>
@@ -2312,12 +3419,15 @@
                 <w:sz w:val="19"/>
                 <w:rFonts w:ascii="Palatino Linotype" w:hAnsi="Palatino Linotype" w:cs="Palatino Linotype"/>
               </w:rPr>
-              <w:t>Un indicador cuenta dimensiones y bloques, y te avisa activamente si pasas de cinco dimensiones en algo que no es un producto final. Más filas no es más rigor: es más corrección.</w:t>
+              <w:t>Un indicador en verde, amarillo o rojo cuenta dimensiones y bloques. Si pasas de cinco dimensiones en algo que no es un producto final, te avisa: más filas no dan más rigor, dan más horas de corrección.</w:t>
             </w:r>
           </w:p>
         </w:tc>
       </w:tr>
       <w:tr>
+        <w:trPr>
+          <w:cantSplit/>
+        </w:trPr>
         <w:tc>
           <w:tcPr>
             <w:tcW w:type="dxa" w:w="2381"/>
@@ -2354,7 +3464,7 @@
                 <w:sz w:val="19"/>
                 <w:rFonts w:ascii="Palatino Linotype" w:hAnsi="Palatino Linotype" w:cs="Palatino Linotype"/>
               </w:rPr>
-              <w:t>Cada control lleva un «¿por qué?» desplegable. No se imprimen: son para ti mientras aprendes, no para la hoja del aula.</w:t>
+              <w:t>Cada control lleva su «¿por qué?» desplegable. No se imprimen.</w:t>
             </w:r>
           </w:p>
         </w:tc>
@@ -2367,6 +3477,7 @@
     </w:p>
     <w:p>
       <w:pPr>
+        <w:pStyle w:val="Heading1"/>
         <w:keepNext/>
         <w:spacing w:before="400" w:after="100"/>
       </w:pPr>
@@ -2378,7 +3489,7 @@
           <w:sz w:val="30"/>
           <w:rFonts w:ascii="Palatino Linotype" w:hAnsi="Palatino Linotype" w:cs="Palatino Linotype"/>
         </w:rPr>
-        <w:t>6 · «Ajustar»: cuando quieres tocar algo</w:t>
+        <w:t>7 · «Ajustar»: cuando quieres cambiar algo</w:t>
       </w:r>
     </w:p>
     <w:p>
@@ -2390,7 +3501,7 @@
           <w:sz w:val="21"/>
           <w:rFonts w:ascii="Palatino Linotype" w:hAnsi="Palatino Linotype" w:cs="Palatino Linotype"/>
         </w:rPr>
-        <w:t>Desde la vista previa, el botón «Ajustar» abre el modo avanzado. Hoy hace dos cosas, y las dos importan:</w:t>
+        <w:t>Desde la vista previa, «Ajustar» abre el modo avanzado. Hoy permite dos cosas:</w:t>
       </w:r>
     </w:p>
     <w:p>
@@ -2406,7 +3517,7 @@
           <w:sz w:val="21"/>
           <w:rFonts w:ascii="Palatino Linotype" w:hAnsi="Palatino Linotype" w:cs="Palatino Linotype"/>
         </w:rPr>
-        <w:t>Marcar y desmarcar dimensiones</w:t>
+        <w:t>Quitar o volver a poner dimensiones</w:t>
       </w:r>
       <w:r>
         <w:rPr>
@@ -2416,7 +3527,7 @@
           <w:sz w:val="21"/>
           <w:rFonts w:ascii="Palatino Linotype" w:hAnsi="Palatino Linotype" w:cs="Palatino Linotype"/>
         </w:rPr>
-        <w:t>, agrupadas por bloque del currículo (A, B, C y D). Si en esta tarea no vas a valorar la corrección normativa, la quitas.</w:t>
+        <w:t>, agrupadas por bloque del currículo (A, B, C y D). Si en esta tarea no vas a valorar la corrección normativa, la desmarcas.</w:t>
       </w:r>
     </w:p>
     <w:p>
@@ -2442,56 +3553,24 @@
           <w:sz w:val="21"/>
           <w:rFonts w:ascii="Palatino Linotype" w:hAnsi="Palatino Linotype" w:cs="Palatino Linotype"/>
         </w:rPr>
-        <w:t xml:space="preserve"> con un deslizador de 0 a 100 por dimensión. Al soltar, el conjunto se normaliza a 100 y una barra te enseña el reparto de un vistazo. Si decides que la ortografía vale el 50 % en esta tarea concreta, la app te lo advierte una vez y te deja hacerlo: la decisión de calificación es tuya.</w:t>
+        <w:t xml:space="preserve"> con un deslizador de 0 a 100 por dimensión. Al soltarlo, el total se reparte otra vez hasta sumar 100 y una barra enseña el reparto. Si decides que la ortografía vale la mitad de la nota en esta tarea, la app te avisa y te deja: la decisión de calificar es tuya.</w:t>
       </w:r>
     </w:p>
-    <w:tbl>
-      <w:tblPr>
-        <w:tblW w:type="auto" w:w="0"/>
-        <w:tblLook w:firstColumn="1" w:firstRow="1" w:lastColumn="0" w:lastRow="0" w:noHBand="0" w:noVBand="1" w:val="04A0"/>
-        <w:tblBorders>
-          <w:top w:val="single" w:sz="6" w:color="E0C9B8"/>
-          <w:left w:val="single" w:sz="6" w:color="E0C9B8"/>
-          <w:bottom w:val="single" w:sz="6" w:color="E0C9B8"/>
-          <w:right w:val="single" w:sz="6" w:color="E0C9B8"/>
-          <w:insideH w:val="single" w:sz="6" w:color="E0C9B8"/>
-          <w:insideV w:val="single" w:sz="6" w:color="E0C9B8"/>
-        </w:tblBorders>
-      </w:tblPr>
-      <w:tblGrid>
-        <w:gridCol w:w="9412"/>
-      </w:tblGrid>
-      <w:tr>
-        <w:tc>
-          <w:tcPr>
-            <w:tcW w:type="dxa" w:w="9412"/>
-            <w:shd w:val="clear" w:fill="F1E4D9"/>
-          </w:tcPr>
-          <w:p>
-            <w:pPr>
-              <w:spacing w:before="100" w:after="100"/>
-            </w:pPr>
-            <w:r>
-              <w:rPr>
-                <w:b w:val="0"/>
-                <w:i w:val="0"/>
-                <w:color w:val="1C1F26"/>
-                <w:sz w:val="20"/>
-                <w:rFonts w:ascii="Palatino Linotype" w:hAnsi="Palatino Linotype" w:cs="Palatino Linotype"/>
-              </w:rPr>
-              <w:t>Lo que trae el pack es un punto de partida razonable, no una prescripción. Y lo que decidas se imprime en la ficha del alumno, que es donde de verdad importa que sea explícito.</w:t>
-            </w:r>
-          </w:p>
-        </w:tc>
-      </w:tr>
-    </w:tbl>
     <w:p>
-      <w:pPr>
-        <w:spacing w:after="0"/>
-      </w:pPr>
+      <w:r>
+        <w:rPr>
+          <w:b w:val="0"/>
+          <w:i w:val="0"/>
+          <w:color w:val="1C1F26"/>
+          <w:sz w:val="21"/>
+          <w:rFonts w:ascii="Palatino Linotype" w:hAnsi="Palatino Linotype" w:cs="Palatino Linotype"/>
+        </w:rPr>
+        <w:t>«Guardar ajustes» te devuelve a la vista previa con los cambios. Lo que trae el pack es un punto de partida, y lo que cambies se imprime en la ficha, así que el alumno sabrá con qué pesos se le corrige.</w:t>
+      </w:r>
     </w:p>
     <w:p>
       <w:pPr>
+        <w:pStyle w:val="Heading1"/>
         <w:keepNext/>
         <w:spacing w:before="400" w:after="100"/>
       </w:pPr>
@@ -2503,7 +3582,7 @@
           <w:sz w:val="30"/>
           <w:rFonts w:ascii="Palatino Linotype" w:hAnsi="Palatino Linotype" w:cs="Palatino Linotype"/>
         </w:rPr>
-        <w:t>7 · «Calificar»: de la rúbrica a la nota</w:t>
+        <w:t>8 · «Calificar»: de la rúbrica a la nota</w:t>
       </w:r>
     </w:p>
     <w:p>
@@ -2515,11 +3594,12 @@
           <w:sz w:val="21"/>
           <w:rFonts w:ascii="Palatino Linotype" w:hAnsi="Palatino Linotype" w:cs="Palatino Linotype"/>
         </w:rPr>
-        <w:t>No estás obligado a poner número. La app funciona entera en modo cualitativo: nivel alcanzado y descriptor, que es lo que sirve para dar retroalimentación durante el proceso. Pero cuando hace falta la nota, el botón «Calificar» la calcula y la explica.</w:t>
+        <w:t>No estás obligado a poner número. La app funciona entera en modo cualitativo, con el nivel alcanzado y su descriptor, que es lo que sirve para devolver un borrador; y cuando necesites la nota, porque llega la evaluación o porque la prueba la pide, «Calificar» la calcula y enseña de dónde sale cada punto.</w:t>
       </w:r>
     </w:p>
     <w:p>
       <w:pPr>
+        <w:pStyle w:val="Heading2"/>
         <w:keepNext/>
         <w:spacing w:before="240" w:after="60"/>
       </w:pPr>
@@ -2543,7 +3623,7 @@
           <w:sz w:val="21"/>
           <w:rFonts w:ascii="Palatino Linotype" w:hAnsi="Palatino Linotype" w:cs="Palatino Linotype"/>
         </w:rPr>
-        <w:t>Cuatro niveles siempre; no es configurable. Los nombres y las bandas son los mismos que usa el material que ya está en clase, para que el alumno y su familia no reciban una palabra distinta según la herramienta.</w:t>
+        <w:t>Cuatro niveles siempre, sin opción a cambiarlo. Los nombres y las bandas son los del material que ya se usa en clase, para que el alumno y su familia lean la misma palabra en todas partes.</w:t>
       </w:r>
     </w:p>
     <w:tbl>
@@ -2567,6 +3647,10 @@
         <w:gridCol w:w="2353"/>
       </w:tblGrid>
       <w:tr>
+        <w:trPr>
+          <w:tblHeader w:val="true"/>
+          <w:cantSplit/>
+        </w:trPr>
         <w:tc>
           <w:tcPr>
             <w:tcW w:type="dxa" w:w="2353"/>
@@ -2657,6 +3741,9 @@
         </w:tc>
       </w:tr>
       <w:tr>
+        <w:trPr>
+          <w:cantSplit/>
+        </w:trPr>
         <w:tc>
           <w:tcPr>
             <w:tcW w:type="dxa" w:w="2353"/>
@@ -2750,6 +3837,7 @@
     </w:p>
     <w:p>
       <w:pPr>
+        <w:pStyle w:val="Heading2"/>
         <w:keepNext/>
         <w:spacing w:before="240" w:after="60"/>
       </w:pPr>
@@ -2761,7 +3849,7 @@
           <w:sz w:val="23"/>
           <w:rFonts w:ascii="Palatino Linotype" w:hAnsi="Palatino Linotype" w:cs="Palatino Linotype"/>
         </w:rPr>
-        <w:t>Qué puedes hacer en esa pantalla</w:t>
+        <w:t>La pantalla</w:t>
       </w:r>
     </w:p>
     <w:p>
@@ -2773,7 +3861,422 @@
           <w:sz w:val="21"/>
           <w:rFonts w:ascii="Palatino Linotype" w:hAnsi="Palatino Linotype" w:cs="Palatino Linotype"/>
         </w:rPr>
-        <w:t>La pantalla es la misma tabla de la rúbrica —dimensiones por filas, cuatro niveles por columnas—, como en iDoceo: pinchas la celda del descriptor que alcanza el alumno y la nota, en una barra fija arriba, se recalcula al instante. Un clic por fila; no hay que desplazarse para verla.</w:t>
+        <w:t>Es la tabla de la rúbrica, como en iDoceo. En cada fila pinchas la casilla del descriptor que ha alcanzado el alumno (si te equivocas, la vuelves a pinchar y se desmarca), y la nota se recalcula a cada clic en una barra fija arriba, junto al nombre del alumno —y al descuento por ortografía y presentación, cuando lo hay—, de modo que nunca tienes que desplazarte para verla.</w:t>
+      </w:r>
+    </w:p>
+    <w:p>
+      <w:pPr>
+        <w:pStyle w:val="Heading2"/>
+        <w:keepNext/>
+        <w:spacing w:before="240" w:after="60"/>
+      </w:pPr>
+      <w:r>
+        <w:rPr>
+          <w:b/>
+          <w:i w:val="0"/>
+          <w:color w:val="1C1F26"/>
+          <w:sz w:val="23"/>
+          <w:rFonts w:ascii="Palatino Linotype" w:hAnsi="Palatino Linotype" w:cs="Palatino Linotype"/>
+        </w:rPr>
+        <w:t>Cuando la nota tiene que ser fina: «Contar»</w:t>
+      </w:r>
+    </w:p>
+    <w:p>
+      <w:r>
+        <w:rPr>
+          <w:b w:val="0"/>
+          <w:i w:val="0"/>
+          <w:color w:val="1C1F26"/>
+          <w:sz w:val="21"/>
+          <w:rFonts w:ascii="Palatino Linotype" w:hAnsi="Palatino Linotype" w:cs="Palatino Linotype"/>
+        </w:rPr>
+        <w:t>Algunas dimensiones traen una matriz contable. Pulsas «Contar» y la fila se abre en componentes, cada uno con sus bandas. Este es el primero de la cohesión en el texto argumentativo de 4.º ESO, «Variedad y matización de los conectores»:</w:t>
+      </w:r>
+    </w:p>
+    <w:tbl>
+      <w:tblPr>
+        <w:tblW w:type="auto" w:w="0"/>
+        <w:tblLayout w:type="fixed"/>
+        <w:tblLook w:firstColumn="1" w:firstRow="1" w:lastColumn="0" w:lastRow="0" w:noHBand="0" w:noVBand="1" w:val="04A0"/>
+        <w:tblBorders>
+          <w:top w:val="single" w:sz="6" w:color="D8D3CA"/>
+          <w:bottom w:val="single" w:sz="6" w:color="D8D3CA"/>
+          <w:insideH w:val="single" w:sz="6" w:color="D8D3CA"/>
+          <w:left w:val="none"/>
+          <w:right w:val="none"/>
+          <w:insideV w:val="none"/>
+        </w:tblBorders>
+      </w:tblPr>
+      <w:tblGrid>
+        <w:gridCol w:w="1134"/>
+        <w:gridCol w:w="8277"/>
+      </w:tblGrid>
+      <w:tr>
+        <w:trPr>
+          <w:tblHeader w:val="true"/>
+          <w:cantSplit/>
+        </w:trPr>
+        <w:tc>
+          <w:tcPr>
+            <w:tcW w:type="dxa" w:w="1134"/>
+            <w:shd w:val="clear" w:fill="F4F2EE"/>
+          </w:tcPr>
+          <w:p>
+            <w:pPr>
+              <w:spacing w:before="60" w:after="60"/>
+            </w:pPr>
+            <w:r>
+              <w:rPr>
+                <w:b/>
+                <w:i w:val="0"/>
+                <w:color w:val="1C1F26"/>
+                <w:sz w:val="19"/>
+                <w:rFonts w:ascii="Palatino Linotype" w:hAnsi="Palatino Linotype" w:cs="Palatino Linotype"/>
+              </w:rPr>
+              <w:t>Puntos</w:t>
+            </w:r>
+          </w:p>
+        </w:tc>
+        <w:tc>
+          <w:tcPr>
+            <w:tcW w:type="dxa" w:w="8277"/>
+            <w:shd w:val="clear" w:fill="F4F2EE"/>
+          </w:tcPr>
+          <w:p>
+            <w:pPr>
+              <w:spacing w:before="60" w:after="60"/>
+            </w:pPr>
+            <w:r>
+              <w:rPr>
+                <w:b/>
+                <w:i w:val="0"/>
+                <w:color w:val="1C1F26"/>
+                <w:sz w:val="19"/>
+                <w:rFonts w:ascii="Palatino Linotype" w:hAnsi="Palatino Linotype" w:cs="Palatino Linotype"/>
+              </w:rPr>
+              <w:t>Lo que se cuenta</w:t>
+            </w:r>
+          </w:p>
+        </w:tc>
+      </w:tr>
+      <w:tr>
+        <w:trPr>
+          <w:cantSplit/>
+        </w:trPr>
+        <w:tc>
+          <w:tcPr>
+            <w:tcW w:type="dxa" w:w="1134"/>
+          </w:tcPr>
+          <w:p>
+            <w:pPr>
+              <w:spacing w:before="60" w:after="60"/>
+            </w:pPr>
+            <w:r>
+              <w:rPr>
+                <w:b w:val="0"/>
+                <w:i w:val="0"/>
+                <w:color w:val="1C1F26"/>
+                <w:sz w:val="19"/>
+                <w:rFonts w:ascii="Palatino Linotype" w:hAnsi="Palatino Linotype" w:cs="Palatino Linotype"/>
+              </w:rPr>
+              <w:t>4 pt</w:t>
+            </w:r>
+          </w:p>
+        </w:tc>
+        <w:tc>
+          <w:tcPr>
+            <w:tcW w:type="dxa" w:w="8277"/>
+          </w:tcPr>
+          <w:p>
+            <w:pPr>
+              <w:spacing w:before="60" w:after="60"/>
+            </w:pPr>
+            <w:r>
+              <w:rPr>
+                <w:b w:val="0"/>
+                <w:i w:val="0"/>
+                <w:color w:val="1C1F26"/>
+                <w:sz w:val="19"/>
+                <w:rFonts w:ascii="Palatino Linotype" w:hAnsi="Palatino Linotype" w:cs="Palatino Linotype"/>
+              </w:rPr>
+              <w:t>Emplea 4 o más tipos distintos de conector, incluido alguno de concesión o contraste (</w:t>
+            </w:r>
+            <w:r>
+              <w:rPr>
+                <w:b w:val="0"/>
+                <w:i/>
+                <w:color w:val="1C1F26"/>
+                <w:sz w:val="19"/>
+                <w:rFonts w:ascii="Palatino Linotype" w:hAnsi="Palatino Linotype" w:cs="Palatino Linotype"/>
+              </w:rPr>
+              <w:t>aunque</w:t>
+            </w:r>
+            <w:r>
+              <w:rPr>
+                <w:b w:val="0"/>
+                <w:i w:val="0"/>
+                <w:color w:val="1C1F26"/>
+                <w:sz w:val="19"/>
+                <w:rFonts w:ascii="Palatino Linotype" w:hAnsi="Palatino Linotype" w:cs="Palatino Linotype"/>
+              </w:rPr>
+              <w:t xml:space="preserve">, </w:t>
+            </w:r>
+            <w:r>
+              <w:rPr>
+                <w:b w:val="0"/>
+                <w:i/>
+                <w:color w:val="1C1F26"/>
+                <w:sz w:val="19"/>
+                <w:rFonts w:ascii="Palatino Linotype" w:hAnsi="Palatino Linotype" w:cs="Palatino Linotype"/>
+              </w:rPr>
+              <w:t>no obstante</w:t>
+            </w:r>
+            <w:r>
+              <w:rPr>
+                <w:b w:val="0"/>
+                <w:i w:val="0"/>
+                <w:color w:val="1C1F26"/>
+                <w:sz w:val="19"/>
+                <w:rFonts w:ascii="Palatino Linotype" w:hAnsi="Palatino Linotype" w:cs="Palatino Linotype"/>
+              </w:rPr>
+              <w:t xml:space="preserve">, </w:t>
+            </w:r>
+            <w:r>
+              <w:rPr>
+                <w:b w:val="0"/>
+                <w:i/>
+                <w:color w:val="1C1F26"/>
+                <w:sz w:val="19"/>
+                <w:rFonts w:ascii="Palatino Linotype" w:hAnsi="Palatino Linotype" w:cs="Palatino Linotype"/>
+              </w:rPr>
+              <w:t>a pesar de</w:t>
+            </w:r>
+            <w:r>
+              <w:rPr>
+                <w:b w:val="0"/>
+                <w:i w:val="0"/>
+                <w:color w:val="1C1F26"/>
+                <w:sz w:val="19"/>
+                <w:rFonts w:ascii="Palatino Linotype" w:hAnsi="Palatino Linotype" w:cs="Palatino Linotype"/>
+              </w:rPr>
+              <w:t>)</w:t>
+            </w:r>
+          </w:p>
+        </w:tc>
+      </w:tr>
+      <w:tr>
+        <w:trPr>
+          <w:cantSplit/>
+        </w:trPr>
+        <w:tc>
+          <w:tcPr>
+            <w:tcW w:type="dxa" w:w="1134"/>
+          </w:tcPr>
+          <w:p>
+            <w:pPr>
+              <w:spacing w:before="60" w:after="60"/>
+            </w:pPr>
+            <w:r>
+              <w:rPr>
+                <w:b w:val="0"/>
+                <w:i w:val="0"/>
+                <w:color w:val="1C1F26"/>
+                <w:sz w:val="19"/>
+                <w:rFonts w:ascii="Palatino Linotype" w:hAnsi="Palatino Linotype" w:cs="Palatino Linotype"/>
+              </w:rPr>
+              <w:t>3 pt</w:t>
+            </w:r>
+          </w:p>
+        </w:tc>
+        <w:tc>
+          <w:tcPr>
+            <w:tcW w:type="dxa" w:w="8277"/>
+          </w:tcPr>
+          <w:p>
+            <w:pPr>
+              <w:spacing w:before="60" w:after="60"/>
+            </w:pPr>
+            <w:r>
+              <w:rPr>
+                <w:b w:val="0"/>
+                <w:i w:val="0"/>
+                <w:color w:val="1C1F26"/>
+                <w:sz w:val="19"/>
+                <w:rFonts w:ascii="Palatino Linotype" w:hAnsi="Palatino Linotype" w:cs="Palatino Linotype"/>
+              </w:rPr>
+              <w:t>Emplea 3 tipos distintos, sin ninguno de concesión o contraste</w:t>
+            </w:r>
+          </w:p>
+        </w:tc>
+      </w:tr>
+      <w:tr>
+        <w:trPr>
+          <w:cantSplit/>
+        </w:trPr>
+        <w:tc>
+          <w:tcPr>
+            <w:tcW w:type="dxa" w:w="1134"/>
+          </w:tcPr>
+          <w:p>
+            <w:pPr>
+              <w:spacing w:before="60" w:after="60"/>
+            </w:pPr>
+            <w:r>
+              <w:rPr>
+                <w:b w:val="0"/>
+                <w:i w:val="0"/>
+                <w:color w:val="1C1F26"/>
+                <w:sz w:val="19"/>
+                <w:rFonts w:ascii="Palatino Linotype" w:hAnsi="Palatino Linotype" w:cs="Palatino Linotype"/>
+              </w:rPr>
+              <w:t>2 pt</w:t>
+            </w:r>
+          </w:p>
+        </w:tc>
+        <w:tc>
+          <w:tcPr>
+            <w:tcW w:type="dxa" w:w="8277"/>
+          </w:tcPr>
+          <w:p>
+            <w:pPr>
+              <w:spacing w:before="60" w:after="60"/>
+            </w:pPr>
+            <w:r>
+              <w:rPr>
+                <w:b w:val="0"/>
+                <w:i w:val="0"/>
+                <w:color w:val="1C1F26"/>
+                <w:sz w:val="19"/>
+                <w:rFonts w:ascii="Palatino Linotype" w:hAnsi="Palatino Linotype" w:cs="Palatino Linotype"/>
+              </w:rPr>
+              <w:t>Emplea 2 tipos distintos</w:t>
+            </w:r>
+          </w:p>
+        </w:tc>
+      </w:tr>
+      <w:tr>
+        <w:trPr>
+          <w:cantSplit/>
+        </w:trPr>
+        <w:tc>
+          <w:tcPr>
+            <w:tcW w:type="dxa" w:w="1134"/>
+          </w:tcPr>
+          <w:p>
+            <w:pPr>
+              <w:spacing w:before="60" w:after="60"/>
+            </w:pPr>
+            <w:r>
+              <w:rPr>
+                <w:b w:val="0"/>
+                <w:i w:val="0"/>
+                <w:color w:val="1C1F26"/>
+                <w:sz w:val="19"/>
+                <w:rFonts w:ascii="Palatino Linotype" w:hAnsi="Palatino Linotype" w:cs="Palatino Linotype"/>
+              </w:rPr>
+              <w:t>1 pt</w:t>
+            </w:r>
+          </w:p>
+        </w:tc>
+        <w:tc>
+          <w:tcPr>
+            <w:tcW w:type="dxa" w:w="8277"/>
+          </w:tcPr>
+          <w:p>
+            <w:pPr>
+              <w:spacing w:before="60" w:after="60"/>
+            </w:pPr>
+            <w:r>
+              <w:rPr>
+                <w:b w:val="0"/>
+                <w:i w:val="0"/>
+                <w:color w:val="1C1F26"/>
+                <w:sz w:val="19"/>
+                <w:rFonts w:ascii="Palatino Linotype" w:hAnsi="Palatino Linotype" w:cs="Palatino Linotype"/>
+              </w:rPr>
+              <w:t>Se limita a conectores de adición y de causa</w:t>
+            </w:r>
+          </w:p>
+        </w:tc>
+      </w:tr>
+      <w:tr>
+        <w:trPr>
+          <w:cantSplit/>
+        </w:trPr>
+        <w:tc>
+          <w:tcPr>
+            <w:tcW w:type="dxa" w:w="1134"/>
+          </w:tcPr>
+          <w:p>
+            <w:pPr>
+              <w:spacing w:before="60" w:after="60"/>
+            </w:pPr>
+            <w:r>
+              <w:rPr>
+                <w:b w:val="0"/>
+                <w:i w:val="0"/>
+                <w:color w:val="1C1F26"/>
+                <w:sz w:val="19"/>
+                <w:rFonts w:ascii="Palatino Linotype" w:hAnsi="Palatino Linotype" w:cs="Palatino Linotype"/>
+              </w:rPr>
+              <w:t>0 pt</w:t>
+            </w:r>
+          </w:p>
+        </w:tc>
+        <w:tc>
+          <w:tcPr>
+            <w:tcW w:type="dxa" w:w="8277"/>
+          </w:tcPr>
+          <w:p>
+            <w:pPr>
+              <w:spacing w:before="60" w:after="60"/>
+            </w:pPr>
+            <w:r>
+              <w:rPr>
+                <w:b w:val="0"/>
+                <w:i w:val="0"/>
+                <w:color w:val="1C1F26"/>
+                <w:sz w:val="19"/>
+                <w:rFonts w:ascii="Palatino Linotype" w:hAnsi="Palatino Linotype" w:cs="Palatino Linotype"/>
+              </w:rPr>
+              <w:t>Yuxtapone los párrafos sin conector que los enlace</w:t>
+            </w:r>
+          </w:p>
+        </w:tc>
+      </w:tr>
+    </w:tbl>
+    <w:p>
+      <w:pPr>
+        <w:spacing w:after="0"/>
+      </w:pPr>
+    </w:p>
+    <w:p>
+      <w:r>
+        <w:rPr>
+          <w:b w:val="0"/>
+          <w:i w:val="0"/>
+          <w:color w:val="1C1F26"/>
+          <w:sz w:val="21"/>
+          <w:rFonts w:ascii="Palatino Linotype" w:hAnsi="Palatino Linotype" w:cs="Palatino Linotype"/>
+        </w:rPr>
+        <w:t>Eso se cuenta, no se estima. Las dos vías valen: cuenta cuando la nota importa y pincha el descriptor cuando te basta con el nivel. Si pinchas un descriptor con la matriz abierta, la matriz se cierra.</w:t>
+      </w:r>
+    </w:p>
+    <w:p>
+      <w:pPr>
+        <w:pStyle w:val="Heading2"/>
+        <w:keepNext/>
+        <w:spacing w:before="240" w:after="60"/>
+      </w:pPr>
+      <w:r>
+        <w:rPr>
+          <w:b/>
+          <w:i w:val="0"/>
+          <w:color w:val="1C1F26"/>
+          <w:sz w:val="23"/>
+          <w:rFonts w:ascii="Palatino Linotype" w:hAnsi="Palatino Linotype" w:cs="Palatino Linotype"/>
+        </w:rPr>
+        <w:t>Lo demás que se hace en esa pantalla</w:t>
       </w:r>
     </w:p>
     <w:p>
@@ -2789,7 +4292,7 @@
           <w:sz w:val="21"/>
           <w:rFonts w:ascii="Palatino Linotype" w:hAnsi="Palatino Linotype" w:cs="Palatino Linotype"/>
         </w:rPr>
-        <w:t>Pinchar el descriptor de cada dimensión</w:t>
+        <w:t>Faltas por tramos.</w:t>
       </w:r>
       <w:r>
         <w:rPr>
@@ -2799,7 +4302,7 @@
           <w:sz w:val="21"/>
           <w:rFonts w:ascii="Palatino Linotype" w:hAnsi="Palatino Linotype" w:cs="Palatino Linotype"/>
         </w:rPr>
-        <w:t>, o —en las dimensiones que traen matriz contable— pulsar «Contar» y marcar la banda de cada componente, que se despliegan dentro de la misma fila: «3,0 puntos si emplea cuatro o más tipos de marcador; 2,0 si emplea dos o tres». Eso se cuenta, no se estima. Las dos vías valen: cuenta cuando la nota importe y pincha cuando baste el nivel. Volver a pinchar una celda la desmarca, y pinchar un descriptor con la matriz abierta la cierra.</w:t>
+        <w:t xml:space="preserve"> Las bandas de ortografía no cuentan faltas a secas: se ajustan a la longitud esperada del texto, así que seis faltas no pesan lo mismo en un resumen que en un expositivo largo. Son cinco tramos y cada tarea y curso tiene los suyos; en 4.º de ESO, el último empieza en 8 faltas en el resumen y en 19 en el expositivo.</w:t>
       </w:r>
     </w:p>
     <w:p>
@@ -2815,7 +4318,7 @@
           <w:sz w:val="21"/>
           <w:rFonts w:ascii="Palatino Linotype" w:hAnsi="Palatino Linotype" w:cs="Palatino Linotype"/>
         </w:rPr>
-        <w:t>Marcar las faltas por tramos.</w:t>
+        <w:t>Penalizaciones con tope.</w:t>
       </w:r>
       <w:r>
         <w:rPr>
@@ -2825,7 +4328,7 @@
           <w:sz w:val="21"/>
           <w:rFonts w:ascii="Palatino Linotype" w:hAnsi="Palatino Linotype" w:cs="Palatino Linotype"/>
         </w:rPr>
-        <w:t xml:space="preserve"> Las bandas de ortografía no están escritas en faltas absolutas: se recortan contra la longitud esperada del texto, así que las mismas seis faltas no pesan igual en un resumen breve que en un texto largo. Son cinco tramos, y cada tarea y cada curso tienen los suyos: en el resumen el último empieza en ocho faltas; en el texto expositivo de 4.º de ESO, en diecinueve.</w:t>
+        <w:t xml:space="preserve"> Cada una tiene el suyo declarado, y ninguna puede dejar una dimensión en negativo.</w:t>
       </w:r>
     </w:p>
     <w:p>
@@ -2841,7 +4344,7 @@
           <w:sz w:val="21"/>
           <w:rFonts w:ascii="Palatino Linotype" w:hAnsi="Palatino Linotype" w:cs="Palatino Linotype"/>
         </w:rPr>
-        <w:t>Contar penalizaciones</w:t>
+        <w:t>Descuento de ortografía y presentación</w:t>
       </w:r>
       <w:r>
         <w:rPr>
@@ -2851,7 +4354,7 @@
           <w:sz w:val="21"/>
           <w:rFonts w:ascii="Palatino Linotype" w:hAnsi="Palatino Linotype" w:cs="Palatino Linotype"/>
         </w:rPr>
-        <w:t>, cada una con su tope declarado: nunca pueden dejar una dimensión en negativo.</w:t>
+        <w:t>, en la barra de arriba, solo cuando la rúbrica no tiene la dimensión de corrección: si la tiene, las faltas ya cuentan en ella y restarlas otra vez sería castigarlas dos veces. Se resta de la nota ya calculada, hasta dos puntos sobre 10 como mucho. En las tareas orales no aparece nunca.</w:t>
       </w:r>
     </w:p>
     <w:p>
@@ -2867,7 +4370,7 @@
           <w:sz w:val="21"/>
           <w:rFonts w:ascii="Palatino Linotype" w:hAnsi="Palatino Linotype" w:cs="Palatino Linotype"/>
         </w:rPr>
-        <w:t>Aplicar el descuento global</w:t>
+        <w:t>Opciones de cálculo</w:t>
       </w:r>
       <w:r>
         <w:rPr>
@@ -2877,7 +4380,67 @@
           <w:sz w:val="21"/>
           <w:rFonts w:ascii="Palatino Linotype" w:hAnsi="Palatino Linotype" w:cs="Palatino Linotype"/>
         </w:rPr>
-        <w:t xml:space="preserve"> de ortografía y presentación de la escala de estimación, con tope de −2 puntos sobre 10.</w:t>
+        <w:t xml:space="preserve">, plegadas debajo de los botones. Ahí eliges la escala: la </w:t>
+      </w:r>
+      <w:r>
+        <w:rPr>
+          <w:b/>
+          <w:i w:val="0"/>
+          <w:color w:val="1C1F26"/>
+          <w:sz w:val="21"/>
+          <w:rFonts w:ascii="Palatino Linotype" w:hAnsi="Palatino Linotype" w:cs="Palatino Linotype"/>
+        </w:rPr>
+        <w:t>equilibrada</w:t>
+      </w:r>
+      <w:r>
+        <w:rPr>
+          <w:b w:val="0"/>
+          <w:i w:val="0"/>
+          <w:color w:val="1C1F26"/>
+          <w:sz w:val="21"/>
+          <w:rFonts w:ascii="Palatino Linotype" w:hAnsi="Palatino Linotype" w:cs="Palatino Linotype"/>
+        </w:rPr>
+        <w:t xml:space="preserve"> (2,5 · 5 · 7,5 · 10), que viene de serie y no deja en cero a quien ha entregado algo, aunque sea flojo, o la </w:t>
+      </w:r>
+      <w:r>
+        <w:rPr>
+          <w:b/>
+          <w:i w:val="0"/>
+          <w:color w:val="1C1F26"/>
+          <w:sz w:val="21"/>
+          <w:rFonts w:ascii="Palatino Linotype" w:hAnsi="Palatino Linotype" w:cs="Palatino Linotype"/>
+        </w:rPr>
+        <w:t>exigente</w:t>
+      </w:r>
+      <w:r>
+        <w:rPr>
+          <w:b w:val="0"/>
+          <w:i w:val="0"/>
+          <w:color w:val="1C1F26"/>
+          <w:sz w:val="21"/>
+          <w:rFonts w:ascii="Palatino Linotype" w:hAnsi="Palatino Linotype" w:cs="Palatino Linotype"/>
+        </w:rPr>
+        <w:t xml:space="preserve"> (0 · 5 · 7,5 · 10), que reserva el cero para el trabajo no hecho. Ahí está también la </w:t>
+      </w:r>
+      <w:r>
+        <w:rPr>
+          <w:b/>
+          <w:i w:val="0"/>
+          <w:color w:val="1C1F26"/>
+          <w:sz w:val="21"/>
+          <w:rFonts w:ascii="Palatino Linotype" w:hAnsi="Palatino Linotype" w:cs="Palatino Linotype"/>
+        </w:rPr>
+        <w:t>condición mínima</w:t>
+      </w:r>
+      <w:r>
+        <w:rPr>
+          <w:b w:val="0"/>
+          <w:i w:val="0"/>
+          <w:color w:val="1C1F26"/>
+          <w:sz w:val="21"/>
+          <w:rFonts w:ascii="Palatino Linotype" w:hAnsi="Palatino Linotype" w:cs="Palatino Linotype"/>
+        </w:rPr>
+        <w:t>, apagada de serie: si la activas, basta una dimensión marcada «obligatorio» en Iniciado para que la nota no pase de 4,9. Actívala solo si lo anunciaste antes de la prueba.</w:t>
       </w:r>
     </w:p>
     <w:p>
@@ -2893,7 +4456,7 @@
           <w:sz w:val="21"/>
           <w:rFonts w:ascii="Palatino Linotype" w:hAnsi="Palatino Linotype" w:cs="Palatino Linotype"/>
         </w:rPr>
-        <w:t>Elegir escala</w:t>
+        <w:t>Alumno por alumno.</w:t>
       </w:r>
       <w:r>
         <w:rPr>
@@ -2903,7 +4466,7 @@
           <w:sz w:val="21"/>
           <w:rFonts w:ascii="Palatino Linotype" w:hAnsi="Palatino Linotype" w:cs="Palatino Linotype"/>
         </w:rPr>
-        <w:t>: equilibrada (2,5 · 5 · 7,5 · 10), que es la de por defecto y evita el cero a quien ha producido algo aunque sea flojo, o exigente (0 · 5 · 7,5 · 10), que reserva el cero al trabajo no hecho.</w:t>
+        <w:t xml:space="preserve"> «Guardar y pasar al siguiente» archiva la nota, vacía la tabla y deja el cursor en el nombre del siguiente. Si queda alguna dimensión sin marcar, no guarda. Las notas se quedan en tu equipo, agrupadas por actividad: puedes corregir treinta exámenes en tres tardes, recuperar a uno para retocarlo y borrarlas cuando quieras.</w:t>
       </w:r>
     </w:p>
     <w:p>
@@ -2919,7 +4482,7 @@
           <w:sz w:val="21"/>
           <w:rFonts w:ascii="Palatino Linotype" w:hAnsi="Palatino Linotype" w:cs="Palatino Linotype"/>
         </w:rPr>
-        <w:t>Guardar alumno por alumno.</w:t>
+        <w:t>Exportar las notas</w:t>
       </w:r>
       <w:r>
         <w:rPr>
@@ -2929,33 +4492,7 @@
           <w:sz w:val="21"/>
           <w:rFonts w:ascii="Palatino Linotype" w:hAnsi="Palatino Linotype" w:cs="Palatino Linotype"/>
         </w:rPr>
-        <w:t xml:space="preserve"> «Guardar y pasar al siguiente» archiva la nota, vacía la cuadrícula y deja el cursor en el nombre del siguiente. Las calificaciones se quedan en tu propio equipo, agrupadas por actividad: puedes corregir treinta exámenes en tres tardes sin perder nada, cargar a uno para retocarlo y borrarlas cuando quieras.</w:t>
-      </w:r>
-    </w:p>
-    <w:p>
-      <w:pPr>
-        <w:pStyle w:val="ListBullet"/>
-        <w:spacing w:after="60"/>
-      </w:pPr>
-      <w:r>
-        <w:rPr>
-          <w:b/>
-          <w:i w:val="0"/>
-          <w:color w:val="1C1F26"/>
-          <w:sz w:val="21"/>
-          <w:rFonts w:ascii="Palatino Linotype" w:hAnsi="Palatino Linotype" w:cs="Palatino Linotype"/>
-        </w:rPr>
-        <w:t>Exportar las notas en «.csv»</w:t>
-      </w:r>
-      <w:r>
-        <w:rPr>
-          <w:b w:val="0"/>
-          <w:i w:val="0"/>
-          <w:color w:val="1C1F26"/>
-          <w:sz w:val="21"/>
-          <w:rFonts w:ascii="Palatino Linotype" w:hAnsi="Palatino Linotype" w:cs="Palatino Linotype"/>
-        </w:rPr>
-        <w:t xml:space="preserve"> con el botón que hay junto a la lista de alumnos guardados (apartado 8).</w:t>
+        <w:t xml:space="preserve"> con «Exportar CSV (Alumno + Nota)», junto a la lista de alumnos calificados (apartado 9).</w:t>
       </w:r>
     </w:p>
     <w:tbl>
@@ -2975,6 +4512,9 @@
         <w:gridCol w:w="9412"/>
       </w:tblGrid>
       <w:tr>
+        <w:trPr>
+          <w:cantSplit/>
+        </w:trPr>
         <w:tc>
           <w:tcPr>
             <w:tcW w:type="dxa" w:w="9412"/>
@@ -3007,7 +4547,7 @@
                 <w:sz w:val="20"/>
                 <w:rFonts w:ascii="Palatino Linotype" w:hAnsi="Palatino Linotype" w:cs="Palatino Linotype"/>
               </w:rPr>
-              <w:t>Porque cada punto tiene un sitio del que sale: la dimensión, el criterio oficial citado, la banda que se marcó y el peso que el alumno leyó en su ficha antes de la prueba. Y porque ninguna penalización puede castigar lo que un componente ya está midiendo — esa regla («doble castigo») está comprobada en todas las matrices del contenido.</w:t>
+              <w:t>Cada punto sale de un sitio que se puede enseñar: la dimensión, el criterio oficial citado, la banda que marcaste y el peso que el alumno leyó en su ficha antes de la prueba. Y ninguna penalización castiga lo que ya mide un componente: esa regla, la del doble castigo, está comprobada en todas las matrices del contenido, una por una.</w:t>
             </w:r>
           </w:p>
         </w:tc>
@@ -3020,6 +4560,7 @@
     </w:p>
     <w:p>
       <w:pPr>
+        <w:pStyle w:val="Heading1"/>
         <w:keepNext/>
         <w:spacing w:before="400" w:after="100"/>
       </w:pPr>
@@ -3031,7 +4572,7 @@
           <w:sz w:val="30"/>
           <w:rFonts w:ascii="Palatino Linotype" w:hAnsi="Palatino Linotype" w:cs="Palatino Linotype"/>
         </w:rPr>
-        <w:t>8 · Exportar la rúbrica, y llevar el trabajo a iDoceo si es tu caso</w:t>
+        <w:t>9 · Exportar la rúbrica o las notas, también a iDoceo</w:t>
       </w:r>
     </w:p>
     <w:p>
@@ -3043,67 +4584,7 @@
           <w:sz w:val="21"/>
           <w:rFonts w:ascii="Palatino Linotype" w:hAnsi="Palatino Linotype" w:cs="Palatino Linotype"/>
         </w:rPr>
-        <w:t xml:space="preserve">El botón </w:t>
-      </w:r>
-      <w:r>
-        <w:rPr>
-          <w:b/>
-          <w:i w:val="0"/>
-          <w:color w:val="1C1F26"/>
-          <w:sz w:val="21"/>
-          <w:rFonts w:ascii="Palatino Linotype" w:hAnsi="Palatino Linotype" w:cs="Palatino Linotype"/>
-        </w:rPr>
-        <w:t>Exportar rúbrica (CSV)</w:t>
-      </w:r>
-      <w:r>
-        <w:rPr>
-          <w:b w:val="0"/>
-          <w:i w:val="0"/>
-          <w:color w:val="1C1F26"/>
-          <w:sz w:val="21"/>
-          <w:rFonts w:ascii="Palatino Linotype" w:hAnsi="Palatino Linotype" w:cs="Palatino Linotype"/>
-        </w:rPr>
-        <w:t xml:space="preserve"> de la vista previa saca la matriz en blanco a un archivo que abre cualquier hoja de cálculo — sirve para tenerla en Excel, Sheets o Calc por la razón que sea. Si usas iDoceo, ese mismo CSV es además el formato de su </w:t>
-      </w:r>
-      <w:r>
-        <w:rPr>
-          <w:b/>
-          <w:i w:val="0"/>
-          <w:color w:val="1C1F26"/>
-          <w:sz w:val="21"/>
-          <w:rFonts w:ascii="Palatino Linotype" w:hAnsi="Palatino Linotype" w:cs="Palatino Linotype"/>
-        </w:rPr>
-        <w:t>importador de rúbricas</w:t>
-      </w:r>
-      <w:r>
-        <w:rPr>
-          <w:b w:val="0"/>
-          <w:i w:val="0"/>
-          <w:color w:val="1C1F26"/>
-          <w:sz w:val="21"/>
-          <w:rFonts w:ascii="Palatino Linotype" w:hAnsi="Palatino Linotype" w:cs="Palatino Linotype"/>
-        </w:rPr>
-        <w:t xml:space="preserve">, uno de los dos importadores para los que escribe la app; no son complementarios entre sí: son </w:t>
-      </w:r>
-      <w:r>
-        <w:rPr>
-          <w:b/>
-          <w:i w:val="0"/>
-          <w:color w:val="1C1F26"/>
-          <w:sz w:val="21"/>
-          <w:rFonts w:ascii="Palatino Linotype" w:hAnsi="Palatino Linotype" w:cs="Palatino Linotype"/>
-        </w:rPr>
-        <w:t>dos caminos alternativos</w:t>
-      </w:r>
-      <w:r>
-        <w:rPr>
-          <w:b w:val="0"/>
-          <w:i w:val="0"/>
-          <w:color w:val="1C1F26"/>
-          <w:sz w:val="21"/>
-          <w:rFonts w:ascii="Palatino Linotype" w:hAnsi="Palatino Linotype" w:cs="Palatino Linotype"/>
-        </w:rPr>
-        <w:t>, y eliges tú, instrumento a instrumento. Los dos archivos son «.csv», así que la exportación no necesita nada instalado y sigue funcionando sin conexión.</w:t>
+        <w:t>Los dos botones de exportación sacan un «.csv», que abre cualquier hoja de cálculo sin necesidad de conexión, y si usas iDoceo cada uno entra por uno de sus dos importadores, el de rúbricas o el de alumnos. Son caminos alternativos. Eliges uno por instrumento.</w:t>
       </w:r>
     </w:p>
     <w:tbl>
@@ -3121,14 +4602,18 @@
         </w:tblBorders>
       </w:tblPr>
       <w:tblGrid>
-        <w:gridCol w:w="3137"/>
-        <w:gridCol w:w="3137"/>
-        <w:gridCol w:w="3137"/>
+        <w:gridCol w:w="2381"/>
+        <w:gridCol w:w="3402"/>
+        <w:gridCol w:w="3628"/>
       </w:tblGrid>
       <w:tr>
+        <w:trPr>
+          <w:tblHeader w:val="true"/>
+          <w:cantSplit/>
+        </w:trPr>
         <w:tc>
           <w:tcPr>
-            <w:tcW w:type="dxa" w:w="2494"/>
+            <w:tcW w:type="dxa" w:w="2381"/>
             <w:shd w:val="clear" w:fill="F4F2EE"/>
           </w:tcPr>
           <w:p>
@@ -3143,7 +4628,7 @@
                 <w:sz w:val="19"/>
                 <w:rFonts w:ascii="Palatino Linotype" w:hAnsi="Palatino Linotype" w:cs="Palatino Linotype"/>
               </w:rPr>
-              <w:t>El camino</w:t>
+              <w:t>El botón</w:t>
             </w:r>
           </w:p>
         </w:tc>
@@ -3164,13 +4649,13 @@
                 <w:sz w:val="19"/>
                 <w:rFonts w:ascii="Palatino Linotype" w:hAnsi="Palatino Linotype" w:cs="Palatino Linotype"/>
               </w:rPr>
-              <w:t>Qué exportas</w:t>
+              <w:t>Qué exporta</w:t>
             </w:r>
           </w:p>
         </w:tc>
         <w:tc>
           <w:tcPr>
-            <w:tcW w:type="dxa" w:w="3515"/>
+            <w:tcW w:type="dxa" w:w="3628"/>
             <w:shd w:val="clear" w:fill="F4F2EE"/>
           </w:tcPr>
           <w:p>
@@ -3191,9 +4676,12 @@
         </w:tc>
       </w:tr>
       <w:tr>
+        <w:trPr>
+          <w:cantSplit/>
+        </w:trPr>
         <w:tc>
           <w:tcPr>
-            <w:tcW w:type="dxa" w:w="2494"/>
+            <w:tcW w:type="dxa" w:w="2381"/>
           </w:tcPr>
           <w:p>
             <w:pPr>
@@ -3209,16 +4697,20 @@
               </w:rPr>
               <w:t>Exportar rúbrica (CSV)</w:t>
             </w:r>
+          </w:p>
+          <w:p>
+            <w:pPr>
+              <w:spacing w:before="0" w:after="60"/>
+            </w:pPr>
             <w:r>
               <w:rPr>
                 <w:b w:val="0"/>
                 <w:i w:val="0"/>
-                <w:color w:val="1C1F26"/>
-                <w:sz w:val="19"/>
+                <w:color w:val="4A4F5A"/>
+                <w:sz w:val="17"/>
                 <w:rFonts w:ascii="Palatino Linotype" w:hAnsi="Palatino Linotype" w:cs="Palatino Linotype"/>
               </w:rPr>
-              <w:br/>
-              <w:t>Botón de la vista previa</w:t>
+              <w:t>en la vista previa</w:t>
             </w:r>
           </w:p>
         </w:tc>
@@ -3238,13 +4730,13 @@
                 <w:sz w:val="19"/>
                 <w:rFonts w:ascii="Palatino Linotype" w:hAnsi="Palatino Linotype" w:cs="Palatino Linotype"/>
               </w:rPr>
-              <w:t>La matriz en blanco: criterios × niveles, con el peso de cada fila y el valor de cada nivel. Archivo «Rubrica_…csv».</w:t>
+              <w:t>La rúbrica analítica en blanco, tengas abierta la pestaña que tengas: criterios por filas y niveles por columnas, con el peso de cada fila y el valor de cada nivel. Archivo «Rubrica_….csv».</w:t>
             </w:r>
           </w:p>
         </w:tc>
         <w:tc>
           <w:tcPr>
-            <w:tcW w:type="dxa" w:w="3515"/>
+            <w:tcW w:type="dxa" w:w="3628"/>
           </w:tcPr>
           <w:p>
             <w:pPr>
@@ -3258,35 +4750,18 @@
                 <w:sz w:val="19"/>
                 <w:rFonts w:ascii="Palatino Linotype" w:hAnsi="Palatino Linotype" w:cs="Palatino Linotype"/>
               </w:rPr>
-              <w:t xml:space="preserve">Si lo importas en iDoceo, calificas </w:t>
-            </w:r>
-            <w:r>
-              <w:rPr>
-                <w:b/>
-                <w:i w:val="0"/>
-                <w:color w:val="1C1F26"/>
-                <w:sz w:val="19"/>
-                <w:rFonts w:ascii="Palatino Linotype" w:hAnsi="Palatino Linotype" w:cs="Palatino Linotype"/>
-              </w:rPr>
-              <w:t>dentro de iDoceo</w:t>
-            </w:r>
-            <w:r>
-              <w:rPr>
-                <w:b w:val="0"/>
-                <w:i w:val="0"/>
-                <w:color w:val="1C1F26"/>
-                <w:sz w:val="19"/>
-                <w:rFonts w:ascii="Palatino Linotype" w:hAnsi="Palatino Linotype" w:cs="Palatino Linotype"/>
-              </w:rPr>
-              <w:t>, tocando cada celda, y la pantalla «Calificar» de esta app deja de usarse para ese instrumento. Si no, tienes la matriz en tu hoja de cálculo para lo que necesites.</w:t>
+              <w:t>En iDoceo entra por el importador de rúbricas y calificas allí, tocando cada celda; la pantalla «Calificar» de esta app deja de usarse para ese instrumento. Sin iDoceo, tienes la matriz en Excel, Sheets o Calc.</w:t>
             </w:r>
           </w:p>
         </w:tc>
       </w:tr>
       <w:tr>
+        <w:trPr>
+          <w:cantSplit/>
+        </w:trPr>
         <w:tc>
           <w:tcPr>
-            <w:tcW w:type="dxa" w:w="2494"/>
+            <w:tcW w:type="dxa" w:w="2381"/>
           </w:tcPr>
           <w:p>
             <w:pPr>
@@ -3300,18 +4775,22 @@
                 <w:sz w:val="19"/>
                 <w:rFonts w:ascii="Palatino Linotype" w:hAnsi="Palatino Linotype" w:cs="Palatino Linotype"/>
               </w:rPr>
-              <w:t>Exportar CSV</w:t>
+              <w:t>Exportar CSV (Alumno + Nota)</w:t>
             </w:r>
+          </w:p>
+          <w:p>
+            <w:pPr>
+              <w:spacing w:before="0" w:after="60"/>
+            </w:pPr>
             <w:r>
               <w:rPr>
                 <w:b w:val="0"/>
                 <w:i w:val="0"/>
-                <w:color w:val="1C1F26"/>
-                <w:sz w:val="19"/>
+                <w:color w:val="4A4F5A"/>
+                <w:sz w:val="17"/>
                 <w:rFonts w:ascii="Palatino Linotype" w:hAnsi="Palatino Linotype" w:cs="Palatino Linotype"/>
               </w:rPr>
-              <w:br/>
-              <w:t>Botón de la pantalla «Calificar»</w:t>
+              <w:t>en «Calificar»</w:t>
             </w:r>
           </w:p>
         </w:tc>
@@ -3331,13 +4810,13 @@
                 <w:sz w:val="19"/>
                 <w:rFonts w:ascii="Palatino Linotype" w:hAnsi="Palatino Linotype" w:cs="Palatino Linotype"/>
               </w:rPr>
-              <w:t>Una fila por alumno con su nota final del instrumento activo. Archivo «Notas_…csv».</w:t>
+              <w:t>Una fila por alumno con la nota final del instrumento. Archivo «Notas_….csv».</w:t>
             </w:r>
           </w:p>
         </w:tc>
         <w:tc>
           <w:tcPr>
-            <w:tcW w:type="dxa" w:w="3515"/>
+            <w:tcW w:type="dxa" w:w="3628"/>
           </w:tcPr>
           <w:p>
             <w:pPr>
@@ -3351,27 +4830,7 @@
                 <w:sz w:val="19"/>
                 <w:rFonts w:ascii="Palatino Linotype" w:hAnsi="Palatino Linotype" w:cs="Palatino Linotype"/>
               </w:rPr>
-              <w:t xml:space="preserve">Sigues calificando </w:t>
-            </w:r>
-            <w:r>
-              <w:rPr>
-                <w:b/>
-                <w:i w:val="0"/>
-                <w:color w:val="1C1F26"/>
-                <w:sz w:val="19"/>
-                <w:rFonts w:ascii="Palatino Linotype" w:hAnsi="Palatino Linotype" w:cs="Palatino Linotype"/>
-              </w:rPr>
-              <w:t>aquí</w:t>
-            </w:r>
-            <w:r>
-              <w:rPr>
-                <w:b w:val="0"/>
-                <w:i w:val="0"/>
-                <w:color w:val="1C1F26"/>
-                <w:sz w:val="19"/>
-                <w:rFonts w:ascii="Palatino Linotype" w:hAnsi="Palatino Linotype" w:cs="Palatino Linotype"/>
-              </w:rPr>
-              <w:t xml:space="preserve"> y iDoceo recibe solo el número, por su asistente general de importación de alumnos.</w:t>
+              <w:t>Sigues calificando aquí e iDoceo recibe solo el número, por su asistente general de importación de alumnos: la columna Alumno va a datos personales y la de Nota, al libro de calificaciones.</w:t>
             </w:r>
           </w:p>
         </w:tc>
@@ -3399,6 +4858,9 @@
         <w:gridCol w:w="9412"/>
       </w:tblGrid>
       <w:tr>
+        <w:trPr>
+          <w:cantSplit/>
+        </w:trPr>
         <w:tc>
           <w:tcPr>
             <w:tcW w:type="dxa" w:w="9412"/>
@@ -3416,7 +4878,7 @@
                 <w:sz w:val="20"/>
                 <w:rFonts w:ascii="Palatino Linotype" w:hAnsi="Palatino Linotype" w:cs="Palatino Linotype"/>
               </w:rPr>
-              <w:t>Los dos caminos dan la misma aritmética</w:t>
+              <w:t>Por los dos caminos sale el mismo número</w:t>
             </w:r>
           </w:p>
           <w:p>
@@ -3431,7 +4893,7 @@
                 <w:sz w:val="20"/>
                 <w:rFonts w:ascii="Palatino Linotype" w:hAnsi="Palatino Linotype" w:cs="Palatino Linotype"/>
               </w:rPr>
-              <w:t>Los valores de nivel que viajan dentro de la rúbrica exportada son los mismos de la escala equilibrada que usa «Calificar». Si algún día comparas las dos vías sobre el mismo alumno, el número coincide: no hay un modelo de cálculo para la app y otro para iDoceo.</w:t>
+              <w:t>Los valores de nivel que viajan en la rúbrica exportada son los de la escala equilibrada que usa «Calificar». Si calificas pinchando niveles, la nota coincide por las dos vías. Lo que iDoceo no tiene son las matrices contables: si quieres contar, califica aquí.</w:t>
             </w:r>
           </w:p>
         </w:tc>
@@ -3444,6 +4906,7 @@
     </w:p>
     <w:p>
       <w:pPr>
+        <w:pStyle w:val="Heading1"/>
         <w:keepNext/>
         <w:spacing w:before="400" w:after="100"/>
       </w:pPr>
@@ -3455,7 +4918,7 @@
           <w:sz w:val="30"/>
           <w:rFonts w:ascii="Palatino Linotype" w:hAnsi="Palatino Linotype" w:cs="Palatino Linotype"/>
         </w:rPr>
-        <w:t>9 · Qué contenido hay cargado hoy</w:t>
+        <w:t>10 · Qué contenido hay cargado hoy</w:t>
       </w:r>
     </w:p>
     <w:p>
@@ -3467,7 +4930,7 @@
           <w:sz w:val="21"/>
           <w:rFonts w:ascii="Palatino Linotype" w:hAnsi="Palatino Linotype" w:cs="Palatino Linotype"/>
         </w:rPr>
-        <w:t xml:space="preserve">10 tipos de tarea, escritos curso a curso donde el currículo los sostiene: </w:t>
+        <w:t xml:space="preserve">Diez tipos de tarea, escritos curso a curso donde el currículo los sostiene: </w:t>
       </w:r>
       <w:r>
         <w:rPr>
@@ -3477,7 +4940,7 @@
           <w:sz w:val="21"/>
           <w:rFonts w:ascii="Palatino Linotype" w:hAnsi="Palatino Linotype" w:cs="Palatino Linotype"/>
         </w:rPr>
-        <w:t>46 combinaciones de tarea y curso</w:t>
+        <w:t>48 combinaciones de tarea y curso</w:t>
       </w:r>
       <w:r>
         <w:rPr>
@@ -3497,7 +4960,7 @@
           <w:sz w:val="21"/>
           <w:rFonts w:ascii="Palatino Linotype" w:hAnsi="Palatino Linotype" w:cs="Palatino Linotype"/>
         </w:rPr>
-        <w:t>249 criterios oficiales</w:t>
+        <w:t>259 criterios oficiales</w:t>
       </w:r>
       <w:r>
         <w:rPr>
@@ -3507,7 +4970,7 @@
           <w:sz w:val="21"/>
           <w:rFonts w:ascii="Palatino Linotype" w:hAnsi="Palatino Linotype" w:cs="Palatino Linotype"/>
         </w:rPr>
-        <w:t>, 189 de ellos con matriz contable. La tabla es dispersa a propósito — una casilla vacía significa que el decreto no pide esa tarea en ese curso.</w:t>
+        <w:t>, 199 de ellos con matriz contable. La tabla tiene huecos a propósito. Una casilla vacía quiere decir que el decreto no pide esa tarea en ese curso.</w:t>
       </w:r>
     </w:p>
     <w:tbl>
@@ -3525,15 +4988,19 @@
         </w:tblBorders>
       </w:tblPr>
       <w:tblGrid>
-        <w:gridCol w:w="1345"/>
-        <w:gridCol w:w="1345"/>
-        <w:gridCol w:w="1345"/>
-        <w:gridCol w:w="1345"/>
-        <w:gridCol w:w="1345"/>
-        <w:gridCol w:w="1345"/>
-        <w:gridCol w:w="1345"/>
+        <w:gridCol w:w="2948"/>
+        <w:gridCol w:w="1077"/>
+        <w:gridCol w:w="1077"/>
+        <w:gridCol w:w="1077"/>
+        <w:gridCol w:w="1077"/>
+        <w:gridCol w:w="1077"/>
+        <w:gridCol w:w="1077"/>
       </w:tblGrid>
       <w:tr>
+        <w:trPr>
+          <w:tblHeader w:val="true"/>
+          <w:cantSplit/>
+        </w:trPr>
         <w:tc>
           <w:tcPr>
             <w:tcW w:type="dxa" w:w="2948"/>
@@ -3689,6 +5156,9 @@
         </w:tc>
       </w:tr>
       <w:tr>
+        <w:trPr>
+          <w:cantSplit/>
+        </w:trPr>
         <w:tc>
           <w:tcPr>
             <w:tcW w:type="dxa" w:w="2948"/>
@@ -3807,6 +5277,9 @@
         </w:tc>
       </w:tr>
       <w:tr>
+        <w:trPr>
+          <w:cantSplit/>
+        </w:trPr>
         <w:tc>
           <w:tcPr>
             <w:tcW w:type="dxa" w:w="2948"/>
@@ -3955,6 +5428,9 @@
         </w:tc>
       </w:tr>
       <w:tr>
+        <w:trPr>
+          <w:cantSplit/>
+        </w:trPr>
         <w:tc>
           <w:tcPr>
             <w:tcW w:type="dxa" w:w="2948"/>
@@ -4103,6 +5579,9 @@
         </w:tc>
       </w:tr>
       <w:tr>
+        <w:trPr>
+          <w:cantSplit/>
+        </w:trPr>
         <w:tc>
           <w:tcPr>
             <w:tcW w:type="dxa" w:w="2948"/>
@@ -4221,6 +5700,9 @@
         </w:tc>
       </w:tr>
       <w:tr>
+        <w:trPr>
+          <w:cantSplit/>
+        </w:trPr>
         <w:tc>
           <w:tcPr>
             <w:tcW w:type="dxa" w:w="2948"/>
@@ -4359,6 +5841,9 @@
         </w:tc>
       </w:tr>
       <w:tr>
+        <w:trPr>
+          <w:cantSplit/>
+        </w:trPr>
         <w:tc>
           <w:tcPr>
             <w:tcW w:type="dxa" w:w="2948"/>
@@ -4497,6 +5982,9 @@
         </w:tc>
       </w:tr>
       <w:tr>
+        <w:trPr>
+          <w:cantSplit/>
+        </w:trPr>
         <w:tc>
           <w:tcPr>
             <w:tcW w:type="dxa" w:w="2948"/>
@@ -4547,6 +6035,16 @@
               <w:spacing w:before="60" w:after="60"/>
               <w:jc w:val="center"/>
             </w:pPr>
+            <w:r>
+              <w:rPr>
+                <w:b w:val="0"/>
+                <w:i w:val="0"/>
+                <w:color w:val="1C1F26"/>
+                <w:sz w:val="19"/>
+                <w:rFonts w:ascii="Palatino Linotype" w:hAnsi="Palatino Linotype" w:cs="Palatino Linotype"/>
+              </w:rPr>
+              <w:t>●</w:t>
+            </w:r>
           </w:p>
         </w:tc>
         <w:tc>
@@ -4579,6 +6077,16 @@
               <w:spacing w:before="60" w:after="60"/>
               <w:jc w:val="center"/>
             </w:pPr>
+            <w:r>
+              <w:rPr>
+                <w:b w:val="0"/>
+                <w:i w:val="0"/>
+                <w:color w:val="1C1F26"/>
+                <w:sz w:val="19"/>
+                <w:rFonts w:ascii="Palatino Linotype" w:hAnsi="Palatino Linotype" w:cs="Palatino Linotype"/>
+              </w:rPr>
+              <w:t>●</w:t>
+            </w:r>
           </w:p>
         </w:tc>
         <w:tc>
@@ -4625,6 +6133,9 @@
         </w:tc>
       </w:tr>
       <w:tr>
+        <w:trPr>
+          <w:cantSplit/>
+        </w:trPr>
         <w:tc>
           <w:tcPr>
             <w:tcW w:type="dxa" w:w="2948"/>
@@ -4753,6 +6264,9 @@
         </w:tc>
       </w:tr>
       <w:tr>
+        <w:trPr>
+          <w:cantSplit/>
+        </w:trPr>
         <w:tc>
           <w:tcPr>
             <w:tcW w:type="dxa" w:w="2948"/>
@@ -4891,6 +6405,9 @@
         </w:tc>
       </w:tr>
       <w:tr>
+        <w:trPr>
+          <w:cantSplit/>
+        </w:trPr>
         <w:tc>
           <w:tcPr>
             <w:tcW w:type="dxa" w:w="2948"/>
@@ -5053,7 +6570,7 @@
           <w:sz w:val="19"/>
           <w:rFonts w:ascii="Palatino Linotype" w:hAnsi="Palatino Linotype" w:cs="Palatino Linotype"/>
         </w:rPr>
-        <w:t xml:space="preserve">  el género o la tarea aparecen nombrados en los saberes de ese curso, además de estar sostenidos por su criterio de evaluación.    </w:t>
+        <w:t xml:space="preserve">  la tarea o el género aparecen nombrados en los saberes de ese curso, además de estar sostenidos por su criterio de evaluación.    </w:t>
       </w:r>
       <w:r>
         <w:rPr>
@@ -5093,6 +6610,9 @@
         <w:gridCol w:w="9412"/>
       </w:tblGrid>
       <w:tr>
+        <w:trPr>
+          <w:cantSplit/>
+        </w:trPr>
         <w:tc>
           <w:tcPr>
             <w:tcW w:type="dxa" w:w="9412"/>
@@ -5110,7 +6630,7 @@
                 <w:sz w:val="20"/>
                 <w:rFonts w:ascii="Palatino Linotype" w:hAnsi="Palatino Linotype" w:cs="Palatino Linotype"/>
               </w:rPr>
-              <w:t>Si buscas una tarea en un curso donde la casilla está vacía, la app no te la ofrece. No es una limitación técnica: es que abrir esa celda obligaría a inventar un criterio que el decreto no tiene.</w:t>
+              <w:t>Si buscas una tarea en una casilla vacía, la app no te la ofrece. Abrir esa casilla obligaría a inventar un criterio que el decreto no tiene.</w:t>
             </w:r>
           </w:p>
         </w:tc>
@@ -5123,6 +6643,7 @@
     </w:p>
     <w:p>
       <w:pPr>
+        <w:pStyle w:val="Heading1"/>
         <w:keepNext/>
         <w:spacing w:before="400" w:after="100"/>
       </w:pPr>
@@ -5134,11 +6655,12 @@
           <w:sz w:val="30"/>
           <w:rFonts w:ascii="Palatino Linotype" w:hAnsi="Palatino Linotype" w:cs="Palatino Linotype"/>
         </w:rPr>
-        <w:t>10 · Lo que la app no hace</w:t>
+        <w:t>11 · Lo que la app no hace</w:t>
       </w:r>
     </w:p>
     <w:p>
       <w:pPr>
+        <w:pStyle w:val="Heading2"/>
         <w:keepNext/>
         <w:spacing w:before="240" w:after="60"/>
       </w:pPr>
@@ -5150,7 +6672,7 @@
           <w:sz w:val="23"/>
           <w:rFonts w:ascii="Palatino Linotype" w:hAnsi="Palatino Linotype" w:cs="Palatino Linotype"/>
         </w:rPr>
-        <w:t>Por decisión, y no va a cambiar</w:t>
+        <w:t>Por decisión</w:t>
       </w:r>
     </w:p>
     <w:p>
@@ -5192,7 +6714,7 @@
           <w:sz w:val="21"/>
           <w:rFonts w:ascii="Palatino Linotype" w:hAnsi="Palatino Linotype" w:cs="Palatino Linotype"/>
         </w:rPr>
-        <w:t>No pide cuentas, ni correos, ni datos personales de menores.</w:t>
+        <w:t>No pide cuentas, correos ni datos de menores.</w:t>
       </w:r>
       <w:r>
         <w:rPr>
@@ -5202,7 +6724,7 @@
           <w:sz w:val="21"/>
           <w:rFonts w:ascii="Palatino Linotype" w:hAnsi="Palatino Linotype" w:cs="Palatino Linotype"/>
         </w:rPr>
-        <w:t xml:space="preserve"> No hay «versión de alumno» donde nadie entre: el canal eres tú, que repartes la ficha.</w:t>
+        <w:t xml:space="preserve"> No hay una versión en la que entre el alumno: el canal eres tú, que repartes la ficha.</w:t>
       </w:r>
     </w:p>
     <w:p>
@@ -5228,7 +6750,7 @@
           <w:sz w:val="21"/>
           <w:rFonts w:ascii="Palatino Linotype" w:hAnsi="Palatino Linotype" w:cs="Palatino Linotype"/>
         </w:rPr>
-        <w:t>, ni ofrece una tarea en un curso que el currículo no sostiene, ni admite tres o cinco niveles.</w:t>
+        <w:t>, no ofrece una tarea en un curso que el currículo no sostiene y no admite tres ni cinco niveles.</w:t>
       </w:r>
     </w:p>
     <w:p>
@@ -5244,11 +6766,12 @@
           <w:sz w:val="21"/>
           <w:rFonts w:ascii="Palatino Linotype" w:hAnsi="Palatino Linotype" w:cs="Palatino Linotype"/>
         </w:rPr>
-        <w:t>No pone criterios sin cita del decreto.</w:t>
+        <w:t>No pone un criterio sin su cita del decreto.</w:t>
       </w:r>
     </w:p>
     <w:p>
       <w:pPr>
+        <w:pStyle w:val="Heading2"/>
         <w:keepNext/>
         <w:spacing w:before="240" w:after="60"/>
       </w:pPr>
@@ -5278,13 +6801,17 @@
         </w:tblBorders>
       </w:tblPr>
       <w:tblGrid>
-        <w:gridCol w:w="4706"/>
-        <w:gridCol w:w="4706"/>
+        <w:gridCol w:w="3175"/>
+        <w:gridCol w:w="6236"/>
       </w:tblGrid>
       <w:tr>
+        <w:trPr>
+          <w:tblHeader w:val="true"/>
+          <w:cantSplit/>
+        </w:trPr>
         <w:tc>
           <w:tcPr>
-            <w:tcW w:type="dxa" w:w="2835"/>
+            <w:tcW w:type="dxa" w:w="3175"/>
             <w:shd w:val="clear" w:fill="F4F2EE"/>
           </w:tcPr>
           <w:p>
@@ -5305,7 +6832,7 @@
         </w:tc>
         <w:tc>
           <w:tcPr>
-            <w:tcW w:type="dxa" w:w="6576"/>
+            <w:tcW w:type="dxa" w:w="6236"/>
             <w:shd w:val="clear" w:fill="F4F2EE"/>
           </w:tcPr>
           <w:p>
@@ -5326,9 +6853,12 @@
         </w:tc>
       </w:tr>
       <w:tr>
+        <w:trPr>
+          <w:cantSplit/>
+        </w:trPr>
         <w:tc>
           <w:tcPr>
-            <w:tcW w:type="dxa" w:w="2835"/>
+            <w:tcW w:type="dxa" w:w="3175"/>
           </w:tcPr>
           <w:p>
             <w:pPr>
@@ -5348,7 +6878,7 @@
         </w:tc>
         <w:tc>
           <w:tcPr>
-            <w:tcW w:type="dxa" w:w="6576"/>
+            <w:tcW w:type="dxa" w:w="6236"/>
           </w:tcPr>
           <w:p>
             <w:pPr>
@@ -5362,15 +6892,18 @@
                 <w:sz w:val="19"/>
                 <w:rFonts w:ascii="Palatino Linotype" w:hAnsi="Palatino Linotype" w:cs="Palatino Linotype"/>
               </w:rPr>
-              <w:t>Media página para ti: apertura, recorrido dimensión a dimensión, un N2 frente a un N4 y dos preguntas para el grupo. Diseñado, no implementado.</w:t>
+              <w:t>Media página para ti: cómo abrir, un recorrido por las dimensiones, un Suficiente frente a un Excelente y dos preguntas para el grupo. Diseñado, sin programar.</w:t>
             </w:r>
           </w:p>
         </w:tc>
       </w:tr>
       <w:tr>
+        <w:trPr>
+          <w:cantSplit/>
+        </w:trPr>
         <w:tc>
           <w:tcPr>
-            <w:tcW w:type="dxa" w:w="2835"/>
+            <w:tcW w:type="dxa" w:w="3175"/>
           </w:tcPr>
           <w:p>
             <w:pPr>
@@ -5390,7 +6923,7 @@
         </w:tc>
         <w:tc>
           <w:tcPr>
-            <w:tcW w:type="dxa" w:w="6576"/>
+            <w:tcW w:type="dxa" w:w="6236"/>
           </w:tcPr>
           <w:p>
             <w:pPr>
@@ -5404,15 +6937,18 @@
                 <w:sz w:val="19"/>
                 <w:rFonts w:ascii="Palatino Linotype" w:hAnsi="Palatino Linotype" w:cs="Palatino Linotype"/>
               </w:rPr>
-              <w:t>Para reutilizar un montaje o pasárselo a un compañero de departamento. Diseñado, no implementado.</w:t>
+              <w:t>Para reutilizar un montaje o pasárselo a un compañero de departamento. Diseñado, sin programar.</w:t>
             </w:r>
           </w:p>
         </w:tc>
       </w:tr>
       <w:tr>
+        <w:trPr>
+          <w:cantSplit/>
+        </w:trPr>
         <w:tc>
           <w:tcPr>
-            <w:tcW w:type="dxa" w:w="2835"/>
+            <w:tcW w:type="dxa" w:w="3175"/>
           </w:tcPr>
           <w:p>
             <w:pPr>
@@ -5432,7 +6968,7 @@
         </w:tc>
         <w:tc>
           <w:tcPr>
-            <w:tcW w:type="dxa" w:w="6576"/>
+            <w:tcW w:type="dxa" w:w="6236"/>
           </w:tcPr>
           <w:p>
             <w:pPr>
@@ -5446,15 +6982,18 @@
                 <w:sz w:val="19"/>
                 <w:rFonts w:ascii="Palatino Linotype" w:hAnsi="Palatino Linotype" w:cs="Palatino Linotype"/>
               </w:rPr>
-              <w:t>El texto de la rúbrica preparado para que corrijas fuera con una IA, con su protocolo (anonimizar, exigir evidencias, firmar tú la nota). Diseñado, no implementado.</w:t>
+              <w:t>El texto de la rúbrica preparado para corregir fuera con una IA, con su protocolo: anonimizar, exigir evidencias y firmar tú la nota. Diseñado, sin programar.</w:t>
             </w:r>
           </w:p>
         </w:tc>
       </w:tr>
       <w:tr>
+        <w:trPr>
+          <w:cantSplit/>
+        </w:trPr>
         <w:tc>
           <w:tcPr>
-            <w:tcW w:type="dxa" w:w="2835"/>
+            <w:tcW w:type="dxa" w:w="3175"/>
           </w:tcPr>
           <w:p>
             <w:pPr>
@@ -5474,7 +7013,7 @@
         </w:tc>
         <w:tc>
           <w:tcPr>
-            <w:tcW w:type="dxa" w:w="6576"/>
+            <w:tcW w:type="dxa" w:w="6236"/>
           </w:tcPr>
           <w:p>
             <w:pPr>
@@ -5488,15 +7027,108 @@
                 <w:sz w:val="19"/>
                 <w:rFonts w:ascii="Palatino Linotype" w:hAnsi="Palatino Linotype" w:cs="Palatino Linotype"/>
               </w:rPr>
-              <w:t>Faltan: cambiar la profundidad sin volver atrás, marcar criterios obligatorios, elegir qué instrumentos se generan, cambiar de modo de calificación y editar descriptores a mano con el validador delante.</w:t>
+              <w:t>Cambiar la profundidad sin volver atrás, marcar criterios obligatorios, elegir qué instrumentos se generan, cambiar de modo de calificación y editar descriptores con el validador delante.</w:t>
             </w:r>
           </w:p>
         </w:tc>
       </w:tr>
       <w:tr>
+        <w:trPr>
+          <w:cantSplit/>
+        </w:trPr>
         <w:tc>
           <w:tcPr>
-            <w:tcW w:type="dxa" w:w="2835"/>
+            <w:tcW w:type="dxa" w:w="3175"/>
+          </w:tcPr>
+          <w:p>
+            <w:pPr>
+              <w:spacing w:before="60" w:after="60"/>
+            </w:pPr>
+            <w:r>
+              <w:rPr>
+                <w:b w:val="0"/>
+                <w:i w:val="0"/>
+                <w:color w:val="1C1F26"/>
+                <w:sz w:val="19"/>
+                <w:rFonts w:ascii="Palatino Linotype" w:hAnsi="Palatino Linotype" w:cs="Palatino Linotype"/>
+              </w:rPr>
+              <w:t>Lenguaje sencillo en más cursos</w:t>
+            </w:r>
+          </w:p>
+        </w:tc>
+        <w:tc>
+          <w:tcPr>
+            <w:tcW w:type="dxa" w:w="6236"/>
+          </w:tcPr>
+          <w:p>
+            <w:pPr>
+              <w:spacing w:before="60" w:after="60"/>
+            </w:pPr>
+            <w:r>
+              <w:rPr>
+                <w:b w:val="0"/>
+                <w:i w:val="0"/>
+                <w:color w:val="1C1F26"/>
+                <w:sz w:val="19"/>
+                <w:rFonts w:ascii="Palatino Linotype" w:hAnsi="Palatino Linotype" w:cs="Palatino Linotype"/>
+              </w:rPr>
+              <w:t>Hoy está en 2.º ESO y 4.º ESO. Los demás se redactan cuando un curso los vaya a usar.</w:t>
+            </w:r>
+          </w:p>
+        </w:tc>
+      </w:tr>
+      <w:tr>
+        <w:trPr>
+          <w:cantSplit/>
+        </w:trPr>
+        <w:tc>
+          <w:tcPr>
+            <w:tcW w:type="dxa" w:w="3175"/>
+          </w:tcPr>
+          <w:p>
+            <w:pPr>
+              <w:spacing w:before="60" w:after="60"/>
+            </w:pPr>
+            <w:r>
+              <w:rPr>
+                <w:b w:val="0"/>
+                <w:i w:val="0"/>
+                <w:color w:val="1C1F26"/>
+                <w:sz w:val="19"/>
+                <w:rFonts w:ascii="Palatino Linotype" w:hAnsi="Palatino Linotype" w:cs="Palatino Linotype"/>
+              </w:rPr>
+              <w:t>Lenguaje sencillo en la lista de cotejo y la rúbrica de un punto</w:t>
+            </w:r>
+          </w:p>
+        </w:tc>
+        <w:tc>
+          <w:tcPr>
+            <w:tcW w:type="dxa" w:w="6236"/>
+          </w:tcPr>
+          <w:p>
+            <w:pPr>
+              <w:spacing w:before="60" w:after="60"/>
+            </w:pPr>
+            <w:r>
+              <w:rPr>
+                <w:b w:val="0"/>
+                <w:i w:val="0"/>
+                <w:color w:val="1C1F26"/>
+                <w:sz w:val="19"/>
+                <w:rFonts w:ascii="Palatino Linotype" w:hAnsi="Palatino Linotype" w:cs="Palatino Linotype"/>
+              </w:rPr>
+              <w:t>Solo si se empiezan a repartir al alumno. Hoy son instrumentos del profesor.</w:t>
+            </w:r>
+          </w:p>
+        </w:tc>
+      </w:tr>
+      <w:tr>
+        <w:trPr>
+          <w:cantSplit/>
+        </w:trPr>
+        <w:tc>
+          <w:tcPr>
+            <w:tcW w:type="dxa" w:w="3175"/>
           </w:tcPr>
           <w:p>
             <w:pPr>
@@ -5516,7 +7148,7 @@
         </w:tc>
         <w:tc>
           <w:tcPr>
-            <w:tcW w:type="dxa" w:w="6576"/>
+            <w:tcW w:type="dxa" w:w="6236"/>
           </w:tcPr>
           <w:p>
             <w:pPr>
@@ -5530,15 +7162,18 @@
                 <w:sz w:val="19"/>
                 <w:rFonts w:ascii="Palatino Linotype" w:hAnsi="Palatino Linotype" w:cs="Palatino Linotype"/>
               </w:rPr>
-              <w:t>Lectura en voz alta, podcast, línea de tiempo y trabajo grupal. (Reacción a una noticia, redacción de una noticia y trabajo de investigación multimodal ya están dentro, desde agosto de 2026.)</w:t>
+              <w:t>Lectura en voz alta, podcast, línea de tiempo y trabajo en grupo.</w:t>
             </w:r>
           </w:p>
         </w:tc>
       </w:tr>
       <w:tr>
+        <w:trPr>
+          <w:cantSplit/>
+        </w:trPr>
         <w:tc>
           <w:tcPr>
-            <w:tcW w:type="dxa" w:w="2835"/>
+            <w:tcW w:type="dxa" w:w="3175"/>
           </w:tcPr>
           <w:p>
             <w:pPr>
@@ -5558,7 +7193,7 @@
         </w:tc>
         <w:tc>
           <w:tcPr>
-            <w:tcW w:type="dxa" w:w="6576"/>
+            <w:tcW w:type="dxa" w:w="6236"/>
           </w:tcPr>
           <w:p>
             <w:pPr>
@@ -5578,9 +7213,12 @@
         </w:tc>
       </w:tr>
       <w:tr>
+        <w:trPr>
+          <w:cantSplit/>
+        </w:trPr>
         <w:tc>
           <w:tcPr>
-            <w:tcW w:type="dxa" w:w="2835"/>
+            <w:tcW w:type="dxa" w:w="3175"/>
           </w:tcPr>
           <w:p>
             <w:pPr>
@@ -5600,7 +7238,7 @@
         </w:tc>
         <w:tc>
           <w:tcPr>
-            <w:tcW w:type="dxa" w:w="6576"/>
+            <w:tcW w:type="dxa" w:w="6236"/>
           </w:tcPr>
           <w:p>
             <w:pPr>
@@ -5614,15 +7252,18 @@
                 <w:sz w:val="19"/>
                 <w:rFonts w:ascii="Palatino Linotype" w:hAnsi="Palatino Linotype" w:cs="Palatino Linotype"/>
               </w:rPr>
-              <w:t>El diseño ya lo admite sin tocar código, pero hoy solo hay contenido de Lengua Castellana y Literatura.</w:t>
+              <w:t>El diseño las admite sin tocar código, pero hoy solo hay contenido de Lengua Castellana y Literatura.</w:t>
             </w:r>
           </w:p>
         </w:tc>
       </w:tr>
       <w:tr>
+        <w:trPr>
+          <w:cantSplit/>
+        </w:trPr>
         <w:tc>
           <w:tcPr>
-            <w:tcW w:type="dxa" w:w="2835"/>
+            <w:tcW w:type="dxa" w:w="3175"/>
           </w:tcPr>
           <w:p>
             <w:pPr>
@@ -5642,7 +7283,7 @@
         </w:tc>
         <w:tc>
           <w:tcPr>
-            <w:tcW w:type="dxa" w:w="6576"/>
+            <w:tcW w:type="dxa" w:w="6236"/>
           </w:tcPr>
           <w:p>
             <w:pPr>
@@ -5662,9 +7303,12 @@
         </w:tc>
       </w:tr>
       <w:tr>
+        <w:trPr>
+          <w:cantSplit/>
+        </w:trPr>
         <w:tc>
           <w:tcPr>
-            <w:tcW w:type="dxa" w:w="2835"/>
+            <w:tcW w:type="dxa" w:w="3175"/>
           </w:tcPr>
           <w:p>
             <w:pPr>
@@ -5684,7 +7328,7 @@
         </w:tc>
         <w:tc>
           <w:tcPr>
-            <w:tcW w:type="dxa" w:w="6576"/>
+            <w:tcW w:type="dxa" w:w="6236"/>
           </w:tcPr>
           <w:p>
             <w:pPr>
@@ -5698,7 +7342,7 @@
                 <w:sz w:val="19"/>
                 <w:rFonts w:ascii="Palatino Linotype" w:hAnsi="Palatino Linotype" w:cs="Palatino Linotype"/>
               </w:rPr>
-              <w:t>Descartado por ahora: exigiría un servidor y tratamiento de datos de menores.</w:t>
+              <w:t>Descartado por ahora: exigiría un servidor y tratar datos de menores.</w:t>
             </w:r>
           </w:p>
         </w:tc>
@@ -5711,6 +7355,7 @@
     </w:p>
     <w:p>
       <w:pPr>
+        <w:pStyle w:val="Heading1"/>
         <w:keepNext/>
         <w:spacing w:before="400" w:after="100"/>
       </w:pPr>
@@ -5722,11 +7367,12 @@
           <w:sz w:val="30"/>
           <w:rFonts w:ascii="Palatino Linotype" w:hAnsi="Palatino Linotype" w:cs="Palatino Linotype"/>
         </w:rPr>
-        <w:t>11 · Seis casos prácticos</w:t>
+        <w:t>12 · Siete casos prácticos</w:t>
       </w:r>
     </w:p>
     <w:p>
       <w:pPr>
+        <w:pStyle w:val="Heading2"/>
         <w:keepNext/>
         <w:spacing w:before="240" w:after="60"/>
       </w:pPr>
@@ -5760,7 +7406,7 @@
           <w:sz w:val="21"/>
           <w:rFonts w:ascii="Palatino Linotype" w:hAnsi="Palatino Linotype" w:cs="Palatino Linotype"/>
         </w:rPr>
-        <w:t xml:space="preserve"> Has mandado un texto expositivo sobre un tema del aula. Son tres grupos y quieres corregir rápido sin perder criterio.</w:t>
+        <w:t xml:space="preserve"> Has mandado un texto expositivo sobre un tema de clase a tres grupos. Quieres corregir rápido sin perder el criterio.</w:t>
       </w:r>
     </w:p>
     <w:p>
@@ -5788,7 +7434,7 @@
           <w:sz w:val="21"/>
           <w:rFonts w:ascii="Palatino Linotype" w:hAnsi="Palatino Linotype" w:cs="Palatino Linotype"/>
         </w:rPr>
-        <w:t>Tipo de prueba: «Actividad competencial». Tipo de tarea: «Texto expositivo». Curso: 3.º de ESO.</w:t>
+        <w:t>Tipo de prueba, «Actividad competencial»; tipo de tarea, «Texto expositivo»; curso, 3.º de ESO.</w:t>
       </w:r>
     </w:p>
     <w:p>
@@ -5804,7 +7450,7 @@
           <w:sz w:val="21"/>
           <w:rFonts w:ascii="Palatino Linotype" w:hAnsi="Palatino Linotype" w:cs="Palatino Linotype"/>
         </w:rPr>
-        <w:t>Tiempo: «Menos de 2 min por alumno». La rúbrica se queda con las dimensiones esenciales en vez de con todas.</w:t>
+        <w:t>Tiempo, «Menos de 2 min por alumno». La rúbrica se queda con las dimensiones de primera prioridad.</w:t>
       </w:r>
     </w:p>
     <w:p>
@@ -5820,7 +7466,7 @@
           <w:sz w:val="21"/>
           <w:rFonts w:ascii="Palatino Linotype" w:hAnsi="Palatino Linotype" w:cs="Palatino Linotype"/>
         </w:rPr>
-        <w:t>Escribes la actividad y pulsas Generar.</w:t>
+        <w:t>Escribes la actividad y pulsas «Generar».</w:t>
       </w:r>
     </w:p>
     <w:p>
@@ -5836,7 +7482,7 @@
           <w:sz w:val="21"/>
           <w:rFonts w:ascii="Palatino Linotype" w:hAnsi="Palatino Linotype" w:cs="Palatino Linotype"/>
         </w:rPr>
-        <w:t>Imprimes la ficha del alumno y la repartes el día que mandas el texto, no el día que devuelves la nota.</w:t>
+        <w:t>Imprimes la ficha y la repartes el día que mandas el texto, no el día que devuelves la nota.</w:t>
       </w:r>
     </w:p>
     <w:p>
@@ -5858,11 +7504,12 @@
           <w:sz w:val="21"/>
           <w:rFonts w:ascii="Palatino Linotype" w:hAnsi="Palatino Linotype" w:cs="Palatino Linotype"/>
         </w:rPr>
-        <w:t xml:space="preserve"> Una rúbrica corta que puedes aplicar en dos minutos, la lista de cotejo por si prefieres marcar casillas, y la hoja que tus alumnos ya han leído antes de escribir — que es lo que hace que la corrección deje de ser una sorpresa.</w:t>
+        <w:t xml:space="preserve"> Una rúbrica corta que se aplica en dos minutos, la lista de cotejo por si prefieres marcar casillas y una hoja que tus alumnos leyeron antes de escribir. La nota ya no les pilla por sorpresa.</w:t>
       </w:r>
     </w:p>
     <w:p>
       <w:pPr>
+        <w:pStyle w:val="Heading2"/>
         <w:keepNext/>
         <w:spacing w:before="240" w:after="60"/>
       </w:pPr>
@@ -5896,7 +7543,7 @@
           <w:sz w:val="21"/>
           <w:rFonts w:ascii="Palatino Linotype" w:hAnsi="Palatino Linotype" w:cs="Palatino Linotype"/>
         </w:rPr>
-        <w:t xml:space="preserve"> En 4.º de ESO estás trabajando el texto argumentativo por fases. Esta semana solo has recogido el esquema y el primer borrador.</w:t>
+        <w:t xml:space="preserve"> En 4.º de ESO trabajas el texto argumentativo por fases. Esta semana solo has recogido el esquema y el primer borrador.</w:t>
       </w:r>
     </w:p>
     <w:p>
@@ -5924,7 +7571,7 @@
           <w:sz w:val="21"/>
           <w:rFonts w:ascii="Palatino Linotype" w:hAnsi="Palatino Linotype" w:cs="Palatino Linotype"/>
         </w:rPr>
-        <w:t>Tipo de prueba: «Fase de un texto (esquema, borrador, revisión, párrafo suelto)».</w:t>
+        <w:t>Tipo de prueba, «Fase de un texto (esquema, borrador, revisión, párrafo suelto)».</w:t>
       </w:r>
     </w:p>
     <w:p>
@@ -5940,7 +7587,7 @@
           <w:sz w:val="21"/>
           <w:rFonts w:ascii="Palatino Linotype" w:hAnsi="Palatino Linotype" w:cs="Palatino Linotype"/>
         </w:rPr>
-        <w:t>La app marca sola las dimensiones de planificación y revisión, y deja sin marcar las que aún no se pueden observar: en un esquema no hay cohesión que juzgar.</w:t>
+        <w:t>La app marca las dimensiones de planificación y revisión y deja fuera las que todavía no se pueden observar.</w:t>
       </w:r>
     </w:p>
     <w:p>
@@ -5978,11 +7625,12 @@
           <w:sz w:val="21"/>
           <w:rFonts w:ascii="Palatino Linotype" w:hAnsi="Palatino Linotype" w:cs="Palatino Linotype"/>
         </w:rPr>
-        <w:t xml:space="preserve"> Una hoja de media página con seis u ocho comprobaciones. El alumno ve qué le falta cuando todavía puede arreglarlo, que es cuando sirve.</w:t>
+        <w:t xml:space="preserve"> Media página con hasta ocho comprobaciones. El alumno ve lo que le falta cuando todavía puede arreglarlo.</w:t>
       </w:r>
     </w:p>
     <w:p>
       <w:pPr>
+        <w:pStyle w:val="Heading2"/>
         <w:keepNext/>
         <w:spacing w:before="240" w:after="60"/>
       </w:pPr>
@@ -5994,7 +7642,7 @@
           <w:sz w:val="23"/>
           <w:rFonts w:ascii="Palatino Linotype" w:hAnsi="Palatino Linotype" w:cs="Palatino Linotype"/>
         </w:rPr>
-        <w:t>Caso 3 · Exposiciones orales en 1.º de ESO y quieres que se escuchen entre ellos</w:t>
+        <w:t>Caso 3 · Exposiciones orales en 1.º de ESO y un público que mira el reloj</w:t>
       </w:r>
     </w:p>
     <w:p>
@@ -6016,7 +7664,7 @@
           <w:sz w:val="21"/>
           <w:rFonts w:ascii="Palatino Linotype" w:hAnsi="Palatino Linotype" w:cs="Palatino Linotype"/>
         </w:rPr>
-        <w:t xml:space="preserve"> Cada alumno expone tres minutos y el resto de la clase se aburre mirando.</w:t>
+        <w:t xml:space="preserve"> Cada alumno expone tres minutos y el resto de la clase espera su turno sin escuchar.</w:t>
       </w:r>
     </w:p>
     <w:p>
@@ -6044,7 +7692,7 @@
           <w:sz w:val="21"/>
           <w:rFonts w:ascii="Palatino Linotype" w:hAnsi="Palatino Linotype" w:cs="Palatino Linotype"/>
         </w:rPr>
-        <w:t>Tipo de tarea: «Exposición oral». Curso: 1.º de ESO.</w:t>
+        <w:t>Tipo de tarea, «Exposición oral»; curso, 1.º de ESO.</w:t>
       </w:r>
     </w:p>
     <w:p>
@@ -6060,7 +7708,7 @@
           <w:sz w:val="21"/>
           <w:rFonts w:ascii="Palatino Linotype" w:hAnsi="Palatino Linotype" w:cs="Palatino Linotype"/>
         </w:rPr>
-        <w:t>Imprimes la pestaña de coevaluación: cada oyente valora a un compañero y tiene que escribir un comentario por dimensión — sin justificación escrita, la coevaluación degenera en repartir notas entre amigos.</w:t>
+        <w:t>Repartes la autoevaluación antes de que preparen la exposición.</w:t>
       </w:r>
     </w:p>
     <w:p>
@@ -6076,7 +7724,23 @@
           <w:sz w:val="21"/>
           <w:rFonts w:ascii="Palatino Linotype" w:hAnsi="Palatino Linotype" w:cs="Palatino Linotype"/>
         </w:rPr>
-        <w:t>La pestaña de autoevaluación, en primera persona, la reparten antes de preparar la exposición.</w:t>
+        <w:t>El día de las exposiciones imprimes la coevaluación: cada oyente valora a un compañero y escribe un comentario por dimensión.</w:t>
+      </w:r>
+    </w:p>
+    <w:p>
+      <w:pPr>
+        <w:pStyle w:val="ListBullet"/>
+        <w:spacing w:after="60"/>
+      </w:pPr>
+      <w:r>
+        <w:rPr>
+          <w:b w:val="0"/>
+          <w:i w:val="0"/>
+          <w:color w:val="1C1F26"/>
+          <w:sz w:val="21"/>
+          <w:rFonts w:ascii="Palatino Linotype" w:hAnsi="Palatino Linotype" w:cs="Palatino Linotype"/>
+        </w:rPr>
+        <w:t>Reservas el turno de preguntas. La rúbrica analítica lo pide en «Para poder evaluarla», y si nadie pregunta, preguntas tú.</w:t>
       </w:r>
     </w:p>
     <w:p>
@@ -6098,11 +7762,12 @@
           <w:sz w:val="21"/>
           <w:rFonts w:ascii="Palatino Linotype" w:hAnsi="Palatino Linotype" w:cs="Palatino Linotype"/>
         </w:rPr>
-        <w:t xml:space="preserve"> La clase escucha con una tarea concreta, el que expone recibe cinco lecturas además de la tuya, y todos han leído los criterios antes de subir a hablar.</w:t>
+        <w:t xml:space="preserve"> Una clase que escucha con algo que hacer, y un compañero que recibe varias lecturas además de la tuya.</w:t>
       </w:r>
     </w:p>
     <w:p>
       <w:pPr>
+        <w:pStyle w:val="Heading2"/>
         <w:keepNext/>
         <w:spacing w:before="240" w:after="60"/>
       </w:pPr>
@@ -6114,7 +7779,7 @@
           <w:sz w:val="23"/>
           <w:rFonts w:ascii="Palatino Linotype" w:hAnsi="Palatino Linotype" w:cs="Palatino Linotype"/>
         </w:rPr>
-        <w:t>Caso 4 · Comentario de texto en 2.º de Bachillerato y una nota que tiene que sostenerse</w:t>
+        <w:t>Caso 4 · Comentario de texto en 2.º de Bachillerato y una nota que hay que explicar</w:t>
       </w:r>
     </w:p>
     <w:p>
@@ -6136,7 +7801,7 @@
           <w:sz w:val="21"/>
           <w:rFonts w:ascii="Palatino Linotype" w:hAnsi="Palatino Linotype" w:cs="Palatino Linotype"/>
         </w:rPr>
-        <w:t xml:space="preserve"> Es una prueba larga, la nota pesa y sabes que alguien va a preguntar por qué tiene un 6,4 y no un 7.</w:t>
+        <w:t xml:space="preserve"> Es una prueba larga, pesa en la nota y sabes que alguien va a preguntar por qué tiene un 6,4 y no un 7.</w:t>
       </w:r>
     </w:p>
     <w:p>
@@ -6164,7 +7829,7 @@
           <w:sz w:val="21"/>
           <w:rFonts w:ascii="Palatino Linotype" w:hAnsi="Palatino Linotype" w:cs="Palatino Linotype"/>
         </w:rPr>
-        <w:t>Tipo de prueba: «Desarrollo largo o comentario de texto». La app abre la escala de estimación analítica.</w:t>
+        <w:t>Tipo de prueba, «Desarrollo largo o comentario de texto». La app abre la escala de estimación.</w:t>
       </w:r>
     </w:p>
     <w:p>
@@ -6180,7 +7845,7 @@
           <w:sz w:val="21"/>
           <w:rFonts w:ascii="Palatino Linotype" w:hAnsi="Palatino Linotype" w:cs="Palatino Linotype"/>
         </w:rPr>
-        <w:t>Corriges apartado por apartado con su puntuación máxima delante, y aplicas —si procede— el descuento de ortografía y presentación, que tiene tope de 2 puntos y está impreso en la ficha.</w:t>
+        <w:t>Corriges apartado por apartado con la puntuación máxima delante y, al lado, los puntos desde los que empieza cada nivel. La ortografía cuenta en su apartado de corrección, así que no hay descuento aparte: si quitas ese apartado en «Ajustar», el descuento aparece, con tope de dos puntos, y la ficha del alumno lo anuncia.</w:t>
       </w:r>
     </w:p>
     <w:p>
@@ -6196,7 +7861,7 @@
           <w:sz w:val="21"/>
           <w:rFonts w:ascii="Palatino Linotype" w:hAnsi="Palatino Linotype" w:cs="Palatino Linotype"/>
         </w:rPr>
-        <w:t>Pulsas «Calificar», abres «Contar» en las dimensiones con matriz, marcas la banda de cada componente y guardas al alumno por su nombre.</w:t>
+        <w:t>En «Calificar», abres «Contar» en las dimensiones con matriz, marcas la banda de cada componente y guardas al alumno con su nombre.</w:t>
       </w:r>
     </w:p>
     <w:p>
@@ -6218,11 +7883,12 @@
           <w:sz w:val="21"/>
           <w:rFonts w:ascii="Palatino Linotype" w:hAnsi="Palatino Linotype" w:cs="Palatino Linotype"/>
         </w:rPr>
-        <w:t xml:space="preserve"> Una nota sobre 10 con su desglose: qué nivel en cada dimensión, cuántos puntos aporta cada una y qué se descontó. Todo lo que necesitas para explicarla en dos minutos.</w:t>
+        <w:t xml:space="preserve"> Una nota sobre 10 con su desglose: el nivel de cada dimensión, cuántos puntos aporta y qué se descontó. Se explica en dos minutos, con la ficha en la mano.</w:t>
       </w:r>
     </w:p>
     <w:p>
       <w:pPr>
+        <w:pStyle w:val="Heading2"/>
         <w:keepNext/>
         <w:spacing w:before="240" w:after="60"/>
       </w:pPr>
@@ -6234,7 +7900,7 @@
           <w:sz w:val="23"/>
           <w:rFonts w:ascii="Palatino Linotype" w:hAnsi="Palatino Linotype" w:cs="Palatino Linotype"/>
         </w:rPr>
-        <w:t>Caso 5 · Un trabajo de investigación en 4.º de ESO que acaba en tu cuaderno de iDoceo</w:t>
+        <w:t>Caso 5 · Un trabajo de investigación en 4.º de ESO que termina en iDoceo</w:t>
       </w:r>
     </w:p>
     <w:p>
@@ -6256,7 +7922,7 @@
           <w:sz w:val="21"/>
           <w:rFonts w:ascii="Palatino Linotype" w:hAnsi="Palatino Linotype" w:cs="Palatino Linotype"/>
         </w:rPr>
-        <w:t xml:space="preserve"> Han preparado en grupo una presentación multimodal con fuentes. Quieres que la nota viva en iDoceo, con tu cuaderno, y no en una hoja suelta.</w:t>
+        <w:t xml:space="preserve"> Han preparado en grupo una presentación con fuentes. Quieres la nota en tu cuaderno de iDoceo, no en una hoja suelta.</w:t>
       </w:r>
     </w:p>
     <w:p>
@@ -6284,7 +7950,7 @@
           <w:sz w:val="21"/>
           <w:rFonts w:ascii="Palatino Linotype" w:hAnsi="Palatino Linotype" w:cs="Palatino Linotype"/>
         </w:rPr>
-        <w:t>Tipo de tarea: «Trabajo de investigación multimodal». Curso: 4.º de ESO. La rúbrica trae dimensiones que no aparecen en un texto normal: contraste de fuentes, atribución de la propiedad intelectual y soporte multimodal.</w:t>
+        <w:t>Tipo de tarea, «Trabajo de investigación multimodal»; curso, 4.º de ESO. La rúbrica trae dimensiones que no salen en un texto normal: la selección y el contraste de fuentes, la atribución del material ajeno y el reparto entre texto, imagen y línea temporal.</w:t>
       </w:r>
     </w:p>
     <w:p>
@@ -6300,7 +7966,7 @@
           <w:sz w:val="21"/>
           <w:rFonts w:ascii="Palatino Linotype" w:hAnsi="Palatino Linotype" w:cs="Palatino Linotype"/>
         </w:rPr>
-        <w:t>Los pesos no son iguales aquí, y la ficha del alumno imprime por qué no lo son: eso es lo que se lee en clase antes de empezar el trabajo.</w:t>
+        <w:t>Antes de empezar, lees la línea «Para poder evaluarla» del soporte: el formato de pantallas se decide antes de redactar.</w:t>
       </w:r>
     </w:p>
     <w:p>
@@ -6316,7 +7982,23 @@
           <w:sz w:val="21"/>
           <w:rFonts w:ascii="Palatino Linotype" w:hAnsi="Palatino Linotype" w:cs="Palatino Linotype"/>
         </w:rPr>
-        <w:t>Al terminar, eliges camino (apartado 8). Si quieres calificar dentro de iDoceo, «Exportar rúbrica (CSV)» y la importas allí, en su importador de rúbricas. Si prefieres calificar aquí, usas «Calificar» y luego «Exportar CSV» con las notas.</w:t>
+        <w:t>Los pesos no son iguales en esta tarea, y la ficha explica por qué. Léela con ellos el primer día.</w:t>
+      </w:r>
+    </w:p>
+    <w:p>
+      <w:pPr>
+        <w:pStyle w:val="ListBullet"/>
+        <w:spacing w:after="60"/>
+      </w:pPr>
+      <w:r>
+        <w:rPr>
+          <w:b w:val="0"/>
+          <w:i w:val="0"/>
+          <w:color w:val="1C1F26"/>
+          <w:sz w:val="21"/>
+          <w:rFonts w:ascii="Palatino Linotype" w:hAnsi="Palatino Linotype" w:cs="Palatino Linotype"/>
+        </w:rPr>
+        <w:t>Al terminar, eliges camino (apartado 9): «Exportar rúbrica (CSV)» para calificar dentro de iDoceo, o «Calificar» aquí y después «Exportar CSV (Alumno + Nota)».</w:t>
       </w:r>
     </w:p>
     <w:p>
@@ -6338,11 +8020,12 @@
           <w:sz w:val="21"/>
           <w:rFonts w:ascii="Palatino Linotype" w:hAnsi="Palatino Linotype" w:cs="Palatino Linotype"/>
         </w:rPr>
-        <w:t xml:space="preserve"> El instrumento en el sitio donde llevas el curso, sin copiar notas a mano y sin dos aritméticas distintas.</w:t>
+        <w:t xml:space="preserve"> La nota donde llevas el curso, sin copiarla a mano.</w:t>
       </w:r>
     </w:p>
     <w:p>
       <w:pPr>
+        <w:pStyle w:val="Heading2"/>
         <w:keepNext/>
         <w:spacing w:before="240" w:after="60"/>
       </w:pPr>
@@ -6376,7 +8059,7 @@
           <w:sz w:val="21"/>
           <w:rFonts w:ascii="Palatino Linotype" w:hAnsi="Palatino Linotype" w:cs="Palatino Linotype"/>
         </w:rPr>
-        <w:t xml:space="preserve"> Veinte preguntas de respuesta corta sobre el Romanticismo y piensas en hacerles una rúbrica.</w:t>
+        <w:t xml:space="preserve"> Veinte preguntas de respuesta corta sobre el Romanticismo, y la tentación de hacerles una rúbrica.</w:t>
       </w:r>
     </w:p>
     <w:p>
@@ -6404,7 +8087,7 @@
           <w:sz w:val="21"/>
           <w:rFonts w:ascii="Palatino Linotype" w:hAnsi="Palatino Linotype" w:cs="Palatino Linotype"/>
         </w:rPr>
-        <w:t>Tipo de prueba: «Prueba objetiva».</w:t>
+        <w:t>Tipo de prueba, «Prueba objetiva (test, huecos, dictado, preguntas factuales)».</w:t>
       </w:r>
     </w:p>
     <w:p>
@@ -6420,7 +8103,7 @@
           <w:sz w:val="21"/>
           <w:rFonts w:ascii="Palatino Linotype" w:hAnsi="Palatino Linotype" w:cs="Palatino Linotype"/>
         </w:rPr>
-        <w:t>La app no genera rúbrica y te dice por qué: ahí no hay gradación de calidad que describir, solo acierto o error. Lo que corresponde es una plantilla de corrección con puntuación directa.</w:t>
+        <w:t>La app no genera rúbrica y explica por qué: en un test no hay grados de calidad que describir, hay aciertos y errores. Lo que toca es una plantilla de corrección con puntuación directa.</w:t>
       </w:r>
     </w:p>
     <w:p>
@@ -6442,11 +8125,149 @@
           <w:sz w:val="21"/>
           <w:rFonts w:ascii="Palatino Linotype" w:hAnsi="Palatino Linotype" w:cs="Palatino Linotype"/>
         </w:rPr>
-        <w:t xml:space="preserve"> Diez segundos y una idea clara. Este caso está aquí porque es tan útil como los otros cinco: saber cuándo la rúbrica no toca es parte de saber usarla.</w:t>
+        <w:t xml:space="preserve"> Diez segundos, y una rúbrica que no hacía falta.</w:t>
       </w:r>
     </w:p>
     <w:p>
       <w:pPr>
+        <w:pStyle w:val="Heading2"/>
+        <w:keepNext/>
+        <w:spacing w:before="240" w:after="60"/>
+      </w:pPr>
+      <w:r>
+        <w:rPr>
+          <w:b/>
+          <w:i w:val="0"/>
+          <w:color w:val="1C1F26"/>
+          <w:sz w:val="23"/>
+          <w:rFonts w:ascii="Palatino Linotype" w:hAnsi="Palatino Linotype" w:cs="Palatino Linotype"/>
+        </w:rPr>
+        <w:t>Caso 7 · Una narración en 2.º de ESO y un grupo que no entiende la rúbrica</w:t>
+      </w:r>
+    </w:p>
+    <w:p>
+      <w:r>
+        <w:rPr>
+          <w:b/>
+          <w:i w:val="0"/>
+          <w:color w:val="1C1F26"/>
+          <w:sz w:val="21"/>
+          <w:rFonts w:ascii="Palatino Linotype" w:hAnsi="Palatino Linotype" w:cs="Palatino Linotype"/>
+        </w:rPr>
+        <w:t>La situación.</w:t>
+      </w:r>
+      <w:r>
+        <w:rPr>
+          <w:b w:val="0"/>
+          <w:i w:val="0"/>
+          <w:color w:val="1C1F26"/>
+          <w:sz w:val="21"/>
+          <w:rFonts w:ascii="Palatino Linotype" w:hAnsi="Palatino Linotype" w:cs="Palatino Linotype"/>
+        </w:rPr>
+        <w:t xml:space="preserve"> La última vez repartiste la rúbrica y volvió sin leer. Los pocos que la leyeron te preguntaron qué quiere decir «propiedad léxica».</w:t>
+      </w:r>
+    </w:p>
+    <w:p>
+      <w:r>
+        <w:rPr>
+          <w:b/>
+          <w:i w:val="0"/>
+          <w:color w:val="1C1F26"/>
+          <w:sz w:val="21"/>
+          <w:rFonts w:ascii="Palatino Linotype" w:hAnsi="Palatino Linotype" w:cs="Palatino Linotype"/>
+        </w:rPr>
+        <w:t>Qué haces.</w:t>
+      </w:r>
+    </w:p>
+    <w:p>
+      <w:pPr>
+        <w:pStyle w:val="ListBullet"/>
+        <w:spacing w:after="60"/>
+      </w:pPr>
+      <w:r>
+        <w:rPr>
+          <w:b w:val="0"/>
+          <w:i w:val="0"/>
+          <w:color w:val="1C1F26"/>
+          <w:sz w:val="21"/>
+          <w:rFonts w:ascii="Palatino Linotype" w:hAnsi="Palatino Linotype" w:cs="Palatino Linotype"/>
+        </w:rPr>
+        <w:t>Tipo de tarea, «Narración»; curso, 2.º de ESO. No hay nada que activar: la ficha sale en versión sencilla.</w:t>
+      </w:r>
+    </w:p>
+    <w:p>
+      <w:pPr>
+        <w:pStyle w:val="ListBullet"/>
+        <w:spacing w:after="60"/>
+      </w:pPr>
+      <w:r>
+        <w:rPr>
+          <w:b w:val="0"/>
+          <w:i w:val="0"/>
+          <w:color w:val="1C1F26"/>
+          <w:sz w:val="21"/>
+          <w:rFonts w:ascii="Palatino Linotype" w:hAnsi="Palatino Linotype" w:cs="Palatino Linotype"/>
+        </w:rPr>
+        <w:t>En la ficha, esa dimensión se llama «Ortografía, gramática y vocabulario». Tú la sigues viendo como «Corrección normativa y propiedad léxica» en la rúbrica analítica, que es con la que corriges.</w:t>
+      </w:r>
+    </w:p>
+    <w:p>
+      <w:pPr>
+        <w:pStyle w:val="ListBullet"/>
+        <w:spacing w:after="60"/>
+      </w:pPr>
+      <w:r>
+        <w:rPr>
+          <w:b w:val="0"/>
+          <w:i w:val="0"/>
+          <w:color w:val="1C1F26"/>
+          <w:sz w:val="21"/>
+          <w:rFonts w:ascii="Palatino Linotype" w:hAnsi="Palatino Linotype" w:cs="Palatino Linotype"/>
+        </w:rPr>
+        <w:t>Repartes la ficha y la autoevaluación el día que mandas el texto.</w:t>
+      </w:r>
+    </w:p>
+    <w:p>
+      <w:pPr>
+        <w:pStyle w:val="ListBullet"/>
+        <w:spacing w:after="60"/>
+      </w:pPr>
+      <w:r>
+        <w:rPr>
+          <w:b w:val="0"/>
+          <w:i w:val="0"/>
+          <w:color w:val="1C1F26"/>
+          <w:sz w:val="21"/>
+          <w:rFonts w:ascii="Palatino Linotype" w:hAnsi="Palatino Linotype" w:cs="Palatino Linotype"/>
+        </w:rPr>
+        <w:t>Al recoger, pones al lado la autoevaluación de cada alumno y tu nota. Si en una dimensión se separan en medio grupo, esa casilla no se está entendiendo.</w:t>
+      </w:r>
+    </w:p>
+    <w:p>
+      <w:r>
+        <w:rPr>
+          <w:b/>
+          <w:i w:val="0"/>
+          <w:color w:val="1C1F26"/>
+          <w:sz w:val="21"/>
+          <w:rFonts w:ascii="Palatino Linotype" w:hAnsi="Palatino Linotype" w:cs="Palatino Linotype"/>
+        </w:rPr>
+        <w:t>Qué te llevas.</w:t>
+      </w:r>
+      <w:r>
+        <w:rPr>
+          <w:b w:val="0"/>
+          <w:i w:val="0"/>
+          <w:color w:val="1C1F26"/>
+          <w:sz w:val="21"/>
+          <w:rFonts w:ascii="Palatino Linotype" w:hAnsi="Palatino Linotype" w:cs="Palatino Linotype"/>
+        </w:rPr>
+        <w:t xml:space="preserve"> Una hoja que el alumno lee sin ti y una manera rápida de comprobar que la ha entendido.</w:t>
+      </w:r>
+    </w:p>
+    <w:p>
+      <w:pPr>
+        <w:pStyle w:val="Heading1"/>
         <w:keepNext/>
         <w:spacing w:before="400" w:after="100"/>
       </w:pPr>
@@ -6458,7 +8279,7 @@
           <w:sz w:val="30"/>
           <w:rFonts w:ascii="Palatino Linotype" w:hAnsi="Palatino Linotype" w:cs="Palatino Linotype"/>
         </w:rPr>
-        <w:t>12 · Los miedos de siempre, respondidos</w:t>
+        <w:t>13 · Las dudas de siempre</w:t>
       </w:r>
     </w:p>
     <w:tbl>
@@ -6476,10 +8297,14 @@
         </w:tblBorders>
       </w:tblPr>
       <w:tblGrid>
-        <w:gridCol w:w="4706"/>
-        <w:gridCol w:w="4706"/>
+        <w:gridCol w:w="2835"/>
+        <w:gridCol w:w="6576"/>
       </w:tblGrid>
       <w:tr>
+        <w:trPr>
+          <w:tblHeader w:val="true"/>
+          <w:cantSplit/>
+        </w:trPr>
         <w:tc>
           <w:tcPr>
             <w:tcW w:type="dxa" w:w="2835"/>
@@ -6497,7 +8322,7 @@
                 <w:sz w:val="19"/>
                 <w:rFonts w:ascii="Palatino Linotype" w:hAnsi="Palatino Linotype" w:cs="Palatino Linotype"/>
               </w:rPr>
-              <w:t>Lo que piensas</w:t>
+              <w:t>La duda</w:t>
             </w:r>
           </w:p>
         </w:tc>
@@ -6518,12 +8343,15 @@
                 <w:sz w:val="19"/>
                 <w:rFonts w:ascii="Palatino Linotype" w:hAnsi="Palatino Linotype" w:cs="Palatino Linotype"/>
               </w:rPr>
-              <w:t>Lo que pasa de verdad</w:t>
+              <w:t>La respuesta</w:t>
             </w:r>
           </w:p>
         </w:tc>
       </w:tr>
       <w:tr>
+        <w:trPr>
+          <w:cantSplit/>
+        </w:trPr>
         <w:tc>
           <w:tcPr>
             <w:tcW w:type="dxa" w:w="2835"/>
@@ -6560,12 +8388,15 @@
                 <w:sz w:val="19"/>
                 <w:rFonts w:ascii="Palatino Linotype" w:hAnsi="Palatino Linotype" w:cs="Palatino Linotype"/>
               </w:rPr>
-              <w:t>No hace falta. La aplicación está hecha explícitamente para el profesor sin experiencia previa: tres desplegables y un botón. Lo que sí vas a aprender es de rúbricas, porque cada control te explica en dos líneas por qué está ahí.</w:t>
+              <w:t>No hace falta. Está pensada para quien no ha hecho nunca una: tres desplegables y un botón. De rúbricas se aprende por el camino, porque cada control explica en dos líneas por qué está ahí.</w:t>
             </w:r>
           </w:p>
         </w:tc>
       </w:tr>
       <w:tr>
+        <w:trPr>
+          <w:cantSplit/>
+        </w:trPr>
         <w:tc>
           <w:tcPr>
             <w:tcW w:type="dxa" w:w="2835"/>
@@ -6602,12 +8433,15 @@
                 <w:sz w:val="19"/>
                 <w:rFonts w:ascii="Palatino Linotype" w:hAnsi="Palatino Linotype" w:cs="Palatino Linotype"/>
               </w:rPr>
-              <w:t>Es justo el escenario para el que está diseñada. Cada dimensión cita el criterio oficial, cada peso está impreso en la hoja que el alumno recibió antes, y ninguna penalización castiga dos veces el mismo error. Una reclamación se responde enseñando la ficha.</w:t>
+              <w:t>Para eso está hecha. Cada dimensión cita el criterio oficial, cada peso está en la hoja que el alumno recibió antes de la prueba y ninguna penalización castiga dos veces el mismo error. Una reclamación se contesta con la ficha delante.</w:t>
             </w:r>
           </w:p>
         </w:tc>
       </w:tr>
       <w:tr>
+        <w:trPr>
+          <w:cantSplit/>
+        </w:trPr>
         <w:tc>
           <w:tcPr>
             <w:tcW w:type="dxa" w:w="2835"/>
@@ -6644,12 +8478,15 @@
                 <w:sz w:val="19"/>
                 <w:rFonts w:ascii="Palatino Linotype" w:hAnsi="Palatino Linotype" w:cs="Palatino Linotype"/>
               </w:rPr>
-              <w:t>Generar cuesta un minuto. Y la pregunta del tiempo de corrección existe precisamente para que la rúbrica se ajuste a tu realidad y no al revés: si dices que tienes dos minutos por alumno, no te entrega una tabla de doce filas.</w:t>
+              <w:t>Generar cuesta un minuto. Y la pregunta del tiempo de corrección está para que la rúbrica se ajuste a ti: si dices que tienes dos minutos por alumno, no te da una tabla de doce filas.</w:t>
             </w:r>
           </w:p>
         </w:tc>
       </w:tr>
       <w:tr>
+        <w:trPr>
+          <w:cantSplit/>
+        </w:trPr>
         <w:tc>
           <w:tcPr>
             <w:tcW w:type="dxa" w:w="2835"/>
@@ -6686,12 +8523,15 @@
                 <w:sz w:val="19"/>
                 <w:rFonts w:ascii="Palatino Linotype" w:hAnsi="Palatino Linotype" w:cs="Palatino Linotype"/>
               </w:rPr>
-              <w:t>Por eso la ficha no es solo una tabla: es una hoja que dice qué se te pide, qué se valora, por qué unas cosas pesan más y cómo se llega al nivel excelente, y la tabla de los cuatro niveles va al final, en breve, para que la tengan delante mientras escriben.</w:t>
+              <w:t>Por eso la ficha no es solo la tabla. Dice qué se pide, qué se valora, por qué unas cosas pesan más y cómo se llega a Excelente, y deja la tabla al final, en breve, para tenerla en la mesa mientras escriben.</w:t>
             </w:r>
           </w:p>
         </w:tc>
       </w:tr>
       <w:tr>
+        <w:trPr>
+          <w:cantSplit/>
+        </w:trPr>
         <w:tc>
           <w:tcPr>
             <w:tcW w:type="dxa" w:w="2835"/>
@@ -6708,7 +8548,7 @@
                 <w:sz w:val="19"/>
                 <w:rFonts w:ascii="Palatino Linotype" w:hAnsi="Palatino Linotype" w:cs="Palatino Linotype"/>
               </w:rPr>
-              <w:t>«Ya llevo el curso en iDoceo, no quiero otro sitio más.»</w:t>
+              <w:t>«La rúbrica está escrita para profesores y mis alumnos no la entienden.»</w:t>
             </w:r>
           </w:p>
         </w:tc>
@@ -6728,12 +8568,60 @@
                 <w:sz w:val="19"/>
                 <w:rFonts w:ascii="Palatino Linotype" w:hAnsi="Palatino Linotype" w:cs="Palatino Linotype"/>
               </w:rPr>
-              <w:t>No es otro sitio: la rúbrica o las notas se van a tu cuaderno en un «.csv», por cualquiera de los dos importadores de iDoceo (apartado 8). Eliges tú cuál, y la aritmética es la misma por los dos caminos.</w:t>
+              <w:t>En 2.º ESO y 4.º ESO ya hay versión sencilla para buena parte de las tareas: la ficha, la autoevaluación y la coevaluación salen en palabras del curso, con el término técnico entre paréntesis (apartado 5). En los demás cursos, de momento, el alumno lee la técnica.</w:t>
             </w:r>
           </w:p>
         </w:tc>
       </w:tr>
       <w:tr>
+        <w:trPr>
+          <w:cantSplit/>
+        </w:trPr>
+        <w:tc>
+          <w:tcPr>
+            <w:tcW w:type="dxa" w:w="2835"/>
+          </w:tcPr>
+          <w:p>
+            <w:pPr>
+              <w:spacing w:before="60" w:after="60"/>
+            </w:pPr>
+            <w:r>
+              <w:rPr>
+                <w:b w:val="0"/>
+                <w:i w:val="0"/>
+                <w:color w:val="1C1F26"/>
+                <w:sz w:val="19"/>
+                <w:rFonts w:ascii="Palatino Linotype" w:hAnsi="Palatino Linotype" w:cs="Palatino Linotype"/>
+              </w:rPr>
+              <w:t>«Ya llevo el curso en iDoceo; no quiero otro sitio más.»</w:t>
+            </w:r>
+          </w:p>
+        </w:tc>
+        <w:tc>
+          <w:tcPr>
+            <w:tcW w:type="dxa" w:w="6576"/>
+          </w:tcPr>
+          <w:p>
+            <w:pPr>
+              <w:spacing w:before="60" w:after="60"/>
+            </w:pPr>
+            <w:r>
+              <w:rPr>
+                <w:b w:val="0"/>
+                <w:i w:val="0"/>
+                <w:color w:val="1C1F26"/>
+                <w:sz w:val="19"/>
+                <w:rFonts w:ascii="Palatino Linotype" w:hAnsi="Palatino Linotype" w:cs="Palatino Linotype"/>
+              </w:rPr>
+              <w:t>La rúbrica o las notas entran en tu cuaderno en un «.csv», por cualquiera de los dos importadores de iDoceo (apartado 9). Eliges tú cuál.</w:t>
+            </w:r>
+          </w:p>
+        </w:tc>
+      </w:tr>
+      <w:tr>
+        <w:trPr>
+          <w:cantSplit/>
+        </w:trPr>
         <w:tc>
           <w:tcPr>
             <w:tcW w:type="dxa" w:w="2835"/>
@@ -6770,12 +8658,15 @@
                 <w:sz w:val="19"/>
                 <w:rFonts w:ascii="Palatino Linotype" w:hAnsi="Palatino Linotype" w:cs="Palatino Linotype"/>
               </w:rPr>
-              <w:t>No pasa nada. Cambias el desplegable y generas otra vez. Nada se publica y nada se envía.</w:t>
+              <w:t>Cambias el desplegable y generas otra vez. No se publica ni se envía nada.</w:t>
             </w:r>
           </w:p>
         </w:tc>
       </w:tr>
       <w:tr>
+        <w:trPr>
+          <w:cantSplit/>
+        </w:trPr>
         <w:tc>
           <w:tcPr>
             <w:tcW w:type="dxa" w:w="2835"/>
@@ -6812,12 +8703,15 @@
                 <w:sz w:val="19"/>
                 <w:rFonts w:ascii="Palatino Linotype" w:hAnsi="Palatino Linotype" w:cs="Palatino Linotype"/>
               </w:rPr>
-              <w:t>Cada pack de contenido declara la normativa de la que sale y desde cuándo está vigente. Actualizarlo es cambiar contenido, no reprogramar la aplicación.</w:t>
+              <w:t>Cada pack declara la normativa de la que sale y desde cuándo está vigente. Actualizarlo es cambiar contenido, no reprogramar la aplicación.</w:t>
             </w:r>
           </w:p>
         </w:tc>
       </w:tr>
       <w:tr>
+        <w:trPr>
+          <w:cantSplit/>
+        </w:trPr>
         <w:tc>
           <w:tcPr>
             <w:tcW w:type="dxa" w:w="2835"/>
@@ -6854,7 +8748,7 @@
                 <w:sz w:val="19"/>
                 <w:rFonts w:ascii="Palatino Linotype" w:hAnsi="Palatino Linotype" w:cs="Palatino Linotype"/>
               </w:rPr>
-              <w:t>No salen de tu dispositivo. Las calificaciones que guardes viven en tu propio navegador y las borras cuando quieras. La app no tiene servidor al que mandarlas.</w:t>
+              <w:t>No salen de tu dispositivo. Las notas que guardes viven en tu navegador y las borras cuando quieras. La app no tiene servidor al que mandarlas.</w:t>
             </w:r>
           </w:p>
         </w:tc>
@@ -6867,6 +8761,7 @@
     </w:p>
     <w:p>
       <w:pPr>
+        <w:pStyle w:val="Heading1"/>
         <w:keepNext/>
         <w:spacing w:before="400" w:after="100"/>
       </w:pPr>
@@ -6878,7 +8773,7 @@
           <w:sz w:val="30"/>
           <w:rFonts w:ascii="Palatino Linotype" w:hAnsi="Palatino Linotype" w:cs="Palatino Linotype"/>
         </w:rPr>
-        <w:t>13 · Glosario de bolsillo</w:t>
+        <w:t>14 · Glosario de bolsillo</w:t>
       </w:r>
     </w:p>
     <w:tbl>
@@ -6896,10 +8791,14 @@
         </w:tblBorders>
       </w:tblPr>
       <w:tblGrid>
-        <w:gridCol w:w="4706"/>
-        <w:gridCol w:w="4706"/>
+        <w:gridCol w:w="2268"/>
+        <w:gridCol w:w="7143"/>
       </w:tblGrid>
       <w:tr>
+        <w:trPr>
+          <w:tblHeader w:val="true"/>
+          <w:cantSplit/>
+        </w:trPr>
         <w:tc>
           <w:tcPr>
             <w:tcW w:type="dxa" w:w="2268"/>
@@ -6944,6 +8843,9 @@
         </w:tc>
       </w:tr>
       <w:tr>
+        <w:trPr>
+          <w:cantSplit/>
+        </w:trPr>
         <w:tc>
           <w:tcPr>
             <w:tcW w:type="dxa" w:w="2268"/>
@@ -6986,6 +8888,9 @@
         </w:tc>
       </w:tr>
       <w:tr>
+        <w:trPr>
+          <w:cantSplit/>
+        </w:trPr>
         <w:tc>
           <w:tcPr>
             <w:tcW w:type="dxa" w:w="2268"/>
@@ -7028,6 +8933,9 @@
         </w:tc>
       </w:tr>
       <w:tr>
+        <w:trPr>
+          <w:cantSplit/>
+        </w:trPr>
         <w:tc>
           <w:tcPr>
             <w:tcW w:type="dxa" w:w="2268"/>
@@ -7070,6 +8978,9 @@
         </w:tc>
       </w:tr>
       <w:tr>
+        <w:trPr>
+          <w:cantSplit/>
+        </w:trPr>
         <w:tc>
           <w:tcPr>
             <w:tcW w:type="dxa" w:w="2268"/>
@@ -7106,12 +9017,15 @@
                 <w:sz w:val="19"/>
                 <w:rFonts w:ascii="Palatino Linotype" w:hAnsi="Palatino Linotype" w:cs="Palatino Linotype"/>
               </w:rPr>
-              <w:t>El texto del decreto que sostiene esa fila. Va citado literalmente debajo del nombre de la dimensión.</w:t>
+              <w:t>El texto del decreto que sostiene esa fila. Va citado literalmente bajo el nombre de la dimensión.</w:t>
             </w:r>
           </w:p>
         </w:tc>
       </w:tr>
       <w:tr>
+        <w:trPr>
+          <w:cantSplit/>
+        </w:trPr>
         <w:tc>
           <w:tcPr>
             <w:tcW w:type="dxa" w:w="2268"/>
@@ -7148,12 +9062,15 @@
                 <w:sz w:val="19"/>
                 <w:rFonts w:ascii="Palatino Linotype" w:hAnsi="Palatino Linotype" w:cs="Palatino Linotype"/>
               </w:rPr>
-              <w:t>El contenido del currículo. Aquí es vehículo —aparece dentro del descriptor— y nunca es una fila por sí mismo.</w:t>
+              <w:t>El contenido del currículo. Aquí es vehículo, es decir, aparece dentro del descriptor, y nunca es una fila por sí mismo.</w:t>
             </w:r>
           </w:p>
         </w:tc>
       </w:tr>
       <w:tr>
+        <w:trPr>
+          <w:cantSplit/>
+        </w:trPr>
         <w:tc>
           <w:tcPr>
             <w:tcW w:type="dxa" w:w="2268"/>
@@ -7196,6 +9113,9 @@
         </w:tc>
       </w:tr>
       <w:tr>
+        <w:trPr>
+          <w:cantSplit/>
+        </w:trPr>
         <w:tc>
           <w:tcPr>
             <w:tcW w:type="dxa" w:w="2268"/>
@@ -7232,12 +9152,105 @@
                 <w:sz w:val="19"/>
                 <w:rFonts w:ascii="Palatino Linotype" w:hAnsi="Palatino Linotype" w:cs="Palatino Linotype"/>
               </w:rPr>
-              <w:t>La primera pregunta del modo exprés. Decide si la rúbrica es el instrumento adecuado —y a veces decide que no— antes de generar nada.</w:t>
+              <w:t>La primera pregunta del modo exprés. Decide si la rúbrica es el instrumento adecuado, y a veces decide que no, antes de generar nada.</w:t>
             </w:r>
           </w:p>
         </w:tc>
       </w:tr>
       <w:tr>
+        <w:trPr>
+          <w:cantSplit/>
+        </w:trPr>
+        <w:tc>
+          <w:tcPr>
+            <w:tcW w:type="dxa" w:w="2268"/>
+          </w:tcPr>
+          <w:p>
+            <w:pPr>
+              <w:spacing w:before="60" w:after="60"/>
+            </w:pPr>
+            <w:r>
+              <w:rPr>
+                <w:b w:val="0"/>
+                <w:i w:val="0"/>
+                <w:color w:val="1C1F26"/>
+                <w:sz w:val="19"/>
+                <w:rFonts w:ascii="Palatino Linotype" w:hAnsi="Palatino Linotype" w:cs="Palatino Linotype"/>
+              </w:rPr>
+              <w:t>Versión sencilla</w:t>
+            </w:r>
+          </w:p>
+        </w:tc>
+        <w:tc>
+          <w:tcPr>
+            <w:tcW w:type="dxa" w:w="7143"/>
+          </w:tcPr>
+          <w:p>
+            <w:pPr>
+              <w:spacing w:before="60" w:after="60"/>
+            </w:pPr>
+            <w:r>
+              <w:rPr>
+                <w:b w:val="0"/>
+                <w:i w:val="0"/>
+                <w:color w:val="1C1F26"/>
+                <w:sz w:val="19"/>
+                <w:rFonts w:ascii="Palatino Linotype" w:hAnsi="Palatino Linotype" w:cs="Palatino Linotype"/>
+              </w:rPr>
+              <w:t>La segunda redacción de un descriptor, en palabras del curso, para lo que lee el alumno. Pide lo mismo que la técnica, que es con la que se califica.</w:t>
+            </w:r>
+          </w:p>
+        </w:tc>
+      </w:tr>
+      <w:tr>
+        <w:trPr>
+          <w:cantSplit/>
+        </w:trPr>
+        <w:tc>
+          <w:tcPr>
+            <w:tcW w:type="dxa" w:w="2268"/>
+          </w:tcPr>
+          <w:p>
+            <w:pPr>
+              <w:spacing w:before="60" w:after="60"/>
+            </w:pPr>
+            <w:r>
+              <w:rPr>
+                <w:b w:val="0"/>
+                <w:i w:val="0"/>
+                <w:color w:val="1C1F26"/>
+                <w:sz w:val="19"/>
+                <w:rFonts w:ascii="Palatino Linotype" w:hAnsi="Palatino Linotype" w:cs="Palatino Linotype"/>
+              </w:rPr>
+              <w:t>Para poder evaluarla</w:t>
+            </w:r>
+          </w:p>
+        </w:tc>
+        <w:tc>
+          <w:tcPr>
+            <w:tcW w:type="dxa" w:w="7143"/>
+          </w:tcPr>
+          <w:p>
+            <w:pPr>
+              <w:spacing w:before="60" w:after="60"/>
+            </w:pPr>
+            <w:r>
+              <w:rPr>
+                <w:b w:val="0"/>
+                <w:i w:val="0"/>
+                <w:color w:val="1C1F26"/>
+                <w:sz w:val="19"/>
+                <w:rFonts w:ascii="Palatino Linotype" w:hAnsi="Palatino Linotype" w:cs="Palatino Linotype"/>
+              </w:rPr>
+              <w:t>Lo que la tarea tiene que incluir para que una fila se pueda puntuar, como el turno de preguntas de una exposición. Solo sale en la rúbrica analítica.</w:t>
+            </w:r>
+          </w:p>
+        </w:tc>
+      </w:tr>
+      <w:tr>
+        <w:trPr>
+          <w:cantSplit/>
+        </w:trPr>
         <w:tc>
           <w:tcPr>
             <w:tcW w:type="dxa" w:w="2268"/>
@@ -7274,12 +9287,15 @@
                 <w:sz w:val="19"/>
                 <w:rFonts w:ascii="Palatino Linotype" w:hAnsi="Palatino Linotype" w:cs="Palatino Linotype"/>
               </w:rPr>
-              <w:t>El desglose de una dimensión en componentes que se cuentan («cuatro o más tipos de marcador»), en vez de estimarse. La usa la pantalla de calificar.</w:t>
+              <w:t>El desglose de una dimensión en componentes que se cuentan («4 o más tipos distintos de conector») en vez de estimarse. La usa «Calificar».</w:t>
             </w:r>
           </w:p>
         </w:tc>
       </w:tr>
       <w:tr>
+        <w:trPr>
+          <w:cantSplit/>
+        </w:trPr>
         <w:tc>
           <w:tcPr>
             <w:tcW w:type="dxa" w:w="2268"/>
@@ -7316,12 +9332,60 @@
                 <w:sz w:val="19"/>
                 <w:rFonts w:ascii="Palatino Linotype" w:hAnsi="Palatino Linotype" w:cs="Palatino Linotype"/>
               </w:rPr>
-              <w:t>Descuento sobre la nota final por algo transversal —ortografía y presentación—, siempre con tope declarado.</w:t>
+              <w:t>Descuento sobre la nota final por algo transversal, como la ortografía y la presentación, siempre con tope declarado.</w:t>
             </w:r>
           </w:p>
         </w:tc>
       </w:tr>
       <w:tr>
+        <w:trPr>
+          <w:cantSplit/>
+        </w:trPr>
+        <w:tc>
+          <w:tcPr>
+            <w:tcW w:type="dxa" w:w="2268"/>
+          </w:tcPr>
+          <w:p>
+            <w:pPr>
+              <w:spacing w:before="60" w:after="60"/>
+            </w:pPr>
+            <w:r>
+              <w:rPr>
+                <w:b w:val="0"/>
+                <w:i w:val="0"/>
+                <w:color w:val="1C1F26"/>
+                <w:sz w:val="19"/>
+                <w:rFonts w:ascii="Palatino Linotype" w:hAnsi="Palatino Linotype" w:cs="Palatino Linotype"/>
+              </w:rPr>
+              <w:t>Condición mínima</w:t>
+            </w:r>
+          </w:p>
+        </w:tc>
+        <w:tc>
+          <w:tcPr>
+            <w:tcW w:type="dxa" w:w="7143"/>
+          </w:tcPr>
+          <w:p>
+            <w:pPr>
+              <w:spacing w:before="60" w:after="60"/>
+            </w:pPr>
+            <w:r>
+              <w:rPr>
+                <w:b w:val="0"/>
+                <w:i w:val="0"/>
+                <w:color w:val="1C1F26"/>
+                <w:sz w:val="19"/>
+                <w:rFonts w:ascii="Palatino Linotype" w:hAnsi="Palatino Linotype" w:cs="Palatino Linotype"/>
+              </w:rPr>
+              <w:t>Opción de «Calificar», apagada de serie: una dimensión obligatoria en Iniciado limita la nota a 4,9.</w:t>
+            </w:r>
+          </w:p>
+        </w:tc>
+      </w:tr>
+      <w:tr>
+        <w:trPr>
+          <w:cantSplit/>
+        </w:trPr>
         <w:tc>
           <w:tcPr>
             <w:tcW w:type="dxa" w:w="2268"/>
@@ -7358,7 +9422,7 @@
                 <w:sz w:val="19"/>
                 <w:rFonts w:ascii="Palatino Linotype" w:hAnsi="Palatino Linotype" w:cs="Palatino Linotype"/>
               </w:rPr>
-              <w:t>El peso de cada dimensión. Por defecto todas pesan igual; si no pesan igual, hay que decir por qué, y ese porqué se imprime en la ficha del alumno.</w:t>
+              <w:t>El peso de cada dimensión. Por defecto todas pesan igual; si no, hay que decir por qué, y ese porqué se imprime en la ficha del alumno.</w:t>
             </w:r>
           </w:p>
         </w:tc>
@@ -7369,7 +9433,6 @@
         <w:spacing w:after="0"/>
       </w:pPr>
     </w:p>
-    <w:p/>
     <w:p>
       <w:r>
         <w:rPr>
@@ -7379,10 +9442,13 @@
           <w:sz w:val="19"/>
           <w:rFonts w:ascii="Palatino Linotype" w:hAnsi="Palatino Linotype" w:cs="Palatino Linotype"/>
         </w:rPr>
-        <w:t>Taller de Rúbricas · Lengua Castellana y Literatura · 26 de agosto de 2026</w:t>
+        <w:t>El glosario completo está en la «Guía de terminología de rúbricas (LOMLOE)», enlazada al pie de la aplicación.</w:t>
       </w:r>
     </w:p>
     <w:p>
+      <w:pPr>
+        <w:spacing w:before="200"/>
+      </w:pPr>
       <w:r>
         <w:rPr>
           <w:b w:val="0"/>
@@ -7391,17 +9457,51 @@
           <w:sz w:val="19"/>
           <w:rFonts w:ascii="Palatino Linotype" w:hAnsi="Palatino Linotype" w:cs="Palatino Linotype"/>
         </w:rPr>
-        <w:t>Del criterio oficial a la rúbrica, la ficha del alumno y la nota.  ·  https://josele-duplex.github.io/rubricas/</w:t>
+        <w:t>Taller de Rúbricas · Lengua Castellana y Literatura · 28 de septiembre de 2026 · https://josele-duplex.github.io/rubricas/</w:t>
       </w:r>
     </w:p>
     <w:sectPr>
+      <w:footerReference w:type="default" r:id="rId9"/>
       <w:pgSz w:w="11906" w:h="16838"/>
       <w:pgMar w:top="1134" w:right="1247" w:bottom="1134" w:left="1247" w:header="720" w:footer="720" w:gutter="0"/>
       <w:cols w:space="720"/>
+      <w:titlePg/>
       <w:docGrid w:linePitch="360"/>
     </w:sectPr>
   </w:body>
 </w:document>
+</file>
+
+<file path=word/footer1.xml><?xml version="1.0" encoding="utf-8"?>
+<w:ftr xmlns:m="http://schemas.openxmlformats.org/officeDocument/2006/math" xmlns:mc="http://schemas.openxmlformats.org/markup-compatibility/2006" xmlns:mo="http://schemas.microsoft.com/office/mac/office/2008/main" xmlns:mv="urn:schemas-microsoft-com:mac:vml" xmlns:o="urn:schemas-microsoft-com:office:office" xmlns:r="http://schemas.openxmlformats.org/officeDocument/2006/relationships" xmlns:v="urn:schemas-microsoft-com:vml" xmlns:w10="urn:schemas-microsoft-com:office:word" xmlns:w14="http://schemas.microsoft.com/office/word/2010/wordml" xmlns:w="http://schemas.openxmlformats.org/wordprocessingml/2006/main" xmlns:wne="http://schemas.microsoft.com/office/word/2006/wordml" xmlns:wp14="http://schemas.microsoft.com/office/word/2010/wordprocessingDrawing" xmlns:wp="http://schemas.openxmlformats.org/drawingml/2006/wordprocessingDrawing" xmlns:wpc="http://schemas.microsoft.com/office/word/2010/wordprocessingCanvas" xmlns:wpg="http://schemas.microsoft.com/office/word/2010/wordprocessingGroup" xmlns:wpi="http://schemas.microsoft.com/office/word/2010/wordprocessingInk" xmlns:wps="http://schemas.microsoft.com/office/word/2010/wordprocessingShape" mc:Ignorable="w14 wp14">
+  <w:p>
+    <w:pPr>
+      <w:pStyle w:val="Footer"/>
+      <w:tabs>
+        <w:tab w:pos="9411" w:val="right"/>
+      </w:tabs>
+    </w:pPr>
+    <w:r>
+      <w:rPr>
+        <w:b w:val="0"/>
+        <w:i w:val="0"/>
+        <w:color w:val="4A4F5A"/>
+        <w:sz w:val="17"/>
+        <w:rFonts w:ascii="Palatino Linotype" w:hAnsi="Palatino Linotype" w:cs="Palatino Linotype"/>
+      </w:rPr>
+      <w:t>Taller de Rúbricas · Guía para empezar</w:t>
+      <w:tab/>
+    </w:r>
+    <w:fldSimple w:instr="PAGE">
+      <w:r>
+        <w:rPr>
+          <w:sz w:val="17"/>
+        </w:rPr>
+        <w:t>1</w:t>
+      </w:r>
+    </w:fldSimple>
+  </w:p>
+</w:ftr>
 </file>
 
 <file path=word/numbering.xml><?xml version="1.0" encoding="utf-8"?>
@@ -7615,7 +9715,7 @@
         <w:rFonts w:asciiTheme="minorHAnsi" w:eastAsiaTheme="minorEastAsia" w:hAnsiTheme="minorHAnsi" w:cstheme="minorBidi"/>
         <w:sz w:val="22"/>
         <w:szCs w:val="22"/>
-        <w:lang w:val="en-US" w:eastAsia="en-US" w:bidi="ar-SA"/>
+        <w:lang w:val="es-ES" w:eastAsia="en-US" w:bidi="ar-SA"/>
       </w:rPr>
     </w:rPrDefault>
     <w:pPrDefault>
@@ -7806,10 +9906,6 @@
     <w:unhideWhenUsed/>
     <w:rsid w:val="00E618BF"/>
     <w:pPr>
-      <w:tabs>
-        <w:tab w:val="center" w:pos="4680"/>
-        <w:tab w:val="right" w:pos="9360"/>
-      </w:tabs>
       <w:spacing w:after="0" w:line="240" w:lineRule="auto"/>
     </w:pPr>
   </w:style>
@@ -7835,11 +9931,12 @@
       <w:outlineLvl w:val="0"/>
     </w:pPr>
     <w:rPr>
-      <w:rFonts w:asciiTheme="majorHAnsi" w:eastAsiaTheme="majorEastAsia" w:hAnsiTheme="majorHAnsi" w:cstheme="majorBidi"/>
+      <w:rFonts w:ascii="Palatino Linotype" w:hAnsi="Palatino Linotype" w:cs="Palatino Linotype"/>
       <w:b/>
       <w:bCs/>
-      <w:color w:val="365F91" w:themeColor="accent1" w:themeShade="BF"/>
-      <w:sz w:val="28"/>
+      <w:i w:val="0"/>
+      <w:color w:val="7A3B2E"/>
+      <w:sz w:val="30"/>
       <w:szCs w:val="28"/>
     </w:rPr>
   </w:style>
@@ -7859,11 +9956,12 @@
       <w:outlineLvl w:val="1"/>
     </w:pPr>
     <w:rPr>
-      <w:rFonts w:asciiTheme="majorHAnsi" w:eastAsiaTheme="majorEastAsia" w:hAnsiTheme="majorHAnsi" w:cstheme="majorBidi"/>
+      <w:rFonts w:ascii="Palatino Linotype" w:hAnsi="Palatino Linotype" w:cs="Palatino Linotype"/>
       <w:b/>
       <w:bCs/>
-      <w:color w:val="4F81BD" w:themeColor="accent1"/>
-      <w:sz w:val="26"/>
+      <w:i w:val="0"/>
+      <w:color w:val="1C1F26"/>
+      <w:sz w:val="23"/>
       <w:szCs w:val="26"/>
     </w:rPr>
   </w:style>
